--- a/MBA/Sem 4/DADS401_Advanced_Machine_Learning_Answers_v2.docx
+++ b/MBA/Sem 4/DADS401_Advanced_Machine_Learning_Answers_v2.docx
@@ -1,6 +1,6 @@
 
 <file path=word/document.xml><?xml version="1.0" encoding="utf-8"?>
-<w:document xmlns:wpc="http://schemas.microsoft.com/office/word/2010/wordprocessingCanvas" xmlns:cx="http://schemas.microsoft.com/office/drawing/2014/chartex" xmlns:cx1="http://schemas.microsoft.com/office/drawing/2015/9/8/chartex" xmlns:cx2="http://schemas.microsoft.com/office/drawing/2015/10/21/chartex" xmlns:cx3="http://schemas.microsoft.com/office/drawing/2016/5/9/chartex" xmlns:cx4="http://schemas.microsoft.com/office/drawing/2016/5/10/chartex" xmlns:cx5="http://schemas.microsoft.com/office/drawing/2016/5/11/chartex" xmlns:cx6="http://schemas.microsoft.com/office/drawing/2016/5/12/chartex" xmlns:cx7="http://schemas.microsoft.com/office/drawing/2016/5/13/chartex" xmlns:cx8="http://schemas.microsoft.com/office/drawing/2016/5/14/chartex" xmlns:mc="http://schemas.openxmlformats.org/markup-compatibility/2006" xmlns:aink="http://schemas.microsoft.com/office/drawing/2016/ink" xmlns:am3d="http://schemas.microsoft.com/office/drawing/2017/model3d" xmlns:o="urn:schemas-microsoft-com:office:office" xmlns:oel="http://schemas.microsoft.com/office/2019/extlst" xmlns:r="http://schemas.openxmlformats.org/officeDocument/2006/relationships" xmlns:m="http://schemas.openxmlformats.org/officeDocument/2006/math" xmlns:v="urn:schemas-microsoft-com:vml" xmlns:wp14="http://schemas.microsoft.com/office/word/2010/wordprocessingDrawing" xmlns:wp="http://schemas.openxmlformats.org/drawingml/2006/wordprocessingDrawing" xmlns:w10="urn:schemas-microsoft-com:office:word" xmlns:w="http://schemas.openxmlformats.org/wordprocessingml/2006/main" xmlns:w14="http://schemas.microsoft.com/office/word/2010/wordml" xmlns:w15="http://schemas.microsoft.com/office/word/2012/wordml" xmlns:w16cex="http://schemas.microsoft.com/office/word/2018/wordml/cex" xmlns:w16cid="http://schemas.microsoft.com/office/word/2016/wordml/cid" xmlns:w16="http://schemas.microsoft.com/office/word/2018/wordml" xmlns:w16du="http://schemas.microsoft.com/office/word/2023/wordml/word16du" xmlns:w16sdtdh="http://schemas.microsoft.com/office/word/2020/wordml/sdtdatahash" xmlns:w16sdtfl="http://schemas.microsoft.com/office/word/2024/wordml/sdtformatlock" xmlns:w16se="http://schemas.microsoft.com/office/word/2015/wordml/symex" xmlns:wpg="http://schemas.microsoft.com/office/word/2010/wordprocessingGroup" xmlns:wpi="http://schemas.microsoft.com/office/word/2010/wordprocessingInk" xmlns:wne="http://schemas.microsoft.com/office/word/2006/wordml" xmlns:wps="http://schemas.microsoft.com/office/word/2010/wordprocessingShape" mc:Ignorable="w14 w15 w16se w16cid w16 w16cex w16sdtdh w16sdtfl w16du wp14">
+<w:document xmlns:wpc="http://schemas.microsoft.com/office/word/2010/wordprocessingCanvas" xmlns:cx="http://schemas.microsoft.com/office/drawing/2014/chartex" xmlns:cx1="http://schemas.microsoft.com/office/drawing/2015/9/8/chartex" xmlns:mc="http://schemas.openxmlformats.org/markup-compatibility/2006" xmlns:o="urn:schemas-microsoft-com:office:office" xmlns:r="http://schemas.openxmlformats.org/officeDocument/2006/relationships" xmlns:m="http://schemas.openxmlformats.org/officeDocument/2006/math" xmlns:v="urn:schemas-microsoft-com:vml" xmlns:wp14="http://schemas.microsoft.com/office/word/2010/wordprocessingDrawing" xmlns:wp="http://schemas.openxmlformats.org/drawingml/2006/wordprocessingDrawing" xmlns:w10="urn:schemas-microsoft-com:office:word" xmlns:w="http://schemas.openxmlformats.org/wordprocessingml/2006/main" xmlns:w14="http://schemas.microsoft.com/office/word/2010/wordml" xmlns:w15="http://schemas.microsoft.com/office/word/2012/wordml" xmlns:w16se="http://schemas.microsoft.com/office/word/2015/wordml/symex" xmlns:wpg="http://schemas.microsoft.com/office/word/2010/wordprocessingGroup" xmlns:wpi="http://schemas.microsoft.com/office/word/2010/wordprocessingInk" xmlns:wne="http://schemas.microsoft.com/office/word/2006/wordml" xmlns:wps="http://schemas.microsoft.com/office/word/2010/wordprocessingShape" mc:Ignorable="w14 w15 w16se wp14">
   <w:body>
     <w:p/>
     <w:p/>
@@ -139,130 +139,13 @@
         <w:rPr>
           <w:b/>
         </w:rPr>
-        <w:t>Q1(a). Discuss the objectives of Time Series Analysis. [5 Marks]</w:t>
-      </w:r>
-    </w:p>
-    <w:p>
-      <w:r>
-        <w:t>Time Series Analysis is a statistical technique that deals with data points collected or recorded at successive time intervals. It plays a pivotal role in forecasting, pattern recognition, and decision-making across domains such as finance, healthcare, supply chain, and meteorology. The primary objectives of Time Series Analysis are as follows:</w:t>
-      </w:r>
-    </w:p>
-    <w:p>
-      <w:r>
-        <w:t xml:space="preserve">1. </w:t>
-      </w:r>
-      <w:r>
-        <w:rPr>
-          <w:b/>
-          <w:bCs/>
-        </w:rPr>
-        <w:t>Description</w:t>
-      </w:r>
-      <w:r>
-        <w:t>: The first objective is to describe the behaviour of a time series over a period. This involves understanding trends, seasonal patterns, and irregularities by summarising the data using statistical measures and graphical plots, providing a clear picture of how the variable has evolved.</w:t>
-      </w:r>
-    </w:p>
-    <w:p>
-      <w:r>
-        <w:t xml:space="preserve">2. </w:t>
-      </w:r>
-      <w:r>
-        <w:rPr>
-          <w:b/>
-          <w:bCs/>
-        </w:rPr>
-        <w:t>Explanation</w:t>
-      </w:r>
-      <w:r>
-        <w:t xml:space="preserve">: Time series analysis aims to explain the underlying factors that cause changes in the </w:t>
-      </w:r>
-      <w:proofErr w:type="gramStart"/>
-      <w:r>
-        <w:t>observed data</w:t>
-      </w:r>
-      <w:proofErr w:type="gramEnd"/>
-      <w:r>
-        <w:t>. By decomposing the series into components like trend, seasonality, cyclical, and irregular variations, analysts can identify what drives the changes and how external factors influence the variable.</w:t>
-      </w:r>
-    </w:p>
-    <w:p>
-      <w:r>
-        <w:t xml:space="preserve">3. </w:t>
-      </w:r>
-      <w:r>
-        <w:rPr>
-          <w:b/>
-          <w:bCs/>
-        </w:rPr>
-        <w:t>Forecasting</w:t>
-      </w:r>
-      <w:r>
-        <w:t>: Perhaps the most valuable objective is to predict future values based on historical patterns. Models like ARIMA, Exponential Smoothing, and Prophet leverage past data to generate reliable short-term and long-term forecasts, which are essential for business planning, inventory management, and financial modelling.</w:t>
-      </w:r>
-    </w:p>
-    <w:p>
-      <w:r>
-        <w:t xml:space="preserve">4. </w:t>
-      </w:r>
-      <w:r>
-        <w:rPr>
-          <w:b/>
-          <w:bCs/>
-        </w:rPr>
-        <w:t>Control</w:t>
-      </w:r>
-      <w:r>
-        <w:t>: Time series analysis is used to monitor and control processes. In manufacturing and quality control, control charts derived from time series data help detect deviations from expected performance, enabling timely corrective action.</w:t>
-      </w:r>
-    </w:p>
-    <w:p>
-      <w:r>
-        <w:t xml:space="preserve">5. </w:t>
-      </w:r>
-      <w:r>
-        <w:rPr>
-          <w:b/>
-          <w:bCs/>
-        </w:rPr>
-        <w:t>Intervention Analysis</w:t>
-      </w:r>
-      <w:r>
-        <w:t>: This objective involves studying the impact of specific events or policy changes on a time series. For example, analysing the effect of a government regulation on stock prices or the impact of a marketing campaign on sales figures.</w:t>
-      </w:r>
-    </w:p>
-    <w:p>
-      <w:r>
-        <w:t xml:space="preserve">6. </w:t>
-      </w:r>
-      <w:r>
-        <w:rPr>
-          <w:b/>
-          <w:bCs/>
-        </w:rPr>
-        <w:t>Decomposition</w:t>
-      </w:r>
-      <w:r>
-        <w:t>: Breaking down a time series into its constituent components—trend, seasonal, cyclical, and residual—is a key objective. This decomposition helps analysts isolate individual effects and understand their relative contribution to the overall data pattern.</w:t>
-      </w:r>
-    </w:p>
-    <w:p>
-      <w:r>
-        <w:t xml:space="preserve">7. </w:t>
-      </w:r>
-      <w:r>
-        <w:rPr>
-          <w:b/>
-          <w:bCs/>
-        </w:rPr>
-        <w:t>Hypothesis Testing</w:t>
-      </w:r>
-      <w:r>
-        <w:t>: Time series analysis enables testing hypotheses about the relationships and dependencies within the data, such as whether a trend is statistically significant or whether two time series are correlated.</w:t>
-      </w:r>
-    </w:p>
-    <w:p>
-      <w:r>
-        <w:t>In summary, time series analysis provides a structured framework for understanding temporal data, enabling organisations to make data-driven decisions, anticipate future trends, and exercise control over dynamic processes.</w:t>
+        <w:t xml:space="preserve">Q1(a). Discuss the objectives of Time Series Analysis. [5 </w:t>
+      </w:r>
+      <w:r>
+        <w:rPr>
+          <w:b/>
+        </w:rPr>
+        <w:t>Marks]</w:t>
       </w:r>
     </w:p>
     <w:p>
@@ -271,435 +154,31 @@
         <w:jc w:val="left"/>
       </w:pPr>
       <w:r>
-        <w:rPr>
-          <w:b/>
-        </w:rPr>
-        <w:t>Q1(b). Explain Autoregressive Model. [5 Marks]</w:t>
-      </w:r>
-    </w:p>
-    <w:p>
-      <w:r>
-        <w:t xml:space="preserve">An Autoregressive (AR) model is a type of time series model that predicts future values based on a linear combination of past values of the same variable. The fundamental idea is that the current value of a variable can be explained by its own previous (lagged) values plus </w:t>
-      </w:r>
-      <w:r>
-        <w:lastRenderedPageBreak/>
-        <w:t>a stochastic error term. It is one of the foundational models in time series econometrics and forecasting.</w:t>
-      </w:r>
-    </w:p>
-    <w:p>
-      <w:pPr>
-        <w:rPr>
-          <w:b/>
-          <w:bCs/>
-        </w:rPr>
-      </w:pPr>
-      <w:r>
-        <w:rPr>
-          <w:b/>
-          <w:bCs/>
-        </w:rPr>
-        <w:t>Mathematical Representation:</w:t>
-      </w:r>
-    </w:p>
-    <w:p>
-      <w:r>
-        <w:t>An AR model of order *p*, denoted as AR(p), is expressed as:</w:t>
-      </w:r>
-    </w:p>
-    <w:p>
-      <w:r>
-        <w:t>$$Y_t = c + \phi_1 Y_{t-1} + \phi_2 Y_{t-2} + \dots + \phi_p Y_{t-p} + \varepsilon_t$$</w:t>
-      </w:r>
-    </w:p>
-    <w:p>
-      <w:r>
-        <w:rPr>
-          <w:b/>
-          <w:bCs/>
-        </w:rPr>
-        <w:t>Where</w:t>
-      </w:r>
-      <w:r>
-        <w:t>:</w:t>
-      </w:r>
-    </w:p>
-    <w:p>
-      <w:r>
-        <w:t>- $Y_t$ is the current value of the time series</w:t>
-      </w:r>
-    </w:p>
-    <w:p>
-      <w:r>
-        <w:t>- $c$ is a constant (intercept)</w:t>
-      </w:r>
-    </w:p>
-    <w:p>
-      <w:r>
-        <w:t>- $\phi_1, \phi_2, \dots, \phi_p$ are the autoregressive coefficients</w:t>
-      </w:r>
-    </w:p>
-    <w:p>
-      <w:r>
-        <w:t>- $Y_{t-1}, Y_{t-2}, \dots, Y_{t-p}$ are the lagged values of the series</w:t>
-      </w:r>
-    </w:p>
-    <w:p>
-      <w:r>
-        <w:t>- $\varepsilon_t$ is white noise (error term with zero mean and constant variance)</w:t>
-      </w:r>
-    </w:p>
-    <w:p>
-      <w:r>
-        <w:t>- *p* is the order of the model, indicating how many past values are used</w:t>
-      </w:r>
-    </w:p>
-    <w:p>
-      <w:pPr>
-        <w:rPr>
-          <w:b/>
-          <w:bCs/>
-        </w:rPr>
-      </w:pPr>
-      <w:r>
-        <w:rPr>
-          <w:b/>
-          <w:bCs/>
-        </w:rPr>
-        <w:t>Key Characteristics:</w:t>
-      </w:r>
-    </w:p>
-    <w:p>
-      <w:r>
-        <w:t xml:space="preserve">1. </w:t>
-      </w:r>
-      <w:r>
-        <w:rPr>
-          <w:b/>
-          <w:bCs/>
-        </w:rPr>
-        <w:t>Stationarity Requirement</w:t>
-      </w:r>
-      <w:r>
-        <w:t>: For an AR model to produce reliable results, the time series should be stationary, meaning its statistical properties (mean, variance) do not change over time. Non-stationary data must be differenced before applying the AR model.</w:t>
-      </w:r>
-    </w:p>
-    <w:p>
-      <w:r>
-        <w:t xml:space="preserve">2. </w:t>
-      </w:r>
-      <w:r>
-        <w:rPr>
-          <w:b/>
-          <w:bCs/>
-        </w:rPr>
-        <w:t>Order Selection</w:t>
-      </w:r>
-      <w:r>
-        <w:t>: The order *p* is determined using tools like the Partial Autocorrelation Function (PACF). The PACF plot shows the correlation of a variable with its lagged copies while controlling for intermediate lags, helping identify the optimal number of lags.</w:t>
-      </w:r>
-    </w:p>
-    <w:p>
-      <w:r>
-        <w:t xml:space="preserve">3. </w:t>
-      </w:r>
-      <w:proofErr w:type="gramStart"/>
-      <w:r>
-        <w:rPr>
-          <w:b/>
-          <w:bCs/>
-        </w:rPr>
-        <w:t>AR(</w:t>
-      </w:r>
-      <w:proofErr w:type="gramEnd"/>
-      <w:r>
-        <w:rPr>
-          <w:b/>
-          <w:bCs/>
-        </w:rPr>
-        <w:t>1) – First Order</w:t>
-      </w:r>
-      <w:r>
-        <w:t>: The simplest case where the current value depends only on the immediately preceding value. This is often used to model economic indicators and stock returns.</w:t>
-      </w:r>
-    </w:p>
-    <w:p>
-      <w:r>
-        <w:t>4</w:t>
-      </w:r>
-      <w:r>
-        <w:rPr>
-          <w:b/>
-          <w:bCs/>
-        </w:rPr>
-        <w:t xml:space="preserve">. </w:t>
-      </w:r>
-      <w:proofErr w:type="gramStart"/>
-      <w:r>
-        <w:rPr>
-          <w:b/>
-          <w:bCs/>
-        </w:rPr>
-        <w:t>AR(</w:t>
-      </w:r>
-      <w:proofErr w:type="gramEnd"/>
-      <w:r>
-        <w:rPr>
-          <w:b/>
-          <w:bCs/>
-        </w:rPr>
-        <w:t>2) – Second Order</w:t>
-      </w:r>
-      <w:r>
-        <w:t>: The current value depends on the two most recent past values, capturing more complex temporal dependencies.</w:t>
-      </w:r>
-    </w:p>
-    <w:p>
-      <w:r>
-        <w:t>Applications:</w:t>
-      </w:r>
-    </w:p>
-    <w:p>
-      <w:r>
-        <w:t>- Financial market forecasting (stock prices, exchange rates)</w:t>
-      </w:r>
-    </w:p>
-    <w:p>
-      <w:r>
-        <w:t>- Economic indicator prediction (GDP, inflation)</w:t>
-      </w:r>
-    </w:p>
-    <w:p>
-      <w:r>
-        <w:t>- Weather and climate modelling</w:t>
-      </w:r>
-    </w:p>
-    <w:p>
-      <w:r>
-        <w:t>- Signal processing</w:t>
-      </w:r>
-    </w:p>
-    <w:p>
-      <w:r>
-        <w:t>The AR model forms the backbone of more advanced models like ARMA (Autoregressive Moving Average) and ARIMA (Autoregressive Integrated Moving Average), making it indispensable in time series analysis.</w:t>
+        <w:t>Time Series Analysis is a way to look at data that is collected over time. It helps us understand what is happening. Make good guesses about what will happen in the future. Time Series Analysis is very important in areas like money, health getting things from on</w:t>
+      </w:r>
+      <w:r>
+        <w:t>e place to another and weather.</w:t>
       </w:r>
     </w:p>
     <w:p>
       <w:pPr>
         <w:spacing w:before="360" w:after="160"/>
         <w:jc w:val="left"/>
-      </w:pPr>
-      <w:r>
-        <w:rPr>
-          <w:b/>
-        </w:rPr>
-        <w:t>Q2(a). Interpret the ETS Model. [5 Marks]</w:t>
-      </w:r>
-    </w:p>
-    <w:p>
-      <w:r>
-        <w:lastRenderedPageBreak/>
-        <w:t>The ETS (Error, Trend, Seasonality) model, also known as the Exponential Smoothing State Space Model, is a widely used framework for time series forecasting. It systematically captures three fundamental components of a time series—error, trend, and seasonality—and provides a unified statistical framework for exponential smoothing methods.</w:t>
-      </w:r>
-    </w:p>
-    <w:p>
-      <w:pPr>
-        <w:rPr>
-          <w:b/>
-          <w:bCs/>
-        </w:rPr>
-      </w:pPr>
-      <w:r>
-        <w:rPr>
-          <w:b/>
-          <w:bCs/>
-        </w:rPr>
-        <w:t>Components of the ETS Model:</w:t>
-      </w:r>
-    </w:p>
-    <w:p>
-      <w:r>
-        <w:t xml:space="preserve">1. </w:t>
-      </w:r>
-      <w:r>
-        <w:rPr>
-          <w:b/>
-          <w:bCs/>
-        </w:rPr>
-        <w:t>Error (E):</w:t>
-      </w:r>
-      <w:r>
-        <w:t xml:space="preserve"> The error component represents the residual variation that cannot be explained by trend or seasonality. It can be:</w:t>
-      </w:r>
-    </w:p>
-    <w:p>
-      <w:r>
-        <w:t>- Additive (A): Error magnitude remains constant regardless of the level of the series.</w:t>
-      </w:r>
-    </w:p>
-    <w:p>
-      <w:r>
-        <w:t>- Multiplicative (M): Error magnitude scales proportionally with the level of the series.</w:t>
-      </w:r>
-    </w:p>
-    <w:p>
-      <w:r>
-        <w:t xml:space="preserve">2. </w:t>
-      </w:r>
-      <w:r>
-        <w:rPr>
-          <w:b/>
-          <w:bCs/>
-        </w:rPr>
-        <w:t>Trend (T):</w:t>
-      </w:r>
-      <w:r>
-        <w:t xml:space="preserve"> The trend component captures the long-term direction of the data. It can be:</w:t>
-      </w:r>
-    </w:p>
-    <w:p>
-      <w:r>
-        <w:t>- None (N): No trend present.</w:t>
-      </w:r>
-    </w:p>
-    <w:p>
-      <w:r>
-        <w:t>- Additive (A): Linear trend where the series increases or decreases by a constant amount.</w:t>
-      </w:r>
-    </w:p>
-    <w:p>
-      <w:r>
-        <w:t>- Additive Damped (Ad): A trend that gradually flattens over time, avoiding unrealistic long-term projections.</w:t>
-      </w:r>
-    </w:p>
-    <w:p>
-      <w:r>
-        <w:t>- Multiplicative (M): Trend that grows or declines proportionally.</w:t>
-      </w:r>
-    </w:p>
-    <w:p>
-      <w:r>
-        <w:t xml:space="preserve">3. </w:t>
-      </w:r>
-      <w:r>
-        <w:rPr>
-          <w:b/>
-          <w:bCs/>
-        </w:rPr>
-        <w:t>Seasonality (S):</w:t>
-      </w:r>
-      <w:r>
-        <w:t xml:space="preserve"> The seasonal component captures repeating patterns at fixed intervals. It can be:</w:t>
-      </w:r>
-    </w:p>
-    <w:p>
-      <w:r>
-        <w:t>- None (N): No seasonal pattern.</w:t>
-      </w:r>
-    </w:p>
-    <w:p>
-      <w:r>
-        <w:t>- Additive (A): Seasonal fluctuations are constant in magnitude.</w:t>
-      </w:r>
-    </w:p>
-    <w:p>
-      <w:r>
-        <w:t>- Multiplicative (M): Seasonal fluctuations scale with the level of the series.</w:t>
-      </w:r>
-    </w:p>
-    <w:p>
-      <w:r>
-        <w:t>Notation:</w:t>
-      </w:r>
-    </w:p>
-    <w:p>
-      <w:r>
-        <w:t>ETS models are denoted as ETS(E, T, S). For example:</w:t>
-      </w:r>
-    </w:p>
-    <w:p>
-      <w:r>
-        <w:t>- ETS(A, A, A): Additive error, additive trend, and additive seasonality (equivalent to Holt-Winters additive method).</w:t>
-      </w:r>
-    </w:p>
-    <w:p>
-      <w:r>
-        <w:t>- ETS(M, A, M): Multiplicative error, additive trend, and multiplicative seasonality.</w:t>
-      </w:r>
-    </w:p>
-    <w:p>
-      <w:r>
-        <w:t>- ETS(A, N, N): Simple exponential smoothing with additive errors and no trend or seasonality.</w:t>
-      </w:r>
-    </w:p>
-    <w:p>
-      <w:pPr>
-        <w:rPr>
-          <w:b/>
-          <w:bCs/>
-        </w:rPr>
-      </w:pPr>
-      <w:r>
-        <w:rPr>
-          <w:b/>
-          <w:bCs/>
-        </w:rPr>
-        <w:t>Working Principle:</w:t>
-      </w:r>
-    </w:p>
-    <w:p>
-      <w:r>
-        <w:t>The ETS framework uses a state space representation with two equations:</w:t>
-      </w:r>
-    </w:p>
-    <w:p>
-      <w:r>
-        <w:t>- Measurement equation: Links the observed value to the unobserved states (level, trend, seasonality).</w:t>
-      </w:r>
-    </w:p>
-    <w:p>
-      <w:r>
-        <w:t>- Transition equations: Describe how the states evolve over time.</w:t>
-      </w:r>
-    </w:p>
-    <w:p>
-      <w:pPr>
-        <w:rPr>
-          <w:b/>
-          <w:bCs/>
-        </w:rPr>
-      </w:pPr>
-      <w:r>
-        <w:rPr>
-          <w:b/>
-          <w:bCs/>
-        </w:rPr>
-        <w:t>Advantages:</w:t>
-      </w:r>
-    </w:p>
-    <w:p>
-      <w:r>
-        <w:t>- Provides a comprehensive taxonomy of 30 possible model combinations.</w:t>
-      </w:r>
-    </w:p>
-    <w:p>
-      <w:r>
-        <w:lastRenderedPageBreak/>
-        <w:t>- Supports automatic model selection using information criteria (AIC, BIC).</w:t>
-      </w:r>
-    </w:p>
-    <w:p>
-      <w:r>
-        <w:t>- Generates both point forecasts and prediction intervals.</w:t>
-      </w:r>
-    </w:p>
-    <w:p>
-      <w:r>
-        <w:t>- Handles a wide variety of time series patterns efficiently.</w:t>
-      </w:r>
-    </w:p>
-    <w:p>
-      <w:r>
-        <w:t>The ETS model is particularly effective for short-to-medium-term forecasting in retail demand, inventory planning, and financial analysis.</w:t>
+        <w:rPr>
+          <w:b/>
+        </w:rPr>
+      </w:pPr>
+      <w:r>
+        <w:rPr>
+          <w:b/>
+        </w:rPr>
+        <w:t xml:space="preserve">The main goals of Time </w:t>
+      </w:r>
+      <w:r>
+        <w:rPr>
+          <w:b/>
+        </w:rPr>
+        <w:t>Series Analysis are as follows:</w:t>
       </w:r>
     </w:p>
     <w:p>
@@ -708,226 +187,19 @@
         <w:jc w:val="left"/>
       </w:pPr>
       <w:r>
-        <w:rPr>
-          <w:b/>
-        </w:rPr>
-        <w:t>Q2(b). Define the ARCH Model. Explain its usage. [5 Marks]</w:t>
-      </w:r>
-    </w:p>
-    <w:p>
-      <w:pPr>
-        <w:rPr>
-          <w:b/>
-          <w:bCs/>
-        </w:rPr>
-      </w:pPr>
-      <w:r>
-        <w:rPr>
-          <w:b/>
-          <w:bCs/>
-        </w:rPr>
-        <w:t>Definition:</w:t>
-      </w:r>
-    </w:p>
-    <w:p>
-      <w:r>
-        <w:t>The ARCH (Autoregressive Conditional Heteroscedasticity) model, introduced by Robert Engle in 1982, is a statistical model designed to capture and model the time-varying volatility (variance) observed in financial time series data. Unlike traditional time series models that assume constant variance (homoscedasticity), the ARCH model recognises that the variance of the error term may change over time, depending on the magnitudes of past error terms.</w:t>
-      </w:r>
-    </w:p>
-    <w:p>
-      <w:pPr>
-        <w:rPr>
-          <w:b/>
-          <w:bCs/>
-        </w:rPr>
-      </w:pPr>
-      <w:r>
-        <w:rPr>
-          <w:b/>
-          <w:bCs/>
-        </w:rPr>
-        <w:t>Mathematical Formulation:</w:t>
-      </w:r>
-    </w:p>
-    <w:p>
-      <w:r>
-        <w:t>An ARCH(q) model is defined as:</w:t>
-      </w:r>
-    </w:p>
-    <w:p>
-      <w:r>
-        <w:t>$$Y_t = \mu + \varepsilon_t$$</w:t>
-      </w:r>
-    </w:p>
-    <w:p>
-      <w:r>
-        <w:t>$$\varepsilon_t = \sigma_t \cdot z_t, \quad z_t \sim N(0,1)$$</w:t>
-      </w:r>
-    </w:p>
-    <w:p>
-      <w:r>
-        <w:t>$$\sigma_t^2 = \alpha_0 + \alpha_1 \varepsilon_{t-1}^2 + \alpha_2 \varepsilon_{t-2}^2 + \dots + \alpha_q \varepsilon_{t-q}^2$$</w:t>
-      </w:r>
-    </w:p>
-    <w:p>
-      <w:pPr>
-        <w:rPr>
-          <w:b/>
-          <w:bCs/>
-        </w:rPr>
-      </w:pPr>
-      <w:r>
-        <w:rPr>
-          <w:b/>
-          <w:bCs/>
-        </w:rPr>
-        <w:t>Where:</w:t>
-      </w:r>
-    </w:p>
-    <w:p>
-      <w:r>
-        <w:t>- $\sigma_t^2$ is the conditional variance at time *t*</w:t>
-      </w:r>
-    </w:p>
-    <w:p>
-      <w:r>
-        <w:t>- $\alpha_0 &gt; 0$ is a constant</w:t>
-      </w:r>
-    </w:p>
-    <w:p>
-      <w:r>
-        <w:t>- $\alpha_1, \alpha_2, \dots, \alpha_q \geq 0$ are parameters capturing the effect of past squared errors</w:t>
-      </w:r>
-    </w:p>
-    <w:p>
-      <w:r>
-        <w:t>- $q$ is the order of the ARCH model</w:t>
-      </w:r>
-    </w:p>
-    <w:p>
-      <w:pPr>
-        <w:rPr>
-          <w:b/>
-          <w:bCs/>
-        </w:rPr>
-      </w:pPr>
-      <w:r>
-        <w:rPr>
-          <w:b/>
-          <w:bCs/>
-        </w:rPr>
-        <w:t>Key Features:</w:t>
-      </w:r>
-    </w:p>
-    <w:p>
-      <w:r>
-        <w:t>- Models volatility clustering, a phenomenon where large changes in a variable tend to be followed by large changes, and small changes by small changes.</w:t>
-      </w:r>
-    </w:p>
-    <w:p>
-      <w:r>
-        <w:t>- The conditional variance depends on past squared residuals, making it dynamic.</w:t>
-      </w:r>
-    </w:p>
-    <w:p>
-      <w:r>
-        <w:t>- It assumes that the unconditional (long-run) variance is constant even though the conditional variance varies.</w:t>
-      </w:r>
-    </w:p>
-    <w:p>
-      <w:pPr>
-        <w:rPr>
-          <w:b/>
-          <w:bCs/>
-        </w:rPr>
-      </w:pPr>
-      <w:r>
-        <w:rPr>
-          <w:b/>
-          <w:bCs/>
-        </w:rPr>
-        <w:t>Usage and Applications:</w:t>
-      </w:r>
-    </w:p>
-    <w:p>
-      <w:r>
         <w:t xml:space="preserve">1. </w:t>
       </w:r>
       <w:r>
         <w:rPr>
           <w:b/>
-          <w:bCs/>
-        </w:rPr>
-        <w:t>Financial Risk Management</w:t>
-      </w:r>
-      <w:r>
-        <w:t>: ARCH models are extensively used to estimate Value at Risk (VaR) and Expected Shortfall, which are critical metrics for quantifying financial risk.</w:t>
-      </w:r>
-    </w:p>
-    <w:p>
-      <w:r>
-        <w:lastRenderedPageBreak/>
-        <w:t>2</w:t>
-      </w:r>
-      <w:r>
-        <w:rPr>
-          <w:b/>
-          <w:bCs/>
-        </w:rPr>
-        <w:t>. Option Pricing</w:t>
-      </w:r>
-      <w:r>
-        <w:t>: Volatility modelling through ARCH improves the pricing accuracy of options and derivatives, where volatility is a key input.</w:t>
-      </w:r>
-    </w:p>
-    <w:p>
-      <w:r>
-        <w:t xml:space="preserve">3. </w:t>
-      </w:r>
-      <w:r>
-        <w:rPr>
-          <w:b/>
-          <w:bCs/>
-        </w:rPr>
-        <w:t>Portfolio Optimisation</w:t>
-      </w:r>
-      <w:r>
-        <w:t>: By modelling time-varying volatility, ARCH helps in dynamic portfolio allocation, adjusting weights based on changing risk profiles.</w:t>
-      </w:r>
-    </w:p>
-    <w:p>
-      <w:r>
-        <w:t xml:space="preserve">4. </w:t>
-      </w:r>
-      <w:r>
-        <w:rPr>
-          <w:b/>
-          <w:bCs/>
-        </w:rPr>
-        <w:t>Stock Market Analysis</w:t>
-      </w:r>
-      <w:r>
-        <w:t>: ARCH captures the volatility patterns observed in stock returns, bond yields, and exchange rates, providing more realistic models than those assuming constant variance.</w:t>
-      </w:r>
-    </w:p>
-    <w:p>
-      <w:r>
-        <w:t xml:space="preserve">5. </w:t>
-      </w:r>
-      <w:r>
-        <w:rPr>
-          <w:b/>
-          <w:bCs/>
-        </w:rPr>
-        <w:t>Forecasting Volatility</w:t>
-      </w:r>
-      <w:r>
-        <w:t>: It enables forecasting of future volatility, which is essential for trading strategies, hedging decisions, and monetary policy analysis.</w:t>
-      </w:r>
-    </w:p>
-    <w:p>
-      <w:r>
-        <w:t>The ARCH model paved the way for its generalised version, GARCH (Generalised ARCH), which is more parsimonious and widely adopted in practice.</w:t>
+        </w:rPr>
+        <w:t>Description</w:t>
+      </w:r>
+      <w:r>
+        <w:t xml:space="preserve">: The first goal is to say what is happening with the data over time. This means looking at trends what happens at the time every year and things that do not happen regularly. We use numbers and pictures </w:t>
+      </w:r>
+      <w:r>
+        <w:t>to understand what is going on.</w:t>
       </w:r>
     </w:p>
     <w:p>
@@ -936,152 +208,19 @@
         <w:jc w:val="left"/>
       </w:pPr>
       <w:r>
-        <w:rPr>
-          <w:b/>
-        </w:rPr>
-        <w:t>Q3(a). Describe a few risks associated with Artificial Intelligence. [5 Marks]</w:t>
-      </w:r>
-    </w:p>
-    <w:p>
-      <w:r>
-        <w:t>Artificial Intelligence (AI), despite its transformative potential, carries several risks that organisations and society must carefully consider:</w:t>
-      </w:r>
-    </w:p>
-    <w:p>
-      <w:pPr>
-        <w:rPr>
-          <w:b/>
-          <w:bCs/>
-        </w:rPr>
-      </w:pPr>
-      <w:r>
-        <w:rPr>
-          <w:b/>
-          <w:bCs/>
-        </w:rPr>
-        <w:t>1. Bias and Discrimination:</w:t>
-      </w:r>
-    </w:p>
-    <w:p>
-      <w:r>
-        <w:t>AI systems learn from historical data, and if that data contains biases—racial, gender, socioeconomic—the models will perpetuate and even amplify these biases. For example, AI-based hiring tools have been found to discriminate against certain demographics because the training data reflected historical hiring patterns that favoured specific groups. This raises serious ethical and legal concerns, particularly in sensitive areas like criminal justice, lending, and healthcare.</w:t>
-      </w:r>
-    </w:p>
-    <w:p>
-      <w:pPr>
-        <w:rPr>
-          <w:b/>
-          <w:bCs/>
-        </w:rPr>
-      </w:pPr>
-      <w:r>
-        <w:rPr>
-          <w:b/>
-          <w:bCs/>
-        </w:rPr>
-        <w:t>2. Lack of Transparency and Explainability:</w:t>
-      </w:r>
-    </w:p>
-    <w:p>
-      <w:r>
-        <w:t>Many advanced AI models, especially deep learning neural networks, operate as "black boxes." Their decision-making processes are opaque, making it difficult for stakeholders to understand why a particular prediction or decision was made. This lack of explainability undermines trust and complicates regulatory compliance, especially in industries like finance and healthcare where accountability is paramount.</w:t>
-      </w:r>
-    </w:p>
-    <w:p>
-      <w:pPr>
-        <w:rPr>
-          <w:b/>
-          <w:bCs/>
-        </w:rPr>
-      </w:pPr>
-      <w:r>
-        <w:rPr>
-          <w:b/>
-          <w:bCs/>
-        </w:rPr>
-        <w:t>3. Job Displacement and Economic Disruption:</w:t>
-      </w:r>
-    </w:p>
-    <w:p>
-      <w:r>
-        <w:t>AI-driven automation poses a significant risk to employment. Routine and repetitive tasks across manufacturing, retail, customer service, and data entry are increasingly being automated, leading to workforce displacement. While AI creates new roles, the transition period can cause significant economic hardship for displaced workers who lack the skills for emerging positions.</w:t>
-      </w:r>
-    </w:p>
-    <w:p>
-      <w:pPr>
-        <w:rPr>
-          <w:b/>
-          <w:bCs/>
-        </w:rPr>
-      </w:pPr>
-      <w:r>
-        <w:rPr>
-          <w:b/>
-          <w:bCs/>
-        </w:rPr>
-        <w:t>4. Security and Privacy Threats:</w:t>
-      </w:r>
-    </w:p>
-    <w:p>
-      <w:r>
-        <w:t>AI systems can be exploited for malicious purposes, including deepfake generation, automated cyberattacks, and mass surveillance. Adversarial attacks—where small, imperceptible modifications to input data cause AI models to make incorrect predictions—</w:t>
-      </w:r>
-      <w:r>
-        <w:lastRenderedPageBreak/>
-        <w:t>represent a growing security concern. Additionally, AI's reliance on large datasets raises significant privacy issues, particularly regarding personal data collection and usage.</w:t>
-      </w:r>
-    </w:p>
-    <w:p>
-      <w:pPr>
-        <w:rPr>
-          <w:b/>
-          <w:bCs/>
-        </w:rPr>
-      </w:pPr>
-      <w:r>
-        <w:rPr>
-          <w:b/>
-          <w:bCs/>
-        </w:rPr>
-        <w:t>5. Autonomous Decision-Making Risks:</w:t>
-      </w:r>
-    </w:p>
-    <w:p>
-      <w:r>
-        <w:t>As AI systems gain more autonomy—such as self-driving vehicles or autonomous weapons—the risk of catastrophic errors without human oversight increases. Errors in autonomous systems can have life-or-death consequences, and the question of accountability (who is responsible when an AI causes harm) remains legally and ethically unresolved.</w:t>
-      </w:r>
-    </w:p>
-    <w:p>
-      <w:pPr>
-        <w:rPr>
-          <w:b/>
-          <w:bCs/>
-        </w:rPr>
-      </w:pPr>
-      <w:r>
-        <w:rPr>
-          <w:b/>
-          <w:bCs/>
-        </w:rPr>
-        <w:t>6. Concentration of Power:</w:t>
-      </w:r>
-    </w:p>
-    <w:p>
-      <w:r>
-        <w:t xml:space="preserve">AI development is dominated by a few large </w:t>
-      </w:r>
-      <w:proofErr w:type="gramStart"/>
-      <w:r>
-        <w:t>technology</w:t>
-      </w:r>
-      <w:proofErr w:type="gramEnd"/>
-      <w:r>
-        <w:t xml:space="preserve"> corporations and nations, leading to concentration of economic and political power. This imbalance can exacerbate inequality between organisations and nations that can leverage AI and those that cannot.</w:t>
-      </w:r>
-    </w:p>
-    <w:p>
-      <w:r>
-        <w:t>These risks underscore the necessity for robust governance frameworks, ethical AI guidelines, and continuous monitoring to ensure AI is developed and deployed responsibly.</w:t>
+        <w:t xml:space="preserve">2. </w:t>
+      </w:r>
+      <w:r>
+        <w:rPr>
+          <w:b/>
+        </w:rPr>
+        <w:t>Explanation</w:t>
+      </w:r>
+      <w:r>
+        <w:t>: Time Series Analysis helps us understand why things are changing. We break down the data into parts like what's happening over time what happens at the same time every year things that happen in cycles and things that are not regular. This helps us s</w:t>
+      </w:r>
+      <w:r>
+        <w:t>ee what is causing the changes.</w:t>
       </w:r>
     </w:p>
     <w:p>
@@ -1090,169 +229,2204 @@
         <w:jc w:val="left"/>
       </w:pPr>
       <w:r>
-        <w:rPr>
-          <w:b/>
-        </w:rPr>
-        <w:t>Q3(b). Appraise some challenges or limitations we face with Deep Learning. [5 Marks]</w:t>
-      </w:r>
-    </w:p>
-    <w:p>
-      <w:r>
-        <w:t>Deep Learning, a subset of machine learning based on artificial neural networks with multiple layers, has achieved remarkable successes, but several significant challenges and limitations persist:</w:t>
-      </w:r>
-    </w:p>
-    <w:p>
-      <w:pPr>
-        <w:rPr>
-          <w:b/>
+        <w:t xml:space="preserve">3. </w:t>
+      </w:r>
+      <w:r>
+        <w:rPr>
+          <w:b/>
+        </w:rPr>
+        <w:t>Forecasting</w:t>
+      </w:r>
+      <w:r>
+        <w:t xml:space="preserve">: This is an important goal. We use data to guess what will happen in the future. We use models like ARIMA, Exponential Smoothing and Prophet to make guesses about what will happen soon and what will happen later. This is very important for planning </w:t>
+      </w:r>
+      <w:r>
+        <w:t>and making sure we have things.</w:t>
+      </w:r>
+    </w:p>
+    <w:p>
+      <w:pPr>
+        <w:spacing w:before="360" w:after="160"/>
+        <w:jc w:val="left"/>
+      </w:pPr>
+      <w:r>
+        <w:t xml:space="preserve">4. </w:t>
+      </w:r>
+      <w:r>
+        <w:rPr>
+          <w:b/>
+        </w:rPr>
+        <w:t>Control</w:t>
+      </w:r>
+      <w:r>
+        <w:t>: Time Series Analysis helps us watch and control things. In making things and checking quality we use pictures to see if things are not going as planned. This means w</w:t>
+      </w:r>
+      <w:r>
+        <w:t>e can fix problems quickly.</w:t>
+      </w:r>
+    </w:p>
+    <w:p>
+      <w:pPr>
+        <w:spacing w:before="360" w:after="160"/>
+        <w:jc w:val="left"/>
+      </w:pPr>
+      <w:r>
+        <w:t>5</w:t>
+      </w:r>
+      <w:r>
+        <w:rPr>
+          <w:b/>
+        </w:rPr>
+        <w:t>. Intervention Analysis</w:t>
+      </w:r>
+      <w:r>
+        <w:t xml:space="preserve">: This goal is about seeing how certain events or changes affect the data. For example we can see how a new government rule affects stock prices or how </w:t>
+      </w:r>
+      <w:r>
+        <w:t>a marketing plan affects sales.</w:t>
+      </w:r>
+    </w:p>
+    <w:p>
+      <w:pPr>
+        <w:spacing w:before="360" w:after="160"/>
+        <w:jc w:val="left"/>
+      </w:pPr>
+      <w:r>
+        <w:t xml:space="preserve">6. </w:t>
+      </w:r>
+      <w:r>
+        <w:rPr>
+          <w:b/>
+        </w:rPr>
+        <w:t>Decomposition</w:t>
+      </w:r>
+      <w:r>
+        <w:t>: We break down the data into parts like what's happening over time what happens at the same time every year things that happen in cycles and things that are left over. This hel</w:t>
+      </w:r>
+      <w:r>
+        <w:t>ps us see what is causing what.</w:t>
+      </w:r>
+    </w:p>
+    <w:p>
+      <w:pPr>
+        <w:spacing w:before="360" w:after="160"/>
+        <w:jc w:val="left"/>
+      </w:pPr>
+      <w:r>
+        <w:t xml:space="preserve">7. </w:t>
+      </w:r>
+      <w:r>
+        <w:rPr>
+          <w:b/>
+        </w:rPr>
+        <w:t>Hypothesis</w:t>
+      </w:r>
+      <w:r>
+        <w:t xml:space="preserve"> </w:t>
+      </w:r>
+      <w:r>
+        <w:rPr>
+          <w:b/>
+        </w:rPr>
+        <w:t>Testing</w:t>
+      </w:r>
+      <w:r>
+        <w:t>: Time Series Analysis helps us test ideas about the data. We can see if a trend is real or if two things are connected.</w:t>
+      </w:r>
+    </w:p>
+    <w:p>
+      <w:pPr>
+        <w:spacing w:before="360" w:after="160"/>
+        <w:jc w:val="left"/>
+      </w:pPr>
+    </w:p>
+    <w:p>
+      <w:pPr>
+        <w:spacing w:before="360" w:after="160"/>
+        <w:jc w:val="left"/>
+      </w:pPr>
+      <w:r>
+        <w:lastRenderedPageBreak/>
+        <w:t xml:space="preserve">In short Time Series Analysis helps us understand data that changes over time. This helps </w:t>
+      </w:r>
+      <w:r>
+        <w:t>organizations</w:t>
+      </w:r>
+      <w:r>
+        <w:t xml:space="preserve"> make decisions guess what will happen next and control things that are always changing. Time Series Analysis is very useful, for making guesses about the future. Time Series Analysis is used in areas to help us understand what is happening with the data over time.</w:t>
+      </w:r>
+    </w:p>
+    <w:p>
+      <w:pPr>
+        <w:spacing w:before="360" w:after="160"/>
+        <w:jc w:val="left"/>
+      </w:pPr>
+      <w:proofErr w:type="gramStart"/>
+      <w:r>
+        <w:rPr>
+          <w:b/>
+        </w:rPr>
+        <w:t>Q1(</w:t>
+      </w:r>
+      <w:proofErr w:type="gramEnd"/>
+      <w:r>
+        <w:rPr>
+          <w:b/>
+        </w:rPr>
+        <w:t>b). Explain Autoregressive Model. [5</w:t>
+      </w:r>
+      <w:r>
+        <w:rPr>
+          <w:b/>
+        </w:rPr>
+        <w:t xml:space="preserve"> Marks]</w:t>
+      </w:r>
+    </w:p>
+    <w:p>
+      <w:r>
+        <w:t xml:space="preserve"> </w:t>
+      </w:r>
+      <w:r>
+        <w:t>An Autoregressive model is a type of model that helps us guess what will happen next in a series of events. It does this by looking at what happened and using that information to make a prediction. The basic idea is that what is happening now can be explained by what happened plus some random things that</w:t>
+      </w:r>
+      <w:r>
+        <w:t xml:space="preserve"> we cannot predict.</w:t>
+      </w:r>
+    </w:p>
+    <w:p>
+      <w:r>
+        <w:t>The Autoregressive model is one of the important models we use to understand and predic</w:t>
+      </w:r>
+      <w:r>
+        <w:t>t things that happen over time.</w:t>
+      </w:r>
+    </w:p>
+    <w:p/>
+    <w:p>
+      <w:pPr>
+        <w:rPr>
+          <w:b/>
+        </w:rPr>
+      </w:pPr>
+      <w:r>
+        <w:rPr>
+          <w:b/>
+        </w:rPr>
+        <w:t>Mathematical Representation:</w:t>
+      </w:r>
+    </w:p>
+    <w:p>
+      <w:r>
+        <w:t xml:space="preserve">An model of order p, which we call </w:t>
+      </w:r>
+      <w:proofErr w:type="gramStart"/>
+      <w:r>
+        <w:t>AR(</w:t>
+      </w:r>
+      <w:proofErr w:type="gramEnd"/>
+      <w:r>
+        <w:t>p) can be written like this:</w:t>
+      </w:r>
+    </w:p>
+    <w:p>
+      <w:pPr>
+        <w:rPr>
+          <w:b/>
+        </w:rPr>
+      </w:pPr>
+      <w:r>
+        <w:rPr>
+          <w:b/>
+        </w:rPr>
+        <w:t>$$</w:t>
+      </w:r>
+      <w:proofErr w:type="spellStart"/>
+      <w:r>
+        <w:rPr>
+          <w:b/>
+        </w:rPr>
+        <w:t>Y_t</w:t>
+      </w:r>
+      <w:proofErr w:type="spellEnd"/>
+      <w:r>
+        <w:rPr>
+          <w:b/>
+        </w:rPr>
+        <w:t xml:space="preserve"> = c. \Phi_1 Y</w:t>
+      </w:r>
+      <w:proofErr w:type="gramStart"/>
+      <w:r>
+        <w:rPr>
+          <w:b/>
+        </w:rPr>
+        <w:t>_{</w:t>
+      </w:r>
+      <w:proofErr w:type="gramEnd"/>
+      <w:r>
+        <w:rPr>
+          <w:b/>
+        </w:rPr>
+        <w:t>t-1} + \phi_2 Y_{t-2} + \dots + \</w:t>
+      </w:r>
+      <w:proofErr w:type="spellStart"/>
+      <w:r>
+        <w:rPr>
+          <w:b/>
+        </w:rPr>
+        <w:t>phi_p</w:t>
+      </w:r>
+      <w:proofErr w:type="spellEnd"/>
+      <w:r>
+        <w:rPr>
+          <w:b/>
+        </w:rPr>
+        <w:t xml:space="preserve"> Y_{t-p} + \</w:t>
+      </w:r>
+      <w:proofErr w:type="spellStart"/>
+      <w:r>
+        <w:rPr>
+          <w:b/>
+        </w:rPr>
+        <w:t>varepsilon_t</w:t>
+      </w:r>
+      <w:proofErr w:type="spellEnd"/>
+      <w:r>
+        <w:rPr>
+          <w:b/>
+        </w:rPr>
+        <w:t>$$</w:t>
+      </w:r>
+    </w:p>
+    <w:p>
+      <w:r>
+        <w:rPr>
+          <w:b/>
+        </w:rPr>
+        <w:t>Where</w:t>
+      </w:r>
+      <w:r>
+        <w:t>:</w:t>
+      </w:r>
+    </w:p>
+    <w:p>
+      <w:r>
+        <w:t>- $</w:t>
+      </w:r>
+      <w:proofErr w:type="spellStart"/>
+      <w:r>
+        <w:t>Y_t</w:t>
+      </w:r>
+      <w:proofErr w:type="spellEnd"/>
+      <w:r>
+        <w:t>$ is what</w:t>
+      </w:r>
+      <w:r>
+        <w:t xml:space="preserve"> is happening now in the series</w:t>
+      </w:r>
+    </w:p>
+    <w:p>
+      <w:r>
+        <w:t>- $c$ is a number</w:t>
+      </w:r>
+    </w:p>
+    <w:p>
+      <w:r>
+        <w:t>- $\phi_1, \phi_2 \dots \</w:t>
+      </w:r>
+      <w:proofErr w:type="spellStart"/>
+      <w:r>
+        <w:t>phi_p</w:t>
+      </w:r>
+      <w:proofErr w:type="spellEnd"/>
+      <w:r>
+        <w:t>$ are the Autoregressive coeffi</w:t>
+      </w:r>
+      <w:r>
+        <w:t>cients that help us make predictions</w:t>
+      </w:r>
+    </w:p>
+    <w:p>
+      <w:r>
+        <w:t>- $Y</w:t>
+      </w:r>
+      <w:proofErr w:type="gramStart"/>
+      <w:r>
+        <w:t>_{</w:t>
+      </w:r>
+      <w:proofErr w:type="gramEnd"/>
+      <w:r>
+        <w:t>t-1} Y_{t-2} \dots Y_{t-p}$ are wha</w:t>
+      </w:r>
+      <w:r>
+        <w:t>t happened before in the series</w:t>
+      </w:r>
+    </w:p>
+    <w:p>
+      <w:r>
+        <w:t>- $\</w:t>
+      </w:r>
+      <w:proofErr w:type="spellStart"/>
+      <w:r>
+        <w:t>varepsilon_t</w:t>
+      </w:r>
+      <w:proofErr w:type="spellEnd"/>
+      <w:r>
+        <w:t>$ is the ran</w:t>
+      </w:r>
+      <w:r>
+        <w:t>dom part that we cannot predict</w:t>
+      </w:r>
+    </w:p>
+    <w:p>
+      <w:r>
+        <w:t>- *p* is the order of the Autoregressive model, which tells us how many things that happened before we should look at</w:t>
+      </w:r>
+    </w:p>
+    <w:p/>
+    <w:p>
+      <w:pPr>
+        <w:rPr>
+          <w:b/>
+        </w:rPr>
+      </w:pPr>
+      <w:r>
+        <w:rPr>
+          <w:b/>
+        </w:rPr>
+        <w:t xml:space="preserve">Key things to know </w:t>
+      </w:r>
+      <w:r>
+        <w:rPr>
+          <w:b/>
+        </w:rPr>
+        <w:t>about the Autoregressive model:</w:t>
+      </w:r>
+    </w:p>
+    <w:p>
+      <w:r>
+        <w:t xml:space="preserve">1. </w:t>
+      </w:r>
+      <w:r>
+        <w:rPr>
+          <w:b/>
+        </w:rPr>
+        <w:t>The series needs to be stable</w:t>
+      </w:r>
+      <w:r>
+        <w:t xml:space="preserve">: For the Autoregressive model to work well the series of events needs to be stable meaning that what happens on average and how much things vary does not change over time. If the series is not stable we need to adjust it before </w:t>
+      </w:r>
+      <w:r>
+        <w:t>using the Autoregressive model.</w:t>
+      </w:r>
+    </w:p>
+    <w:p>
+      <w:r>
+        <w:t xml:space="preserve">2. </w:t>
+      </w:r>
+      <w:r>
+        <w:rPr>
+          <w:b/>
+        </w:rPr>
+        <w:t>Choosing the order:</w:t>
+      </w:r>
+      <w:r>
+        <w:t xml:space="preserve"> We use special tools like the Partial Autocorrelation Function to decide how many things that happened before we should look at. This helps us find the orde</w:t>
+      </w:r>
+      <w:r>
+        <w:t>r for the Autoregressive model.</w:t>
+      </w:r>
+    </w:p>
+    <w:p>
+      <w:r>
+        <w:t xml:space="preserve">3. </w:t>
+      </w:r>
+      <w:r>
+        <w:rPr>
+          <w:b/>
+        </w:rPr>
+        <w:t>Model of order 1</w:t>
+      </w:r>
+      <w:r>
+        <w:t>: This is the simplest case, where what happens now depends only on what happened right before. We often use this to understand things and stock prices.</w:t>
+      </w:r>
+    </w:p>
+    <w:p>
+      <w:r>
+        <w:lastRenderedPageBreak/>
+        <w:t xml:space="preserve">4. </w:t>
+      </w:r>
+      <w:r>
+        <w:rPr>
+          <w:b/>
+        </w:rPr>
+        <w:t>Model of order 2</w:t>
+      </w:r>
+      <w:r>
+        <w:t>: This is a bit more complicated, where what happens now depends on the two things that happened before. This helps us understand complex patterns over time.</w:t>
+      </w:r>
+    </w:p>
+    <w:p/>
+    <w:p>
+      <w:pPr>
+        <w:rPr>
+          <w:b/>
+        </w:rPr>
+      </w:pPr>
+      <w:r>
+        <w:rPr>
+          <w:b/>
+        </w:rPr>
+        <w:t xml:space="preserve">We use </w:t>
+      </w:r>
+      <w:r>
+        <w:rPr>
+          <w:b/>
+        </w:rPr>
+        <w:t>the model for many things like:</w:t>
+      </w:r>
+    </w:p>
+    <w:p>
+      <w:r>
+        <w:t>- Guessing what will happen in financial markets, such as stock prices and ex</w:t>
+      </w:r>
+      <w:r>
+        <w:t>change rates</w:t>
+      </w:r>
+    </w:p>
+    <w:p>
+      <w:r>
+        <w:t>- Predicting economic indicators like how much money a count</w:t>
+      </w:r>
+      <w:r>
+        <w:t>ry has and how much things cost</w:t>
+      </w:r>
+    </w:p>
+    <w:p>
+      <w:r>
+        <w:t>- Unders</w:t>
+      </w:r>
+      <w:r>
+        <w:t>tanding the weather and climate</w:t>
+      </w:r>
+    </w:p>
+    <w:p>
+      <w:r>
+        <w:t>- Processing signals</w:t>
+      </w:r>
+    </w:p>
+    <w:p/>
+    <w:p>
+      <w:r>
+        <w:t>The Autoregressive model is very important because it is the basis for more complex models, like ARMA and ARIMA which we use to understand and predict things that happen over time.</w:t>
+      </w:r>
+    </w:p>
+    <w:p>
+      <w:pPr>
+        <w:spacing w:before="360" w:after="160"/>
+        <w:jc w:val="left"/>
+      </w:pPr>
+      <w:proofErr w:type="gramStart"/>
+      <w:r>
+        <w:rPr>
+          <w:b/>
+        </w:rPr>
+        <w:t>Q2(</w:t>
+      </w:r>
+      <w:proofErr w:type="gramEnd"/>
+      <w:r>
+        <w:rPr>
+          <w:b/>
+        </w:rPr>
+        <w:t>a). Interpret the ETS Model. [5 Marks]</w:t>
+      </w:r>
+    </w:p>
+    <w:p>
+      <w:r>
+        <w:t xml:space="preserve">The ETS model is </w:t>
+      </w:r>
+      <w:proofErr w:type="gramStart"/>
+      <w:r>
+        <w:t>an</w:t>
+      </w:r>
+      <w:proofErr w:type="gramEnd"/>
+      <w:r>
+        <w:t xml:space="preserve"> useful tool for predicting what will happen in the future. It is also known as the Exponential Smoothing State Space Model. This model helps us understand three parts of a time series: error, trend and seasonality. It gives us a way to use </w:t>
+      </w:r>
+      <w:r>
+        <w:t>statistics to make predictions.</w:t>
+      </w:r>
+    </w:p>
+    <w:p>
+      <w:pPr>
+        <w:rPr>
+          <w:b/>
+        </w:rPr>
+      </w:pPr>
+      <w:r>
+        <w:rPr>
+          <w:b/>
+        </w:rPr>
+        <w:t>Components of the ETS Model:</w:t>
+      </w:r>
+    </w:p>
+    <w:p>
+      <w:r>
+        <w:t xml:space="preserve">1. </w:t>
+      </w:r>
+      <w:r>
+        <w:rPr>
+          <w:b/>
+        </w:rPr>
+        <w:t>Error</w:t>
+      </w:r>
+      <w:r>
+        <w:t>: This is the part that we cannot explain with trend or seasonali</w:t>
+      </w:r>
+      <w:r>
+        <w:t>ty. It can be one of two types:</w:t>
+      </w:r>
+    </w:p>
+    <w:p>
+      <w:r>
+        <w:t xml:space="preserve">- </w:t>
+      </w:r>
+      <w:r>
+        <w:rPr>
+          <w:b/>
+        </w:rPr>
+        <w:t>Additive</w:t>
+      </w:r>
+      <w:r>
+        <w:t>: The error is always the same no matter w</w:t>
+      </w:r>
+      <w:r>
+        <w:t>hat is happening in the series.</w:t>
+      </w:r>
+    </w:p>
+    <w:p>
+      <w:r>
+        <w:t xml:space="preserve">- </w:t>
+      </w:r>
+      <w:r>
+        <w:rPr>
+          <w:b/>
+        </w:rPr>
+        <w:t>Multiplicative</w:t>
+      </w:r>
+      <w:r>
+        <w:t>: The error changes depending on what's happening in the s</w:t>
+      </w:r>
+      <w:r>
+        <w:t>eries.</w:t>
+      </w:r>
+    </w:p>
+    <w:p>
+      <w:r>
+        <w:t xml:space="preserve">2. </w:t>
+      </w:r>
+      <w:r>
+        <w:rPr>
+          <w:b/>
+        </w:rPr>
+        <w:t>Trend</w:t>
+      </w:r>
+      <w:r>
+        <w:t>: This is the direction that the data is</w:t>
+      </w:r>
+      <w:r>
+        <w:t xml:space="preserve"> moving in the term. It can be:</w:t>
+      </w:r>
+    </w:p>
+    <w:p>
+      <w:r>
+        <w:t xml:space="preserve">- </w:t>
+      </w:r>
+      <w:r>
+        <w:rPr>
+          <w:b/>
+        </w:rPr>
+        <w:t>None</w:t>
+      </w:r>
+      <w:r>
+        <w:t>: There is no trend.</w:t>
+      </w:r>
+    </w:p>
+    <w:p>
+      <w:r>
+        <w:t xml:space="preserve">- </w:t>
+      </w:r>
+      <w:r>
+        <w:rPr>
+          <w:b/>
+        </w:rPr>
+        <w:t>Additive</w:t>
+      </w:r>
+      <w:r>
+        <w:t>: The series is ch</w:t>
+      </w:r>
+      <w:r>
+        <w:t>anging by the amount each time.</w:t>
+      </w:r>
+    </w:p>
+    <w:p>
+      <w:r>
+        <w:t xml:space="preserve">- </w:t>
+      </w:r>
+      <w:r>
+        <w:rPr>
+          <w:b/>
+        </w:rPr>
+        <w:t>Additive Damped</w:t>
+      </w:r>
+      <w:r>
+        <w:t>: The tre</w:t>
+      </w:r>
+      <w:r>
+        <w:t>nd is getting weaker over time.</w:t>
+      </w:r>
+    </w:p>
+    <w:p>
+      <w:r>
+        <w:t xml:space="preserve">- </w:t>
+      </w:r>
+      <w:r>
+        <w:rPr>
+          <w:b/>
+        </w:rPr>
+        <w:t>Multiplicative</w:t>
+      </w:r>
+      <w:r>
+        <w:t xml:space="preserve">: The trend is changing depending on </w:t>
+      </w:r>
+      <w:r>
+        <w:t>what's happening in the series.</w:t>
+      </w:r>
+    </w:p>
+    <w:p>
+      <w:r>
+        <w:t xml:space="preserve">3. </w:t>
+      </w:r>
+      <w:r>
+        <w:rPr>
+          <w:b/>
+        </w:rPr>
+        <w:t>Seasonality</w:t>
+      </w:r>
+      <w:r>
+        <w:t xml:space="preserve">: This is when we see patterns that happen at </w:t>
+      </w:r>
+      <w:r>
+        <w:t>the time every year. It can be:</w:t>
+      </w:r>
+    </w:p>
+    <w:p>
+      <w:r>
+        <w:t xml:space="preserve">- </w:t>
+      </w:r>
+      <w:r>
+        <w:rPr>
+          <w:b/>
+        </w:rPr>
+        <w:t>None</w:t>
+      </w:r>
+      <w:r>
+        <w:t>: There is no pattern.</w:t>
+      </w:r>
+    </w:p>
+    <w:p>
+      <w:r>
+        <w:t xml:space="preserve">- </w:t>
+      </w:r>
+      <w:r>
+        <w:rPr>
+          <w:b/>
+        </w:rPr>
+        <w:t>Additive</w:t>
+      </w:r>
+      <w:r>
+        <w:t xml:space="preserve">: </w:t>
+      </w:r>
+      <w:r>
+        <w:t>The pattern is always the same.</w:t>
+      </w:r>
+    </w:p>
+    <w:p>
+      <w:r>
+        <w:t xml:space="preserve">- </w:t>
+      </w:r>
+      <w:r>
+        <w:rPr>
+          <w:b/>
+        </w:rPr>
+        <w:t>Multiplicative</w:t>
+      </w:r>
+      <w:r>
+        <w:t xml:space="preserve">: The pattern changes depending on </w:t>
+      </w:r>
+      <w:r>
+        <w:t>what's happening in the series.</w:t>
+      </w:r>
+    </w:p>
+    <w:p/>
+    <w:p>
+      <w:pPr>
+        <w:rPr>
+          <w:b/>
+        </w:rPr>
+      </w:pPr>
+      <w:r>
+        <w:rPr>
+          <w:b/>
+        </w:rPr>
+        <w:lastRenderedPageBreak/>
+        <w:t xml:space="preserve">We use a way of writing the ETS model like this: </w:t>
+      </w:r>
+      <w:proofErr w:type="gramStart"/>
+      <w:r>
+        <w:rPr>
+          <w:b/>
+        </w:rPr>
+        <w:t>ETS(</w:t>
+      </w:r>
+      <w:proofErr w:type="gramEnd"/>
+      <w:r>
+        <w:rPr>
+          <w:b/>
+        </w:rPr>
+        <w:t>E, T, S). For example:</w:t>
+      </w:r>
+    </w:p>
+    <w:p>
+      <w:r>
+        <w:t xml:space="preserve">- </w:t>
+      </w:r>
+      <w:proofErr w:type="gramStart"/>
+      <w:r>
+        <w:rPr>
+          <w:b/>
+        </w:rPr>
+        <w:t>ETS(</w:t>
+      </w:r>
+      <w:proofErr w:type="gramEnd"/>
+      <w:r>
+        <w:rPr>
+          <w:b/>
+        </w:rPr>
+        <w:t>A, A A</w:t>
+      </w:r>
+      <w:r>
+        <w:t>) means we have error, additive trend and additive seasonality. This is the same as</w:t>
+      </w:r>
+      <w:r>
+        <w:t xml:space="preserve"> the Holt-Winters method.</w:t>
+      </w:r>
+    </w:p>
+    <w:p>
+      <w:r>
+        <w:rPr>
+          <w:b/>
+        </w:rPr>
+        <w:t xml:space="preserve">- </w:t>
+      </w:r>
+      <w:proofErr w:type="gramStart"/>
+      <w:r>
+        <w:rPr>
+          <w:b/>
+        </w:rPr>
+        <w:t>ETS(</w:t>
+      </w:r>
+      <w:proofErr w:type="gramEnd"/>
+      <w:r>
+        <w:rPr>
+          <w:b/>
+        </w:rPr>
+        <w:t>M, A, M)</w:t>
+      </w:r>
+      <w:r>
+        <w:t xml:space="preserve"> means we have multiplicative error, additive trend </w:t>
+      </w:r>
+      <w:r>
+        <w:t>and multiplicative seasonality.</w:t>
+      </w:r>
+    </w:p>
+    <w:p>
+      <w:r>
+        <w:t xml:space="preserve">- </w:t>
+      </w:r>
+      <w:proofErr w:type="gramStart"/>
+      <w:r>
+        <w:rPr>
+          <w:b/>
+        </w:rPr>
+        <w:t>ETS(</w:t>
+      </w:r>
+      <w:proofErr w:type="gramEnd"/>
+      <w:r>
+        <w:rPr>
+          <w:b/>
+        </w:rPr>
+        <w:t>A, N N)</w:t>
+      </w:r>
+      <w:r>
+        <w:t xml:space="preserve"> means we have additive errors, no trend and no seasonality. This is the same as exponential smoothing.</w:t>
+      </w:r>
+    </w:p>
+    <w:p/>
+    <w:p>
+      <w:pPr>
+        <w:rPr>
+          <w:b/>
+        </w:rPr>
+      </w:pPr>
+      <w:r>
+        <w:rPr>
+          <w:b/>
+        </w:rPr>
+        <w:t>The ETS mode</w:t>
+      </w:r>
+      <w:r>
+        <w:rPr>
+          <w:b/>
+        </w:rPr>
+        <w:t>l works by using two equations:</w:t>
+      </w:r>
+    </w:p>
+    <w:p>
+      <w:r>
+        <w:t xml:space="preserve">- </w:t>
+      </w:r>
+      <w:r>
+        <w:rPr>
+          <w:b/>
+        </w:rPr>
+        <w:t>The measurement equation</w:t>
+      </w:r>
+      <w:r>
+        <w:t>: This connects what we</w:t>
+      </w:r>
+      <w:r>
+        <w:t xml:space="preserve"> can see to what we cannot see.</w:t>
+      </w:r>
+    </w:p>
+    <w:p>
+      <w:r>
+        <w:t xml:space="preserve">- </w:t>
+      </w:r>
+      <w:r>
+        <w:rPr>
+          <w:b/>
+        </w:rPr>
+        <w:t>The transition equations</w:t>
+      </w:r>
+      <w:r>
+        <w:t xml:space="preserve">: These show </w:t>
+      </w:r>
+      <w:r>
+        <w:t>us how things change over time.</w:t>
+      </w:r>
+    </w:p>
+    <w:p/>
+    <w:p>
+      <w:pPr>
+        <w:rPr>
+          <w:b/>
+        </w:rPr>
+      </w:pPr>
+      <w:r>
+        <w:rPr>
+          <w:b/>
+        </w:rPr>
+        <w:t>The ETS</w:t>
+      </w:r>
+      <w:r>
+        <w:rPr>
+          <w:b/>
+        </w:rPr>
+        <w:t xml:space="preserve"> model has a lot of advantages:</w:t>
+      </w:r>
+    </w:p>
+    <w:p>
+      <w:r>
+        <w:t>- It gives us 30 models to ch</w:t>
+      </w:r>
+      <w:r>
+        <w:t>oose from.</w:t>
+      </w:r>
+    </w:p>
+    <w:p>
+      <w:r>
+        <w:t>- It helps us choos</w:t>
+      </w:r>
+      <w:r>
+        <w:t>e the best model automatically.</w:t>
+      </w:r>
+    </w:p>
+    <w:p>
+      <w:r>
+        <w:t xml:space="preserve">- It gives us an idea of </w:t>
+      </w:r>
+      <w:r>
+        <w:t>what will happen in the future.</w:t>
+      </w:r>
+    </w:p>
+    <w:p>
+      <w:r>
+        <w:t>- It works well with different types of time series.</w:t>
+      </w:r>
+    </w:p>
+    <w:p/>
+    <w:p>
+      <w:r>
+        <w:t>The ETS model is really good at predicting what will happen in the term and medium term. It is useful for people who work in retail, inventory planning and finance. The ETS model is a tool, for predicting what will happen in the future and it is widely used. The ETS model helps us make predictions and it is an important part of time series forecasting.</w:t>
+      </w:r>
+    </w:p>
+    <w:p>
+      <w:pPr>
+        <w:spacing w:before="360" w:after="160"/>
+        <w:jc w:val="left"/>
+      </w:pPr>
+      <w:proofErr w:type="gramStart"/>
+      <w:r>
+        <w:rPr>
+          <w:b/>
+        </w:rPr>
+        <w:t>Q2(</w:t>
+      </w:r>
+      <w:proofErr w:type="gramEnd"/>
+      <w:r>
+        <w:rPr>
+          <w:b/>
+        </w:rPr>
+        <w:t>b). Define the ARCH Model. Explain its usage. [5 Marks]</w:t>
+      </w:r>
+    </w:p>
+    <w:p>
+      <w:pPr>
+        <w:spacing w:before="360" w:after="160"/>
+        <w:jc w:val="left"/>
+        <w:rPr>
           <w:bCs/>
         </w:rPr>
       </w:pPr>
       <w:r>
         <w:rPr>
-          <w:b/>
           <w:bCs/>
         </w:rPr>
-        <w:t>1. Requirement for Massive Datasets:</w:t>
-      </w:r>
-    </w:p>
-    <w:p>
-      <w:r>
-        <w:t xml:space="preserve">Deep learning models are </w:t>
+        <w:t xml:space="preserve">Definition: The ARCH model, introduced by Robert Engle in 1982 is a model. It helps us understand and model the changing volatility in data. Unlike models the ARCH model knows that the variance of errors can change over time. This change </w:t>
+      </w:r>
+      <w:r>
+        <w:rPr>
+          <w:bCs/>
+        </w:rPr>
+        <w:t>depends on the size of errors.</w:t>
+      </w:r>
+    </w:p>
+    <w:p>
+      <w:pPr>
+        <w:spacing w:before="360" w:after="160"/>
+        <w:jc w:val="left"/>
+        <w:rPr>
+          <w:b/>
+          <w:bCs/>
+        </w:rPr>
+      </w:pPr>
+      <w:r>
+        <w:rPr>
+          <w:b/>
+          <w:bCs/>
+        </w:rPr>
+        <w:t>Mathematical Formulation:</w:t>
+      </w:r>
+    </w:p>
+    <w:p>
+      <w:pPr>
+        <w:spacing w:before="360" w:after="160"/>
+        <w:jc w:val="left"/>
+        <w:rPr>
+          <w:b/>
+          <w:bCs/>
+        </w:rPr>
+      </w:pPr>
+      <w:r>
+        <w:rPr>
+          <w:b/>
+          <w:bCs/>
+        </w:rPr>
+        <w:t xml:space="preserve">An </w:t>
       </w:r>
       <w:proofErr w:type="gramStart"/>
       <w:r>
-        <w:t>data-hungry</w:t>
+        <w:rPr>
+          <w:b/>
+          <w:bCs/>
+        </w:rPr>
+        <w:t>ARCH(</w:t>
       </w:r>
       <w:proofErr w:type="gramEnd"/>
       <w:r>
-        <w:t>. They require enormous volumes of labelled training data to learn effectively. In domains where labelled data is scarce—such as rare medical conditions or niche industrial applications—deep learning models struggle to achieve adequate performance. Data collection, annotation, and curation remain expensive and time-consuming processes.</w:t>
-      </w:r>
-    </w:p>
-    <w:p>
-      <w:pPr>
         <w:rPr>
           <w:b/>
           <w:bCs/>
         </w:rPr>
-      </w:pPr>
-      <w:r>
+        <w:t>q) model is defined as:</w:t>
+      </w:r>
+    </w:p>
+    <w:p>
+      <w:pPr>
+        <w:spacing w:before="360" w:after="160"/>
+        <w:jc w:val="left"/>
         <w:rPr>
           <w:b/>
           <w:bCs/>
         </w:rPr>
-        <w:t>2. High Computational Cost:</w:t>
-      </w:r>
-    </w:p>
-    <w:p>
-      <w:r>
-        <w:t>Training deep neural networks demands substantial computational resources, including powerful GPUs or TPUs, extensive memory, and significant electrical energy. This makes deep learning prohibitively expensive for small and medium enterprises. Training a single large language model, for instance, can cost millions of dollars and generate a significant carbon footprint, raising sustainability concerns.</w:t>
-      </w:r>
-    </w:p>
-    <w:p>
-      <w:pPr>
+      </w:pPr>
+      <w:r>
         <w:rPr>
           <w:b/>
           <w:bCs/>
         </w:rPr>
-      </w:pPr>
+        <w:t>* $</w:t>
+      </w:r>
+      <w:proofErr w:type="spellStart"/>
       <w:r>
         <w:rPr>
           <w:b/>
           <w:bCs/>
         </w:rPr>
-        <w:t>3. Lack of Interpretability:</w:t>
-      </w:r>
-    </w:p>
-    <w:p>
-      <w:r>
-        <w:t>Deep learning models are inherently "black boxes." Unlike simpler models such as decision trees or linear regression, it is extremely difficult to understand how deep neural networks arrive at their predictions. This lack of interpretability is a major barrier in critical applications like medical diagnosis, autonomous driving, and financial regulation, where stakeholders need to understand and trust the decision-making process.</w:t>
-      </w:r>
-    </w:p>
-    <w:p>
-      <w:pPr>
+        <w:t>Y_t</w:t>
+      </w:r>
+      <w:proofErr w:type="spellEnd"/>
+      <w:r>
         <w:rPr>
           <w:b/>
           <w:bCs/>
         </w:rPr>
-      </w:pPr>
+        <w:t xml:space="preserve"> = \mu + \</w:t>
+      </w:r>
+      <w:proofErr w:type="spellStart"/>
       <w:r>
         <w:rPr>
           <w:b/>
           <w:bCs/>
         </w:rPr>
+        <w:t>varepsilon_t</w:t>
+      </w:r>
+      <w:proofErr w:type="spellEnd"/>
+      <w:r>
+        <w:rPr>
+          <w:b/>
+          <w:bCs/>
+        </w:rPr>
+        <w:t>$</w:t>
+      </w:r>
+    </w:p>
+    <w:p>
+      <w:pPr>
+        <w:spacing w:before="360" w:after="160"/>
+        <w:jc w:val="left"/>
+        <w:rPr>
+          <w:b/>
+          <w:bCs/>
+        </w:rPr>
+      </w:pPr>
+      <w:r>
+        <w:rPr>
+          <w:b/>
+          <w:bCs/>
+        </w:rPr>
+        <w:t>* $\</w:t>
+      </w:r>
+      <w:proofErr w:type="spellStart"/>
+      <w:r>
+        <w:rPr>
+          <w:b/>
+          <w:bCs/>
+        </w:rPr>
+        <w:t>varepsilon_t</w:t>
+      </w:r>
+      <w:proofErr w:type="spellEnd"/>
+      <w:r>
+        <w:rPr>
+          <w:b/>
+          <w:bCs/>
+        </w:rPr>
+        <w:t xml:space="preserve"> = \</w:t>
+      </w:r>
+      <w:proofErr w:type="spellStart"/>
+      <w:r>
+        <w:rPr>
+          <w:b/>
+          <w:bCs/>
+        </w:rPr>
+        <w:t>sigma_t</w:t>
+      </w:r>
+      <w:proofErr w:type="spellEnd"/>
+      <w:r>
+        <w:rPr>
+          <w:b/>
+          <w:bCs/>
+        </w:rPr>
+        <w:t xml:space="preserve"> \</w:t>
+      </w:r>
+      <w:proofErr w:type="spellStart"/>
+      <w:r>
+        <w:rPr>
+          <w:b/>
+          <w:bCs/>
+        </w:rPr>
+        <w:t>cdot</w:t>
+      </w:r>
+      <w:proofErr w:type="spellEnd"/>
+      <w:r>
+        <w:rPr>
+          <w:b/>
+          <w:bCs/>
+        </w:rPr>
+        <w:t xml:space="preserve"> </w:t>
+      </w:r>
+      <w:proofErr w:type="spellStart"/>
+      <w:r>
+        <w:rPr>
+          <w:b/>
+          <w:bCs/>
+        </w:rPr>
+        <w:t>z_t</w:t>
+      </w:r>
+      <w:proofErr w:type="spellEnd"/>
+      <w:r>
+        <w:rPr>
+          <w:b/>
+          <w:bCs/>
+        </w:rPr>
+        <w:t xml:space="preserve"> \quad </w:t>
+      </w:r>
+      <w:proofErr w:type="spellStart"/>
+      <w:r>
+        <w:rPr>
+          <w:b/>
+          <w:bCs/>
+        </w:rPr>
+        <w:t>z_t</w:t>
+      </w:r>
+      <w:proofErr w:type="spellEnd"/>
+      <w:r>
+        <w:rPr>
+          <w:b/>
+          <w:bCs/>
+        </w:rPr>
+        <w:t xml:space="preserve"> \sim </w:t>
+      </w:r>
+      <w:proofErr w:type="gramStart"/>
+      <w:r>
+        <w:rPr>
+          <w:b/>
+          <w:bCs/>
+        </w:rPr>
+        <w:t>N(</w:t>
+      </w:r>
+      <w:proofErr w:type="gramEnd"/>
+      <w:r>
+        <w:rPr>
+          <w:b/>
+          <w:bCs/>
+        </w:rPr>
+        <w:t>0,1)$</w:t>
+      </w:r>
+    </w:p>
+    <w:p>
+      <w:pPr>
+        <w:spacing w:before="360" w:after="160"/>
+        <w:jc w:val="left"/>
+        <w:rPr>
+          <w:b/>
+          <w:bCs/>
+        </w:rPr>
+      </w:pPr>
+      <w:r>
+        <w:rPr>
+          <w:b/>
+          <w:bCs/>
+        </w:rPr>
+        <w:lastRenderedPageBreak/>
+        <w:t>* $\sigma_t^2 = \alpha_0 + \alpha_1 \</w:t>
+      </w:r>
+      <w:proofErr w:type="spellStart"/>
+      <w:r>
+        <w:rPr>
+          <w:b/>
+          <w:bCs/>
+        </w:rPr>
+        <w:t>varepsilon</w:t>
+      </w:r>
+      <w:proofErr w:type="spellEnd"/>
+      <w:r>
+        <w:rPr>
+          <w:b/>
+          <w:bCs/>
+        </w:rPr>
+        <w:t>_{t-1}^2 + \alpha_2 \</w:t>
+      </w:r>
+      <w:proofErr w:type="spellStart"/>
+      <w:r>
+        <w:rPr>
+          <w:b/>
+          <w:bCs/>
+        </w:rPr>
+        <w:t>varepsilon</w:t>
+      </w:r>
+      <w:proofErr w:type="spellEnd"/>
+      <w:r>
+        <w:rPr>
+          <w:b/>
+          <w:bCs/>
+        </w:rPr>
+        <w:t xml:space="preserve">_{t-2}^2 + \dots </w:t>
+      </w:r>
+      <w:r>
+        <w:rPr>
+          <w:b/>
+          <w:bCs/>
+        </w:rPr>
+        <w:t>+ \</w:t>
+      </w:r>
+      <w:proofErr w:type="spellStart"/>
+      <w:r>
+        <w:rPr>
+          <w:b/>
+          <w:bCs/>
+        </w:rPr>
+        <w:t>alpha_q</w:t>
+      </w:r>
+      <w:proofErr w:type="spellEnd"/>
+      <w:r>
+        <w:rPr>
+          <w:b/>
+          <w:bCs/>
+        </w:rPr>
+        <w:t xml:space="preserve"> \</w:t>
+      </w:r>
+      <w:proofErr w:type="spellStart"/>
+      <w:r>
+        <w:rPr>
+          <w:b/>
+          <w:bCs/>
+        </w:rPr>
+        <w:t>varepsilon</w:t>
+      </w:r>
+      <w:proofErr w:type="spellEnd"/>
+      <w:r>
+        <w:rPr>
+          <w:b/>
+          <w:bCs/>
+        </w:rPr>
+        <w:t>_{t-q}^2$</w:t>
+      </w:r>
+    </w:p>
+    <w:p>
+      <w:pPr>
+        <w:spacing w:before="360" w:after="160"/>
+        <w:jc w:val="left"/>
+        <w:rPr>
+          <w:bCs/>
+        </w:rPr>
+      </w:pPr>
+      <w:r>
+        <w:rPr>
+          <w:b/>
+          <w:bCs/>
+        </w:rPr>
+        <w:t>Where</w:t>
+      </w:r>
+      <w:r>
+        <w:rPr>
+          <w:bCs/>
+        </w:rPr>
+        <w:t>:</w:t>
+      </w:r>
+    </w:p>
+    <w:p>
+      <w:pPr>
+        <w:spacing w:before="360" w:after="160"/>
+        <w:jc w:val="left"/>
+        <w:rPr>
+          <w:bCs/>
+        </w:rPr>
+      </w:pPr>
+      <w:r>
+        <w:rPr>
+          <w:bCs/>
+        </w:rPr>
+        <w:t>* $\sigma_t</w:t>
+      </w:r>
+      <w:r>
+        <w:rPr>
+          <w:bCs/>
+        </w:rPr>
+        <w:t>^2$ is the variance at time *t*</w:t>
+      </w:r>
+    </w:p>
+    <w:p>
+      <w:pPr>
+        <w:spacing w:before="360" w:after="160"/>
+        <w:jc w:val="left"/>
+        <w:rPr>
+          <w:bCs/>
+        </w:rPr>
+      </w:pPr>
+      <w:r>
+        <w:rPr>
+          <w:bCs/>
+        </w:rPr>
+        <w:t>* $\alpha_0 &gt; 0$ is a constant</w:t>
+      </w:r>
+    </w:p>
+    <w:p>
+      <w:pPr>
+        <w:spacing w:before="360" w:after="160"/>
+        <w:jc w:val="left"/>
+        <w:rPr>
+          <w:bCs/>
+        </w:rPr>
+      </w:pPr>
+      <w:r>
+        <w:rPr>
+          <w:bCs/>
+        </w:rPr>
+        <w:t>* $\alpha_1, \alpha_2, \dots \</w:t>
+      </w:r>
+      <w:proofErr w:type="spellStart"/>
+      <w:r>
+        <w:rPr>
+          <w:bCs/>
+        </w:rPr>
+        <w:t>alpha_q</w:t>
+      </w:r>
+      <w:proofErr w:type="spellEnd"/>
+      <w:r>
+        <w:rPr>
+          <w:bCs/>
+        </w:rPr>
+        <w:t xml:space="preserve"> \</w:t>
+      </w:r>
+      <w:proofErr w:type="spellStart"/>
+      <w:r>
+        <w:rPr>
+          <w:bCs/>
+        </w:rPr>
+        <w:t>geq</w:t>
+      </w:r>
+      <w:proofErr w:type="spellEnd"/>
+      <w:r>
+        <w:rPr>
+          <w:bCs/>
+        </w:rPr>
+        <w:t xml:space="preserve"> 0$ are parameters. They show how past s</w:t>
+      </w:r>
+      <w:r>
+        <w:rPr>
+          <w:bCs/>
+        </w:rPr>
+        <w:t>quared errors affect the model.</w:t>
+      </w:r>
+    </w:p>
+    <w:p>
+      <w:pPr>
+        <w:spacing w:before="360" w:after="160"/>
+        <w:jc w:val="left"/>
+        <w:rPr>
+          <w:bCs/>
+        </w:rPr>
+      </w:pPr>
+      <w:r>
+        <w:rPr>
+          <w:bCs/>
+        </w:rPr>
+        <w:t>* $q$</w:t>
+      </w:r>
+      <w:r>
+        <w:rPr>
+          <w:bCs/>
+        </w:rPr>
+        <w:t xml:space="preserve"> is the order of the ARCH model</w:t>
+      </w:r>
+    </w:p>
+    <w:p>
+      <w:pPr>
+        <w:spacing w:before="360" w:after="160"/>
+        <w:jc w:val="left"/>
+        <w:rPr>
+          <w:b/>
+          <w:bCs/>
+        </w:rPr>
+      </w:pPr>
+      <w:r>
+        <w:rPr>
+          <w:b/>
+          <w:bCs/>
+        </w:rPr>
+        <w:t>Key Features:</w:t>
+      </w:r>
+    </w:p>
+    <w:p>
+      <w:pPr>
+        <w:spacing w:before="360" w:after="160"/>
+        <w:jc w:val="left"/>
+        <w:rPr>
+          <w:bCs/>
+        </w:rPr>
+      </w:pPr>
+      <w:r>
+        <w:rPr>
+          <w:bCs/>
+        </w:rPr>
+        <w:t>* The ARCH model helps us see that big changes are often followed by changes. Small changes</w:t>
+      </w:r>
+      <w:r>
+        <w:rPr>
+          <w:bCs/>
+        </w:rPr>
+        <w:t xml:space="preserve"> are often followed by changes.</w:t>
+      </w:r>
+    </w:p>
+    <w:p>
+      <w:pPr>
+        <w:spacing w:before="360" w:after="160"/>
+        <w:jc w:val="left"/>
+        <w:rPr>
+          <w:bCs/>
+        </w:rPr>
+      </w:pPr>
+      <w:r>
+        <w:rPr>
+          <w:bCs/>
+        </w:rPr>
+        <w:t>* The conditional variance depends on squared re</w:t>
+      </w:r>
+      <w:r>
+        <w:rPr>
+          <w:bCs/>
+        </w:rPr>
+        <w:t>siduals. This makes it dynamic.</w:t>
+      </w:r>
+    </w:p>
+    <w:p>
+      <w:pPr>
+        <w:spacing w:before="360" w:after="160"/>
+        <w:jc w:val="left"/>
+        <w:rPr>
+          <w:bCs/>
+        </w:rPr>
+      </w:pPr>
+      <w:r>
+        <w:rPr>
+          <w:bCs/>
+        </w:rPr>
+        <w:t>* It assumes that the long-term variance is constant. However t</w:t>
+      </w:r>
+      <w:r>
+        <w:rPr>
+          <w:bCs/>
+        </w:rPr>
+        <w:t>he short-term variance changes.</w:t>
+      </w:r>
+    </w:p>
+    <w:p>
+      <w:pPr>
+        <w:spacing w:before="360" w:after="160"/>
+        <w:jc w:val="left"/>
+        <w:rPr>
+          <w:b/>
+          <w:bCs/>
+        </w:rPr>
+      </w:pPr>
+      <w:r>
+        <w:rPr>
+          <w:b/>
+          <w:bCs/>
+        </w:rPr>
+        <w:t>Applications:</w:t>
+      </w:r>
+    </w:p>
+    <w:p>
+      <w:pPr>
+        <w:spacing w:before="360" w:after="160"/>
+        <w:jc w:val="left"/>
+        <w:rPr>
+          <w:bCs/>
+        </w:rPr>
+      </w:pPr>
+      <w:r>
+        <w:rPr>
+          <w:bCs/>
+        </w:rPr>
+        <w:t xml:space="preserve">1. </w:t>
+      </w:r>
+      <w:r>
+        <w:rPr>
+          <w:b/>
+          <w:bCs/>
+        </w:rPr>
+        <w:t>Financial Risk Management:</w:t>
+      </w:r>
+      <w:r>
+        <w:rPr>
+          <w:bCs/>
+        </w:rPr>
+        <w:t xml:space="preserve"> We use models to estimate Value at Risk (</w:t>
+      </w:r>
+      <w:proofErr w:type="spellStart"/>
+      <w:r>
+        <w:rPr>
+          <w:bCs/>
+        </w:rPr>
+        <w:t>VaR</w:t>
+      </w:r>
+      <w:proofErr w:type="spellEnd"/>
+      <w:r>
+        <w:rPr>
+          <w:bCs/>
+        </w:rPr>
+        <w:t>) and Expected Shortfall. These are metric</w:t>
+      </w:r>
+      <w:r>
+        <w:rPr>
+          <w:bCs/>
+        </w:rPr>
+        <w:t>s for measuring financial risk.</w:t>
+      </w:r>
+    </w:p>
+    <w:p>
+      <w:pPr>
+        <w:spacing w:before="360" w:after="160"/>
+        <w:jc w:val="left"/>
+        <w:rPr>
+          <w:bCs/>
+        </w:rPr>
+      </w:pPr>
+      <w:r>
+        <w:rPr>
+          <w:bCs/>
+        </w:rPr>
+        <w:t xml:space="preserve">2. </w:t>
+      </w:r>
+      <w:r>
+        <w:rPr>
+          <w:b/>
+          <w:bCs/>
+        </w:rPr>
+        <w:t>Option Pricing</w:t>
+      </w:r>
+      <w:r>
+        <w:rPr>
+          <w:bCs/>
+        </w:rPr>
+        <w:t>: models help us price options and derivatives more accurately. Volatility is an input her</w:t>
+      </w:r>
+      <w:r>
+        <w:rPr>
+          <w:bCs/>
+        </w:rPr>
+        <w:t>e.</w:t>
+      </w:r>
+    </w:p>
+    <w:p>
+      <w:pPr>
+        <w:spacing w:before="360" w:after="160"/>
+        <w:jc w:val="left"/>
+        <w:rPr>
+          <w:bCs/>
+        </w:rPr>
+      </w:pPr>
+      <w:r>
+        <w:rPr>
+          <w:bCs/>
+        </w:rPr>
+        <w:t xml:space="preserve">3. </w:t>
+      </w:r>
+      <w:r>
+        <w:rPr>
+          <w:b/>
+          <w:bCs/>
+        </w:rPr>
+        <w:t xml:space="preserve">Portfolio </w:t>
+      </w:r>
+      <w:proofErr w:type="spellStart"/>
+      <w:r>
+        <w:rPr>
+          <w:b/>
+          <w:bCs/>
+        </w:rPr>
+        <w:t>Optimisation</w:t>
+      </w:r>
+      <w:proofErr w:type="spellEnd"/>
+      <w:r>
+        <w:rPr>
+          <w:bCs/>
+        </w:rPr>
+        <w:t xml:space="preserve">: By modelling changing volatility ARCH helps </w:t>
+      </w:r>
+      <w:proofErr w:type="gramStart"/>
+      <w:r>
+        <w:rPr>
+          <w:bCs/>
+        </w:rPr>
+        <w:t>us</w:t>
+      </w:r>
+      <w:proofErr w:type="gramEnd"/>
+      <w:r>
+        <w:rPr>
+          <w:bCs/>
+        </w:rPr>
+        <w:t xml:space="preserve"> allocate assets dynamically. We adjust weights b</w:t>
+      </w:r>
+      <w:r>
+        <w:rPr>
+          <w:bCs/>
+        </w:rPr>
+        <w:t>ased on changing risk profiles.</w:t>
+      </w:r>
+    </w:p>
+    <w:p>
+      <w:pPr>
+        <w:spacing w:before="360" w:after="160"/>
+        <w:jc w:val="left"/>
+        <w:rPr>
+          <w:bCs/>
+        </w:rPr>
+      </w:pPr>
+      <w:r>
+        <w:rPr>
+          <w:bCs/>
+        </w:rPr>
+        <w:t xml:space="preserve">4. </w:t>
+      </w:r>
+      <w:r>
+        <w:rPr>
+          <w:b/>
+          <w:bCs/>
+        </w:rPr>
+        <w:t>Stock Market Analysis</w:t>
+      </w:r>
+      <w:r>
+        <w:rPr>
+          <w:bCs/>
+        </w:rPr>
+        <w:t>: The ARCH model captures volatility patterns in stock returns, bond yields and exchange rates. It provides realistic models than th</w:t>
+      </w:r>
+      <w:r>
+        <w:rPr>
+          <w:bCs/>
+        </w:rPr>
+        <w:t>ose assuming constant variance.</w:t>
+      </w:r>
+    </w:p>
+    <w:p>
+      <w:pPr>
+        <w:spacing w:before="360" w:after="160"/>
+        <w:jc w:val="left"/>
+        <w:rPr>
+          <w:bCs/>
+        </w:rPr>
+      </w:pPr>
+      <w:r>
+        <w:rPr>
+          <w:bCs/>
+        </w:rPr>
+        <w:t xml:space="preserve">5. </w:t>
+      </w:r>
+      <w:r>
+        <w:rPr>
+          <w:b/>
+          <w:bCs/>
+        </w:rPr>
+        <w:t>Forecasting Volatility</w:t>
+      </w:r>
+      <w:r>
+        <w:rPr>
+          <w:bCs/>
+        </w:rPr>
+        <w:t>: The ARCH model helps us forecast volatility. This is essential, for trading strategies, hedging decisions and monetary policy analysis.</w:t>
+      </w:r>
+    </w:p>
+    <w:p>
+      <w:pPr>
+        <w:spacing w:before="360" w:after="160"/>
+        <w:jc w:val="left"/>
+        <w:rPr>
+          <w:bCs/>
+        </w:rPr>
+      </w:pPr>
+    </w:p>
+    <w:p>
+      <w:pPr>
+        <w:spacing w:before="360" w:after="160"/>
+        <w:jc w:val="left"/>
+        <w:rPr>
+          <w:bCs/>
+        </w:rPr>
+      </w:pPr>
+      <w:r>
+        <w:rPr>
+          <w:bCs/>
+        </w:rPr>
+        <w:t>The ARCH model led to the GARCH (</w:t>
+      </w:r>
+      <w:proofErr w:type="spellStart"/>
+      <w:r>
+        <w:rPr>
+          <w:bCs/>
+        </w:rPr>
+        <w:t>Generalised</w:t>
+      </w:r>
+      <w:proofErr w:type="spellEnd"/>
+      <w:r>
+        <w:rPr>
+          <w:bCs/>
+        </w:rPr>
+        <w:t xml:space="preserve"> ARCH) model. The GARCH model is widely used in practice.</w:t>
+      </w:r>
+    </w:p>
+    <w:p>
+      <w:pPr>
+        <w:spacing w:before="360" w:after="160"/>
+        <w:jc w:val="left"/>
+      </w:pPr>
+      <w:proofErr w:type="gramStart"/>
+      <w:r>
+        <w:rPr>
+          <w:b/>
+        </w:rPr>
+        <w:t>Q3(</w:t>
+      </w:r>
+      <w:proofErr w:type="gramEnd"/>
+      <w:r>
+        <w:rPr>
+          <w:b/>
+        </w:rPr>
+        <w:t>a). Describe a few risks associated with Artificial Intelligence. [5 Marks]</w:t>
+      </w:r>
+    </w:p>
+    <w:p>
+      <w:r>
+        <w:t xml:space="preserve"> </w:t>
+      </w:r>
+      <w:r>
+        <w:t xml:space="preserve">Artificial Intelligence or AI has the power to change things a lot. It also has some big problems that people and </w:t>
+      </w:r>
+      <w:proofErr w:type="spellStart"/>
+      <w:r>
+        <w:t>organisations</w:t>
+      </w:r>
+      <w:proofErr w:type="spellEnd"/>
+      <w:r>
+        <w:t xml:space="preserve"> need to think about careful</w:t>
+      </w:r>
+      <w:r>
+        <w:t>ly.</w:t>
+      </w:r>
+    </w:p>
+    <w:p/>
+    <w:p>
+      <w:pPr>
+        <w:rPr>
+          <w:b/>
+        </w:rPr>
+      </w:pPr>
+      <w:r>
+        <w:rPr>
+          <w:b/>
+        </w:rPr>
+        <w:t>1. Bias and Discrimination:</w:t>
+      </w:r>
+    </w:p>
+    <w:p>
+      <w:r>
+        <w:t>AI systems learn from data and if that data is not fair. Like it is biased against some people because of their race or where they come from. Then the AI will do the same thing. For example some tools that use AI to help hire people have been found to be unfair to some groups because the data they learned from was not fair. This is a problem, especially in important areas like the police, banks and hospitals.</w:t>
+      </w:r>
+    </w:p>
+    <w:p/>
+    <w:p>
+      <w:pPr>
+        <w:rPr>
+          <w:b/>
+        </w:rPr>
+      </w:pPr>
+      <w:r>
+        <w:rPr>
+          <w:b/>
+        </w:rPr>
+        <w:t>2. Lack of T</w:t>
+      </w:r>
+      <w:r>
+        <w:rPr>
+          <w:b/>
+        </w:rPr>
+        <w:t xml:space="preserve">ransparency and </w:t>
+      </w:r>
+      <w:proofErr w:type="spellStart"/>
+      <w:r>
+        <w:rPr>
+          <w:b/>
+        </w:rPr>
+        <w:t>Explainability</w:t>
+      </w:r>
+      <w:proofErr w:type="spellEnd"/>
+      <w:r>
+        <w:rPr>
+          <w:b/>
+        </w:rPr>
+        <w:t>:</w:t>
+      </w:r>
+    </w:p>
+    <w:p>
+      <w:r>
+        <w:t>Some AI systems, like the ones that use lots of layers are like boxes. You cannot see how they make decisions. This makes it hard for people to understand why the AI did something. It is a problem when we need to know why. This lack of understanding makes it hard to trust the AI. It is also a problem when we need to follow rules especially in areas like money and healthcare where we need to be accountable.</w:t>
+      </w:r>
+    </w:p>
+    <w:p/>
+    <w:p>
+      <w:pPr>
+        <w:rPr>
+          <w:b/>
+        </w:rPr>
+      </w:pPr>
+      <w:r>
+        <w:rPr>
+          <w:b/>
+        </w:rPr>
+        <w:t>3. Job Displa</w:t>
+      </w:r>
+      <w:r>
+        <w:rPr>
+          <w:b/>
+        </w:rPr>
+        <w:t>cement and Economic Disruption:</w:t>
+      </w:r>
+    </w:p>
+    <w:p>
+      <w:r>
+        <w:t>AI is taking over some jobs, which's a big problem for people who work. AI can do some tasks, like the ones that're the same every day much faster and better than people. While AI is making jobs it is hard for people who lose their jobs to get new ones because they do not have the skills.</w:t>
+      </w:r>
+    </w:p>
+    <w:p/>
+    <w:p>
+      <w:pPr>
+        <w:rPr>
+          <w:b/>
+        </w:rPr>
+      </w:pPr>
+      <w:r>
+        <w:rPr>
+          <w:b/>
+        </w:rPr>
+        <w:t>4</w:t>
+      </w:r>
+      <w:r>
+        <w:rPr>
+          <w:b/>
+        </w:rPr>
+        <w:t>. Security and Privacy Threats:</w:t>
+      </w:r>
+    </w:p>
+    <w:p>
+      <w:r>
+        <w:t xml:space="preserve">AI systems can be used to do things like make fake videos or hack into computers. Some people can also trick the AI into making mistakes, which's a big problem. Also AI needs a lot of data to work. This is a problem when it comes to </w:t>
+      </w:r>
+      <w:proofErr w:type="gramStart"/>
+      <w:r>
+        <w:t>peoples</w:t>
+      </w:r>
+      <w:proofErr w:type="gramEnd"/>
+      <w:r>
+        <w:t xml:space="preserve"> private information.</w:t>
+      </w:r>
+    </w:p>
+    <w:p/>
+    <w:p/>
+    <w:p/>
+    <w:p/>
+    <w:p>
+      <w:pPr>
+        <w:rPr>
+          <w:b/>
+        </w:rPr>
+      </w:pPr>
+      <w:r>
+        <w:rPr>
+          <w:b/>
+        </w:rPr>
+        <w:lastRenderedPageBreak/>
+        <w:t>5. Au</w:t>
+      </w:r>
+      <w:r>
+        <w:rPr>
+          <w:b/>
+        </w:rPr>
+        <w:t>tonomous Decision-Making Risks:</w:t>
+      </w:r>
+    </w:p>
+    <w:p>
+      <w:r>
+        <w:t xml:space="preserve">As AI systems become more independent, like self-driving cars there is a risk that they will make mistakes that can hurt people. If an AI system makes a mistake it is not clear who is responsible which </w:t>
+      </w:r>
+      <w:proofErr w:type="gramStart"/>
+      <w:r>
+        <w:t>is a problem</w:t>
+      </w:r>
+      <w:proofErr w:type="gramEnd"/>
+      <w:r>
+        <w:t>.</w:t>
+      </w:r>
+    </w:p>
+    <w:p/>
+    <w:p>
+      <w:pPr>
+        <w:rPr>
+          <w:b/>
+        </w:rPr>
+      </w:pPr>
+      <w:r>
+        <w:rPr>
+          <w:b/>
+        </w:rPr>
+        <w:t>6. Concentration of Power:</w:t>
+      </w:r>
+    </w:p>
+    <w:p>
+      <w:proofErr w:type="gramStart"/>
+      <w:r>
+        <w:t>a</w:t>
+      </w:r>
+      <w:proofErr w:type="gramEnd"/>
+      <w:r>
+        <w:t xml:space="preserve"> few big companies and countries are making AI, which means they have a lot of power. This is not fair. It can make it harder for other people and companies to catch up.</w:t>
+      </w:r>
+    </w:p>
+    <w:p/>
+    <w:p>
+      <w:r>
+        <w:t>These problems show that we need to be careful when we make and use AI. We need to have rules and guidelines to make sure that AI is used in a way. Artificial Intelligence needs to be used.</w:t>
+      </w:r>
+    </w:p>
+    <w:p>
+      <w:pPr>
+        <w:spacing w:before="360" w:after="160"/>
+        <w:jc w:val="left"/>
+      </w:pPr>
+      <w:proofErr w:type="gramStart"/>
+      <w:r>
+        <w:rPr>
+          <w:b/>
+        </w:rPr>
+        <w:t>Q3(</w:t>
+      </w:r>
+      <w:proofErr w:type="gramEnd"/>
+      <w:r>
+        <w:rPr>
+          <w:b/>
+        </w:rPr>
+        <w:t>b). Appraise some challenge</w:t>
+      </w:r>
+      <w:r>
+        <w:rPr>
+          <w:b/>
+        </w:rPr>
+        <w:t>s or limitations we face with Deep Learning. [5 Marks]</w:t>
+      </w:r>
+    </w:p>
+    <w:p>
+      <w:r>
+        <w:t xml:space="preserve"> </w:t>
+      </w:r>
+      <w:r>
+        <w:t>Deep learning is a part of machine learning that uses neural networks with many layers. It has done some great things but there are still some big problems that need to be fixed.</w:t>
+      </w:r>
+    </w:p>
+    <w:p/>
+    <w:p>
+      <w:pPr>
+        <w:rPr>
+          <w:b/>
+        </w:rPr>
+      </w:pPr>
+      <w:r>
+        <w:rPr>
+          <w:b/>
+        </w:rPr>
+        <w:t>1. Need for a Lot of Data:</w:t>
+      </w:r>
+    </w:p>
+    <w:p>
+      <w:r>
+        <w:t>Deep learning needs a lot of data to work well. This data needs to be labelled so the model can learn from it. In some areas like medical conditions it is hard to get this data. Collecting and preparing this data is also very expensive and time consuming.</w:t>
+      </w:r>
+    </w:p>
+    <w:p/>
+    <w:p>
+      <w:pPr>
+        <w:rPr>
+          <w:b/>
+        </w:rPr>
+      </w:pPr>
+      <w:r>
+        <w:rPr>
+          <w:b/>
+        </w:rPr>
+        <w:t>2. High Cost of Computing:</w:t>
+      </w:r>
+    </w:p>
+    <w:p>
+      <w:r>
+        <w:t>Training neural networks needs a lot of computer power. This includes graphics cards, a lot of memory and a lot of electricity. This makes deep learning too expensive for medium sized businesses. Training one big language model can cost a lot of money and hurt the environment.</w:t>
+      </w:r>
+    </w:p>
+    <w:p/>
+    <w:p>
+      <w:pPr>
+        <w:rPr>
+          <w:b/>
+        </w:rPr>
+      </w:pPr>
+      <w:r>
+        <w:rPr>
+          <w:b/>
+        </w:rPr>
+        <w:t>3</w:t>
+      </w:r>
+      <w:r>
+        <w:rPr>
+          <w:b/>
+        </w:rPr>
+        <w:t>. Not Being Able to Understand:</w:t>
+      </w:r>
+    </w:p>
+    <w:p>
+      <w:r>
+        <w:t xml:space="preserve">Deep learning models are like boxes. We cannot see how they make their decisions. This is a problem in areas like medical diagnosis, </w:t>
+      </w:r>
+      <w:proofErr w:type="spellStart"/>
+      <w:r>
+        <w:t>self driving</w:t>
+      </w:r>
+      <w:proofErr w:type="spellEnd"/>
+      <w:r>
+        <w:t xml:space="preserve"> cars and financial regulation. People need to understand how these models work so they can trust them.</w:t>
+      </w:r>
+    </w:p>
+    <w:p/>
+    <w:p/>
+    <w:p/>
+    <w:p/>
+    <w:p>
+      <w:pPr>
+        <w:rPr>
+          <w:b/>
+        </w:rPr>
+      </w:pPr>
+      <w:r>
+        <w:rPr>
+          <w:b/>
+        </w:rPr>
+        <w:lastRenderedPageBreak/>
         <w:t>4. Overfitting:</w:t>
       </w:r>
     </w:p>
     <w:p>
       <w:r>
-        <w:lastRenderedPageBreak/>
-        <w:t>Deep networks with millions or billions of parameters can memorise training data rather than learning generalisable patterns. Overfitting leads to excellent performance on training data but poor generalisation to unseen data. While techniques like dropout, regularisation, and data augmentation mitigate this, it remains a persistent challenge, especially with limited training data.</w:t>
-      </w:r>
-    </w:p>
-    <w:p>
-      <w:pPr>
-        <w:rPr>
-          <w:b/>
-          <w:bCs/>
-        </w:rPr>
-      </w:pPr>
-      <w:r>
-        <w:rPr>
-          <w:b/>
-          <w:bCs/>
-        </w:rPr>
-        <w:t>5. Adversarial Vulnerability:</w:t>
-      </w:r>
-    </w:p>
-    <w:p>
-      <w:r>
-        <w:t>Deep learning models are susceptible to adversarial attacks, where carefully crafted, barely perceptible perturbations to input data can cause the model to make entirely wrong predictions with high confidence. This vulnerability raises serious concerns for security-critical applications such as autonomous vehicles and facial recognition systems.</w:t>
-      </w:r>
-    </w:p>
-    <w:p>
-      <w:pPr>
-        <w:rPr>
-          <w:b/>
-          <w:bCs/>
-        </w:rPr>
-      </w:pPr>
-      <w:r>
-        <w:rPr>
-          <w:b/>
-          <w:bCs/>
-        </w:rPr>
-        <w:t>6. Transfer Learning Limitations:</w:t>
-      </w:r>
-    </w:p>
-    <w:p>
-      <w:r>
-        <w:t>While transfer learning has improved efficiency by allowing pre-trained models to be fine-tuned for new tasks, performance degrades significantly when the target domain differs substantially from the pre-training domain. Domain adaptation remains an active area of research.</w:t>
-      </w:r>
-    </w:p>
-    <w:p>
-      <w:pPr>
-        <w:rPr>
-          <w:b/>
-          <w:bCs/>
-        </w:rPr>
-      </w:pPr>
-      <w:r>
-        <w:rPr>
-          <w:b/>
-          <w:bCs/>
-        </w:rPr>
-        <w:t>7. Vanishing and Exploding Gradients:</w:t>
-      </w:r>
-    </w:p>
-    <w:p>
-      <w:r>
-        <w:t>During training, gradients can become extremely small (vanishing) or extremely large (exploding) as they propagate through many layers. Although architectures like LSTMs, GRUs, and ResNets have addressed this to some extent, it remains a fundamental challenge in training very deep networks.</w:t>
-      </w:r>
-    </w:p>
-    <w:p>
-      <w:r>
-        <w:t>In conclusion, while deep learning continues to push boundaries, addressing these limitations through better algorithms, efficient architectures, and ethical frameworks is essential for its sustainable advancement.</w:t>
+        <w:t xml:space="preserve">Deep networks can remember the data they are trained on of learning from it. This means they work well on the data they are trained on but not on data. There are some ways to stop this, like dropout and </w:t>
+      </w:r>
+      <w:proofErr w:type="spellStart"/>
+      <w:r>
+        <w:t>regularisation</w:t>
+      </w:r>
+      <w:proofErr w:type="spellEnd"/>
+      <w:r>
+        <w:t>. It is still a problem.</w:t>
+      </w:r>
+    </w:p>
+    <w:p/>
+    <w:p>
+      <w:pPr>
+        <w:rPr>
+          <w:b/>
+        </w:rPr>
+      </w:pPr>
+      <w:r>
+        <w:rPr>
+          <w:b/>
+        </w:rPr>
+        <w:t>5. Being Vulnerable to Attacks:</w:t>
+      </w:r>
+    </w:p>
+    <w:p>
+      <w:r>
+        <w:t xml:space="preserve">Deep learning models can be tricked into making decisions. This can be done by changing the input data in a way that's hard to notice. This is a problem for things like </w:t>
+      </w:r>
+      <w:proofErr w:type="spellStart"/>
+      <w:r>
+        <w:t>self driving</w:t>
+      </w:r>
+      <w:proofErr w:type="spellEnd"/>
+      <w:r>
+        <w:t xml:space="preserve"> cars and facial recognition systems.</w:t>
+      </w:r>
+    </w:p>
+    <w:p/>
+    <w:p>
+      <w:pPr>
+        <w:rPr>
+          <w:b/>
+        </w:rPr>
+      </w:pPr>
+      <w:r>
+        <w:rPr>
+          <w:b/>
+        </w:rPr>
+        <w:t>6. Limits of Transfer Learning:</w:t>
+      </w:r>
+    </w:p>
+    <w:p>
+      <w:r>
+        <w:t>Transfer learning is when a model is trained on one task and then used on another task. This can work well. It does not work well if the two tasks are very different. This is something that people are still working on.</w:t>
+      </w:r>
+    </w:p>
+    <w:p/>
+    <w:p>
+      <w:pPr>
+        <w:rPr>
+          <w:b/>
+        </w:rPr>
+      </w:pPr>
+      <w:r>
+        <w:rPr>
+          <w:b/>
+        </w:rPr>
+        <w:t>7. Gradients That Are Small or Too B</w:t>
+      </w:r>
+      <w:r>
+        <w:rPr>
+          <w:b/>
+        </w:rPr>
+        <w:t>ig:</w:t>
+      </w:r>
+    </w:p>
+    <w:p>
+      <w:r>
+        <w:t xml:space="preserve">When training deep networks the gradients can become too small or too big. This can cause problems when training the model. Some types of networks, like LSTMs and </w:t>
+      </w:r>
+      <w:proofErr w:type="spellStart"/>
+      <w:r>
+        <w:t>ResNets</w:t>
+      </w:r>
+      <w:proofErr w:type="spellEnd"/>
+      <w:r>
+        <w:t xml:space="preserve"> have helped with this. It is still a problem.</w:t>
+      </w:r>
+    </w:p>
+    <w:p/>
+    <w:p>
+      <w:r>
+        <w:t>In conclusion deep learning is still a powerful tool but we need to fix these problems to make it work better. We need to make algorithms use less power and think about the ethics of deep learning. This will help learning to keep getting better.</w:t>
       </w:r>
     </w:p>
     <w:p>
@@ -1283,27 +2457,51 @@
     </w:p>
     <w:p>
       <w:r>
-        <w:t>Artificial Neural Network (ANN) classification models are supervised learning algorithms inspired by the structure and functioning of the human brain. They consist of interconnected nodes (neurons) organised in layers, and are widely used for classification tasks where the goal is to assign input data to one of several predefined categories.</w:t>
-      </w:r>
-    </w:p>
-    <w:p>
-      <w:pPr>
-        <w:rPr>
-          <w:b/>
-          <w:bCs/>
-        </w:rPr>
-      </w:pPr>
-      <w:r>
-        <w:rPr>
-          <w:b/>
-          <w:bCs/>
-        </w:rPr>
-        <w:t>Architecture of ANN for Classification:</w:t>
-      </w:r>
-    </w:p>
-    <w:p>
-      <w:r>
-        <w:t>An ANN classification model typically comprises three types of layers:</w:t>
+        <w:t xml:space="preserve"> </w:t>
+      </w:r>
+      <w:r>
+        <w:t xml:space="preserve">Artificial Neural Network (ANN) models are a type of computer program that tries to mimic how our brains work. They are made up of connected parts (called neurons) that are </w:t>
+      </w:r>
+      <w:proofErr w:type="spellStart"/>
+      <w:r>
+        <w:t>organised</w:t>
+      </w:r>
+      <w:proofErr w:type="spellEnd"/>
+      <w:r>
+        <w:t xml:space="preserve"> in layers. These models are really good at helping us put data into categories.</w:t>
+      </w:r>
+    </w:p>
+    <w:p/>
+    <w:p>
+      <w:pPr>
+        <w:rPr>
+          <w:b/>
+        </w:rPr>
+      </w:pPr>
+      <w:r>
+        <w:rPr>
+          <w:b/>
+        </w:rPr>
+        <w:t>Architecture of ANN</w:t>
+      </w:r>
+    </w:p>
+    <w:p>
+      <w:pPr>
+        <w:rPr>
+          <w:b/>
+        </w:rPr>
+      </w:pPr>
+      <w:r>
+        <w:rPr>
+          <w:b/>
+        </w:rPr>
+        <w:t>An ANN model</w:t>
+      </w:r>
+      <w:r>
+        <w:rPr>
+          <w:b/>
+        </w:rPr>
+        <w:t xml:space="preserve"> typically has three parts:</w:t>
       </w:r>
     </w:p>
     <w:p>
@@ -1313,12 +2511,18 @@
       <w:r>
         <w:rPr>
           <w:b/>
-          <w:bCs/>
         </w:rPr>
         <w:t>Input Layer</w:t>
       </w:r>
       <w:r>
-        <w:t>: Receives the raw feature data. Each neuron in this layer corresponds to one input feature. For example, in a customer churn classification problem, features might include age, tenure, monthly charges, and contract type.</w:t>
+        <w:t xml:space="preserve">: This part gets the data. Each neuron here corresponds to one piece of data. For example if we are trying to guess if a customer will leave a company the data might </w:t>
+      </w:r>
+      <w:r>
+        <w:lastRenderedPageBreak/>
+        <w:t>include their age how long they've been a customer, how much they pay each month and w</w:t>
+      </w:r>
+      <w:r>
+        <w:t>hat kind of contract they have.</w:t>
       </w:r>
     </w:p>
     <w:p>
@@ -1328,198 +2532,266 @@
       <w:r>
         <w:rPr>
           <w:b/>
-          <w:bCs/>
         </w:rPr>
         <w:t>Hidden Layers</w:t>
       </w:r>
       <w:r>
-        <w:t xml:space="preserve">: One or more intermediate layers where the actual computation and learning occur. Each neuron applies a weighted sum of its inputs, adds a bias, and passes the </w:t>
-      </w:r>
+        <w:t xml:space="preserve">: These are the parts where the model does most of its learning. Each neuron here takes the data adds some numbers together and then uses a rule (like </w:t>
+      </w:r>
+      <w:proofErr w:type="spellStart"/>
+      <w:r>
+        <w:t>ReLU</w:t>
+      </w:r>
+      <w:proofErr w:type="spellEnd"/>
+      <w:r>
+        <w:t xml:space="preserve">, sigmoid or </w:t>
+      </w:r>
+      <w:proofErr w:type="spellStart"/>
+      <w:r>
+        <w:t>tanh</w:t>
+      </w:r>
+      <w:proofErr w:type="spellEnd"/>
+      <w:r>
+        <w:t xml:space="preserve">) to decide what to do next. Having many of these layers helps the </w:t>
+      </w:r>
+      <w:r>
+        <w:t>model understand relationships.</w:t>
+      </w:r>
+    </w:p>
+    <w:p>
+      <w:r>
+        <w:t xml:space="preserve">3. </w:t>
+      </w:r>
+      <w:r>
+        <w:rPr>
+          <w:b/>
+        </w:rPr>
+        <w:t>Output Layer</w:t>
+      </w:r>
+      <w:r>
+        <w:t>: This part gives the answer. If we are only trying to choose between two things one neuron with a rule can give us a probability (0 or 1). If we have choices we use another rule that gives us a list of probabilities.</w:t>
+      </w:r>
+    </w:p>
+    <w:p/>
+    <w:p>
+      <w:pPr>
+        <w:rPr>
+          <w:b/>
+        </w:rPr>
+      </w:pPr>
+      <w:r>
+        <w:rPr>
+          <w:b/>
+        </w:rPr>
+        <w:t>Training Process</w:t>
+      </w:r>
+    </w:p>
+    <w:p>
+      <w:r>
+        <w:t>1</w:t>
+      </w:r>
+      <w:r>
+        <w:rPr>
+          <w:b/>
+        </w:rPr>
+        <w:t>. Forward Propagation</w:t>
+      </w:r>
+      <w:r>
+        <w:t>: The data goes through the model one layer at a ti</w:t>
+      </w:r>
+      <w:r>
+        <w:t>me and the model makes a guess.</w:t>
+      </w:r>
+    </w:p>
+    <w:p>
+      <w:r>
+        <w:t xml:space="preserve">2. </w:t>
+      </w:r>
+      <w:r>
+        <w:rPr>
+          <w:b/>
+        </w:rPr>
+        <w:t>Loss Computation</w:t>
+      </w:r>
+      <w:r>
+        <w:t>: The model checks how wrong its guess was using a formula (like binary cross-entropy for two choices or categorical c</w:t>
+      </w:r>
+      <w:r>
+        <w:t>ross-entropy for many choices).</w:t>
+      </w:r>
+    </w:p>
+    <w:p>
+      <w:r>
+        <w:t xml:space="preserve">3. </w:t>
+      </w:r>
+      <w:r>
+        <w:rPr>
+          <w:b/>
+        </w:rPr>
+        <w:t>Backpropagation</w:t>
+      </w:r>
+      <w:r>
+        <w:t xml:space="preserve">: The model figures out how to change its numbers to make guesses next time and updates </w:t>
+      </w:r>
+      <w:proofErr w:type="gramStart"/>
+      <w:r>
+        <w:t>them</w:t>
+      </w:r>
+      <w:proofErr w:type="gramEnd"/>
+      <w:r>
+        <w:t xml:space="preserve"> using methods like Stochastic Gradient</w:t>
+      </w:r>
+      <w:r>
+        <w:t xml:space="preserve"> Descent (SGD) Adam or </w:t>
+      </w:r>
+      <w:proofErr w:type="spellStart"/>
+      <w:r>
+        <w:t>RMSprop</w:t>
+      </w:r>
+      <w:proofErr w:type="spellEnd"/>
+      <w:r>
+        <w:t>.</w:t>
+      </w:r>
+    </w:p>
+    <w:p>
+      <w:r>
+        <w:t xml:space="preserve">4. </w:t>
+      </w:r>
+      <w:r>
+        <w:rPr>
+          <w:b/>
+        </w:rPr>
+        <w:t>Iteration</w:t>
+      </w:r>
+      <w:r>
+        <w:t>: This process is repeated times until the model gets really good at making guesses.</w:t>
+      </w:r>
+    </w:p>
+    <w:p/>
+    <w:p>
+      <w:pPr>
+        <w:rPr>
+          <w:b/>
+        </w:rPr>
+      </w:pPr>
+      <w:r>
+        <w:rPr>
+          <w:b/>
+        </w:rPr>
+        <w:t>Types of ANN Models</w:t>
+      </w:r>
+    </w:p>
+    <w:p>
+      <w:r>
+        <w:t xml:space="preserve">- </w:t>
+      </w:r>
+      <w:r>
+        <w:rPr>
+          <w:b/>
+        </w:rPr>
+        <w:t>Perceptron</w:t>
+      </w:r>
+      <w:r>
+        <w:t>: This is the ANN with just one layer. It is good for dat</w:t>
+      </w:r>
+      <w:r>
+        <w:t>a that can be separated easily.</w:t>
+      </w:r>
+    </w:p>
+    <w:p>
+      <w:r>
+        <w:t xml:space="preserve">- </w:t>
+      </w:r>
+      <w:proofErr w:type="spellStart"/>
+      <w:r>
+        <w:rPr>
+          <w:b/>
+        </w:rPr>
+        <w:t>MultiLayer</w:t>
+      </w:r>
+      <w:proofErr w:type="spellEnd"/>
+      <w:r>
+        <w:rPr>
+          <w:b/>
+        </w:rPr>
+        <w:t xml:space="preserve"> Perceptron (MLP):</w:t>
+      </w:r>
+      <w:r>
+        <w:t xml:space="preserve"> This has one or more middle layers and can unders</w:t>
+      </w:r>
+      <w:r>
+        <w:t>tand complicated relationships.</w:t>
+      </w:r>
+    </w:p>
+    <w:p>
+      <w:r>
+        <w:t xml:space="preserve">- </w:t>
+      </w:r>
+      <w:r>
+        <w:rPr>
+          <w:b/>
+        </w:rPr>
+        <w:t>Radial Basis Function (RBF) Networks</w:t>
+      </w:r>
+      <w:r>
+        <w:t>: These use special functi</w:t>
+      </w:r>
+      <w:r>
+        <w:t xml:space="preserve">ons to help </w:t>
+      </w:r>
+      <w:proofErr w:type="spellStart"/>
+      <w:r>
+        <w:t>recognise</w:t>
+      </w:r>
+      <w:proofErr w:type="spellEnd"/>
+      <w:r>
+        <w:t xml:space="preserve"> patterns.</w:t>
+      </w:r>
+    </w:p>
+    <w:p/>
+    <w:p>
+      <w:pPr>
+        <w:rPr>
+          <w:b/>
+        </w:rPr>
+      </w:pPr>
+      <w:r>
+        <w:rPr>
+          <w:b/>
+        </w:rPr>
+        <w:t>Applications</w:t>
+      </w:r>
+    </w:p>
+    <w:p>
+      <w:r>
+        <w:t>- Image recognition</w:t>
+      </w:r>
+    </w:p>
+    <w:p>
+      <w:r>
+        <w:t>- Sentiment analysis</w:t>
+      </w:r>
+    </w:p>
+    <w:p>
+      <w:r>
+        <w:t>- Medical diagnosis</w:t>
+      </w:r>
+    </w:p>
+    <w:p>
+      <w:r>
+        <w:t>- Fraud detection</w:t>
+      </w:r>
+    </w:p>
+    <w:p>
+      <w:r>
+        <w:t>- Customer segmentation</w:t>
+      </w:r>
+    </w:p>
+    <w:p/>
+    <w:p>
       <w:r>
         <w:lastRenderedPageBreak/>
-        <w:t>result through an activation function (such as ReLU, sigmoid, or tanh). Multiple hidden layers allow the network to learn complex, non-linear relationships.</w:t>
-      </w:r>
-    </w:p>
-    <w:p>
-      <w:r>
-        <w:t xml:space="preserve">3. </w:t>
-      </w:r>
-      <w:r>
-        <w:rPr>
-          <w:b/>
-          <w:bCs/>
-        </w:rPr>
-        <w:t>Output Layer</w:t>
-      </w:r>
-      <w:r>
-        <w:t>: Produces the final classification result. For binary classification, a single neuron with a sigmoid activation function outputs a probability (0 or 1). For multi-class classification, the softmax activation function is used, outputting a probability distribution across all classes.</w:t>
-      </w:r>
-    </w:p>
-    <w:p>
-      <w:pPr>
-        <w:rPr>
-          <w:b/>
-          <w:bCs/>
-        </w:rPr>
-      </w:pPr>
-      <w:r>
-        <w:rPr>
-          <w:b/>
-          <w:bCs/>
-        </w:rPr>
-        <w:t>Training Process:</w:t>
-      </w:r>
-    </w:p>
-    <w:p>
-      <w:r>
-        <w:t xml:space="preserve">1. </w:t>
-      </w:r>
-      <w:r>
-        <w:rPr>
-          <w:b/>
-          <w:bCs/>
-        </w:rPr>
-        <w:t>Forward Propagation</w:t>
-      </w:r>
-      <w:r>
-        <w:t>: Input data flows through the network, layer by layer, producing an output prediction.</w:t>
-      </w:r>
-    </w:p>
-    <w:p>
-      <w:r>
-        <w:t>2</w:t>
-      </w:r>
-      <w:r>
-        <w:rPr>
-          <w:b/>
-          <w:bCs/>
-        </w:rPr>
-        <w:t>. Loss Computation</w:t>
-      </w:r>
-      <w:r>
-        <w:t>: The difference between the predicted output and actual label is measured using a loss function (e.g., binary cross-entropy for binary classification, categorical cross-entropy for multi-class).</w:t>
-      </w:r>
-    </w:p>
-    <w:p>
-      <w:r>
-        <w:t xml:space="preserve">3. </w:t>
-      </w:r>
-      <w:r>
-        <w:rPr>
-          <w:b/>
-          <w:bCs/>
-        </w:rPr>
-        <w:t>Backpropagation</w:t>
-      </w:r>
-      <w:r>
-        <w:t>: Gradients of the loss with respect to each weight are computed, and weights are updated using optimisation algorithms like Stochastic Gradient Descent (SGD), Adam, or RMSprop.</w:t>
-      </w:r>
-    </w:p>
-    <w:p>
-      <w:r>
-        <w:t xml:space="preserve">4. </w:t>
-      </w:r>
-      <w:r>
-        <w:rPr>
-          <w:b/>
-          <w:bCs/>
-        </w:rPr>
-        <w:t>Iteration</w:t>
-      </w:r>
-      <w:r>
-        <w:t>: This process is repeated over many epochs until the model converges to minimal loss.</w:t>
-      </w:r>
-    </w:p>
-    <w:p>
-      <w:pPr>
-        <w:rPr>
-          <w:b/>
-          <w:bCs/>
-        </w:rPr>
-      </w:pPr>
-      <w:r>
-        <w:rPr>
-          <w:b/>
-          <w:bCs/>
-        </w:rPr>
-        <w:t>Types of ANN Classification Models:</w:t>
-      </w:r>
-    </w:p>
-    <w:p>
-      <w:r>
-        <w:t xml:space="preserve">- </w:t>
-      </w:r>
-      <w:r>
-        <w:rPr>
-          <w:b/>
-          <w:bCs/>
-        </w:rPr>
-        <w:t>Perceptron</w:t>
-      </w:r>
-      <w:r>
-        <w:t>: The simplest ANN with a single layer, suitable for linearly separable data.</w:t>
-      </w:r>
-    </w:p>
-    <w:p>
-      <w:r>
-        <w:rPr>
-          <w:b/>
-          <w:bCs/>
-        </w:rPr>
-        <w:t>- Multi-Layer Perceptron (MLP):</w:t>
-      </w:r>
-      <w:r>
-        <w:t xml:space="preserve"> Contains one or more hidden layers and can model non-linear decision boundaries.</w:t>
-      </w:r>
-    </w:p>
-    <w:p>
-      <w:r>
-        <w:t xml:space="preserve">- </w:t>
-      </w:r>
-      <w:r>
-        <w:rPr>
-          <w:b/>
-          <w:bCs/>
-        </w:rPr>
-        <w:t>Radial Basis Function (RBF) Networks</w:t>
-      </w:r>
-      <w:r>
-        <w:t>: Use radial basis functions as activation functions, effective for pattern recognition.</w:t>
-      </w:r>
-    </w:p>
-    <w:p>
-      <w:r>
-        <w:t>Applications:</w:t>
-      </w:r>
-    </w:p>
-    <w:p>
-      <w:r>
-        <w:t>- Image recognition and classification</w:t>
-      </w:r>
-    </w:p>
-    <w:p>
-      <w:r>
-        <w:t>- Sentiment analysis and text classification</w:t>
-      </w:r>
-    </w:p>
-    <w:p>
-      <w:r>
-        <w:t>- Medical diagnosis (disease detection)</w:t>
-      </w:r>
-    </w:p>
-    <w:p>
-      <w:r>
-        <w:t>- Fraud detection in financial transactions</w:t>
-      </w:r>
-    </w:p>
-    <w:p>
-      <w:r>
-        <w:t>- Customer segmentation and churn prediction</w:t>
-      </w:r>
-    </w:p>
-    <w:p>
-      <w:r>
-        <w:t>ANN classification models are powerful tools that, when properly tuned and trained, can achieve high accuracy on complex classification problems.</w:t>
+        <w:t>ANN models are powerful tools. When we set them up and train them properly they can be very accurate, at solving problems.</w:t>
       </w:r>
     </w:p>
     <w:p>
@@ -1527,203 +2799,327 @@
         <w:spacing w:before="360" w:after="160"/>
         <w:jc w:val="left"/>
       </w:pPr>
-      <w:r>
-        <w:rPr>
-          <w:b/>
-        </w:rPr>
-        <w:t>Q4(b). Explain the classification of layers of CNN. [5 Marks]</w:t>
-      </w:r>
-    </w:p>
-    <w:p>
-      <w:r>
-        <w:t>Convolutional Neural Networks (CNNs) are specialised deep learning architectures primarily designed for processing structured grid data such as images. CNNs consist of several distinct types of layers, each serving a specific function in the feature extraction and classification pipeline.</w:t>
-      </w:r>
-    </w:p>
-    <w:p>
-      <w:pPr>
-        <w:rPr>
-          <w:b/>
-          <w:bCs/>
-        </w:rPr>
-      </w:pPr>
-      <w:r>
-        <w:rPr>
-          <w:b/>
-          <w:bCs/>
-        </w:rPr>
+      <w:proofErr w:type="gramStart"/>
+      <w:r>
+        <w:rPr>
+          <w:b/>
+        </w:rPr>
+        <w:t>Q4(</w:t>
+      </w:r>
+      <w:proofErr w:type="gramEnd"/>
+      <w:r>
+        <w:rPr>
+          <w:b/>
+        </w:rPr>
+        <w:t>b). Explain the classification of layers of CNN. [5 Marks]</w:t>
+      </w:r>
+    </w:p>
+    <w:p>
+      <w:r>
+        <w:t xml:space="preserve"> </w:t>
+      </w:r>
+      <w:r>
+        <w:t>Convolutional Neural Networks are kinds of deep learning models. They are mainly used for processing images and other kinds of grid data.</w:t>
+      </w:r>
+    </w:p>
+    <w:p/>
+    <w:p>
+      <w:pPr>
+        <w:rPr>
+          <w:b/>
+        </w:rPr>
+      </w:pPr>
+      <w:r>
+        <w:rPr>
+          <w:b/>
+        </w:rPr>
+        <w:t>1. Convolutional Layer:</w:t>
+      </w:r>
+    </w:p>
+    <w:p>
+      <w:r>
+        <w:t>The convolutional layer is the part of a Convolutional Neural Network. It uses filters that move across the input image. These filters do element- multiplication and summation to produce feature maps. Each filter finds features like edges, textures or patterns. Im</w:t>
+      </w:r>
+      <w:r>
+        <w:t>portant things to consider are:</w:t>
+      </w:r>
+    </w:p>
+    <w:p>
+      <w:pPr>
+        <w:ind w:firstLine="720"/>
+      </w:pPr>
+      <w:r>
+        <w:t>- Filter s</w:t>
+      </w:r>
+      <w:r>
+        <w:t>ize, for example 3×3 or 5×5</w:t>
+      </w:r>
+    </w:p>
+    <w:p>
+      <w:pPr>
+        <w:ind w:firstLine="720"/>
+      </w:pPr>
+      <w:r>
+        <w:t>- Stride which's t</w:t>
+      </w:r>
+      <w:r>
+        <w:t>he step size of filter movement</w:t>
+      </w:r>
+    </w:p>
+    <w:p>
+      <w:pPr>
+        <w:ind w:firstLine="720"/>
+      </w:pPr>
+      <w:r>
+        <w:t>- Padding, which is zero-pad</w:t>
+      </w:r>
+      <w:r>
+        <w:t>ding to keep spatial dimensions</w:t>
+      </w:r>
+    </w:p>
+    <w:p>
+      <w:r>
+        <w:t>Multiple convolutional layers together help the network learn different levels of features. Early layers learn low-level features like edges. Deeper layers learn high-level features like objects.</w:t>
+      </w:r>
+    </w:p>
+    <w:p/>
+    <w:p>
+      <w:pPr>
+        <w:rPr>
+          <w:b/>
+        </w:rPr>
+      </w:pPr>
+      <w:r>
+        <w:rPr>
+          <w:b/>
+        </w:rPr>
+        <w:t>2. Activation Layer (</w:t>
+      </w:r>
+      <w:proofErr w:type="spellStart"/>
+      <w:r>
+        <w:rPr>
+          <w:b/>
+        </w:rPr>
+        <w:t>ReLU</w:t>
+      </w:r>
+      <w:proofErr w:type="spellEnd"/>
+      <w:r>
+        <w:rPr>
+          <w:b/>
+        </w:rPr>
+        <w:t>):</w:t>
+      </w:r>
+    </w:p>
+    <w:p>
+      <w:r>
+        <w:t xml:space="preserve">After each convolution a special function called Rectified Linear Unit or </w:t>
+      </w:r>
+      <w:proofErr w:type="spellStart"/>
+      <w:r>
+        <w:t>ReLU</w:t>
+      </w:r>
+      <w:proofErr w:type="spellEnd"/>
+      <w:r>
+        <w:t xml:space="preserve"> is applied. </w:t>
+      </w:r>
+      <w:proofErr w:type="spellStart"/>
+      <w:r>
+        <w:t>ReLU</w:t>
+      </w:r>
+      <w:proofErr w:type="spellEnd"/>
+      <w:r>
+        <w:t xml:space="preserve"> changes all values to zero. Thi</w:t>
+      </w:r>
+      <w:r>
+        <w:t>s helps the model learn things.</w:t>
+      </w:r>
+    </w:p>
+    <w:p>
+      <w:pPr>
+        <w:rPr>
+          <w:b/>
+        </w:rPr>
+      </w:pPr>
+    </w:p>
+    <w:p>
+      <w:pPr>
+        <w:rPr>
+          <w:b/>
+        </w:rPr>
+      </w:pPr>
+      <w:r>
+        <w:rPr>
+          <w:b/>
+        </w:rPr>
+        <w:t>3. Pooling Layer:</w:t>
+      </w:r>
+    </w:p>
+    <w:p>
+      <w:r>
+        <w:t>The pooling layer makes the feature maps smaller. This reduces computation. Helps prevent overfitting. Ther</w:t>
+      </w:r>
+      <w:r>
+        <w:t>e are two types:</w:t>
+      </w:r>
+    </w:p>
+    <w:p>
+      <w:pPr>
+        <w:ind w:firstLine="720"/>
+      </w:pPr>
+      <w:r>
+        <w:t xml:space="preserve">- </w:t>
+      </w:r>
+      <w:r>
+        <w:rPr>
+          <w:b/>
+        </w:rPr>
+        <w:t>Max Pooling</w:t>
+      </w:r>
+      <w:r>
+        <w:t>: It picks the biggest value in each window. Thi</w:t>
+      </w:r>
+      <w:r>
+        <w:t>s keeps the important features.</w:t>
+      </w:r>
+    </w:p>
+    <w:p>
+      <w:pPr>
+        <w:ind w:firstLine="720"/>
+      </w:pPr>
+      <w:r>
+        <w:t>-</w:t>
+      </w:r>
+      <w:r>
+        <w:rPr>
+          <w:b/>
+        </w:rPr>
+        <w:t>Average Pooling</w:t>
+      </w:r>
+      <w:r>
+        <w:t>: It calculates the average value in each win</w:t>
+      </w:r>
+      <w:r>
+        <w:t xml:space="preserve">dow. This gives a </w:t>
+      </w:r>
+      <w:proofErr w:type="spellStart"/>
+      <w:r>
+        <w:t>downsampling</w:t>
+      </w:r>
+      <w:proofErr w:type="spellEnd"/>
+      <w:r>
+        <w:t>.</w:t>
+      </w:r>
+    </w:p>
+    <w:p>
+      <w:r>
+        <w:t>Pooling helps the model understand the input better even if things move a little.</w:t>
+      </w:r>
+    </w:p>
+    <w:p>
+      <w:r>
+        <w:t xml:space="preserve"> </w:t>
+      </w:r>
+    </w:p>
+    <w:p>
+      <w:pPr>
+        <w:rPr>
+          <w:b/>
+        </w:rPr>
+      </w:pPr>
+      <w:r>
+        <w:rPr>
+          <w:b/>
+        </w:rPr>
+        <w:t>4. Connected Layer:</w:t>
+      </w:r>
+    </w:p>
+    <w:p>
+      <w:r>
+        <w:t xml:space="preserve">After convolutional and pooling layers the feature maps are changed into a one-dimensional </w:t>
+      </w:r>
+      <w:proofErr w:type="gramStart"/>
+      <w:r>
+        <w:t>vector</w:t>
+      </w:r>
+      <w:proofErr w:type="gramEnd"/>
+      <w:r>
+        <w:t xml:space="preserve">. This vector is then fed into connected layers. These layers work like a neural network. </w:t>
+      </w:r>
+      <w:r>
         <w:lastRenderedPageBreak/>
-        <w:t>1. Convolutional Layer:</w:t>
-      </w:r>
-    </w:p>
-    <w:p>
-      <w:r>
-        <w:t>The convolutional layer is the core building block of a CNN. It applies learnable filters (kernels) that slide across the input image, performing element-wise multiplication and summation to produce feature maps. Each filter detects specific features such as edges, textures, or patterns. Key parameters include:</w:t>
-      </w:r>
-    </w:p>
-    <w:p>
-      <w:r>
-        <w:t>- Filter size (e.g., 3×3, 5×5)</w:t>
-      </w:r>
-    </w:p>
-    <w:p>
-      <w:r>
-        <w:t>- Stride (step size of filter movement)</w:t>
-      </w:r>
-    </w:p>
-    <w:p>
-      <w:r>
-        <w:t>- Padding (zero-padding to preserve spatial dimensions)</w:t>
-      </w:r>
-    </w:p>
-    <w:p>
-      <w:r>
-        <w:t>Multiple convolutional layers stacked together enable the network to learn hierarchical features—from low-level edges in early layers to high-level objects in deeper layers.</w:t>
-      </w:r>
-    </w:p>
-    <w:p>
-      <w:pPr>
-        <w:rPr>
-          <w:b/>
-          <w:bCs/>
-        </w:rPr>
-      </w:pPr>
-      <w:r>
-        <w:rPr>
-          <w:b/>
-          <w:bCs/>
-        </w:rPr>
-        <w:t>2. Activation Layer (ReLU):</w:t>
-      </w:r>
-    </w:p>
-    <w:p>
-      <w:r>
-        <w:t xml:space="preserve">After each convolution operation, an activation </w:t>
+        <w:t>They combine features to make the classification. Each neuron in a connected layer is connected to every neuron in the previous layer.</w:t>
+      </w:r>
+    </w:p>
+    <w:p/>
+    <w:p>
+      <w:pPr>
+        <w:rPr>
+          <w:b/>
+        </w:rPr>
+      </w:pPr>
+      <w:r>
+        <w:rPr>
+          <w:b/>
+        </w:rPr>
+        <w:t>5. Dropout Layer:</w:t>
+      </w:r>
+    </w:p>
+    <w:p>
+      <w:r>
+        <w:t xml:space="preserve">Dropout is a technique to prevent overfitting. It randomly ignores some neurons during training. A typical dropout rate is </w:t>
       </w:r>
       <w:proofErr w:type="gramStart"/>
       <w:r>
-        <w:t>function—most commonly Rectified</w:t>
+        <w:t>between 25% to 50%</w:t>
       </w:r>
       <w:proofErr w:type="gramEnd"/>
       <w:r>
-        <w:t xml:space="preserve"> Linear Unit (ReLU)—is applied </w:t>
+        <w:t>. This means 25% to 50% of neurons are not used in each training iteration.</w:t>
+      </w:r>
+    </w:p>
+    <w:p/>
+    <w:p>
+      <w:pPr>
+        <w:rPr>
+          <w:b/>
+        </w:rPr>
+      </w:pPr>
+      <w:r>
+        <w:rPr>
+          <w:b/>
+        </w:rPr>
+        <w:t>6. Output Layer:</w:t>
+      </w:r>
+    </w:p>
+    <w:p>
+      <w:r>
+        <w:t xml:space="preserve">The final layer uses a function for classification. For classes it uses </w:t>
+      </w:r>
+      <w:proofErr w:type="spellStart"/>
+      <w:r>
+        <w:t>softmax</w:t>
+      </w:r>
+      <w:proofErr w:type="spellEnd"/>
+      <w:r>
+        <w:t>. For two classes it uses sigmoid. This layer gives pro</w:t>
+      </w:r>
+      <w:r>
+        <w:t>bability scores for each class.</w:t>
+      </w:r>
+    </w:p>
+    <w:p/>
+    <w:p>
+      <w:r>
+        <w:t>These layers work together to help Convolutional Neural Networks learn features automatically. This makes them very good, for image classification, object detection and visual recognition tasks</w:t>
       </w:r>
       <w:proofErr w:type="gramStart"/>
       <w:r>
-        <w:t>element-wise</w:t>
+        <w:t>.</w:t>
+      </w:r>
+      <w:r>
+        <w:t>.</w:t>
       </w:r>
       <w:proofErr w:type="gramEnd"/>
-      <w:r>
-        <w:t>. ReLU replaces all negative values with zero ($f(x) = \max(0, x)$), introducing non-linearity into the model. This enables the CNN to learn complex, non-linear mappings between inputs and outputs.</w:t>
-      </w:r>
-    </w:p>
-    <w:p>
-      <w:pPr>
-        <w:rPr>
-          <w:b/>
-          <w:bCs/>
-        </w:rPr>
-      </w:pPr>
-      <w:r>
-        <w:rPr>
-          <w:b/>
-          <w:bCs/>
-        </w:rPr>
-        <w:t>3. Pooling Layer:</w:t>
-      </w:r>
-    </w:p>
-    <w:p>
-      <w:r>
-        <w:t>The pooling layer reduces the spatial dimensions (height and width) of the feature maps, thereby reducing computational cost and controlling overfitting. Common types include:</w:t>
-      </w:r>
-    </w:p>
-    <w:p>
-      <w:r>
-        <w:t>- Max Pooling: Selects the maximum value within each pooling window, retaining the most prominent features.</w:t>
-      </w:r>
-    </w:p>
-    <w:p>
-      <w:r>
-        <w:t>- Average Pooling: Computes the average value within each pooling window, providing a smoother downsampling.</w:t>
-      </w:r>
-    </w:p>
-    <w:p>
-      <w:r>
-        <w:t>Pooling makes the representation invariant to small translations in the input.</w:t>
-      </w:r>
-    </w:p>
-    <w:p>
-      <w:pPr>
-        <w:rPr>
-          <w:b/>
-          <w:bCs/>
-        </w:rPr>
-      </w:pPr>
-      <w:r>
-        <w:rPr>
-          <w:b/>
-          <w:bCs/>
-        </w:rPr>
-        <w:t>4. Fully Connected (Dense) Layer:</w:t>
-      </w:r>
-    </w:p>
-    <w:p>
-      <w:r>
-        <w:t>After several convolutional and pooling operations, the feature maps are flattened into a one-dimensional vector and fed into fully connected layers. These layers function like a traditional neural network, combining the extracted features to perform the final classification. Each neuron in a fully connected layer is connected to every neuron in the previous layer.</w:t>
-      </w:r>
-    </w:p>
-    <w:p>
-      <w:pPr>
-        <w:rPr>
-          <w:b/>
-          <w:bCs/>
-        </w:rPr>
-      </w:pPr>
-      <w:r>
-        <w:rPr>
-          <w:b/>
-          <w:bCs/>
-        </w:rPr>
-        <w:t>5. Dropout Layer:</w:t>
-      </w:r>
-    </w:p>
-    <w:p>
-      <w:r>
-        <w:t>Dropout is a regularisation technique where randomly selected neurons are ignored during training to prevent overfitting. A typical dropout rate is 0.25–0.5, meaning 25–50% of neurons are deactivated in each training iteration.</w:t>
-      </w:r>
-    </w:p>
-    <w:p>
-      <w:pPr>
-        <w:rPr>
-          <w:b/>
-          <w:bCs/>
-        </w:rPr>
-      </w:pPr>
-      <w:r>
-        <w:rPr>
-          <w:b/>
-          <w:bCs/>
-        </w:rPr>
-        <w:t>6. Output Layer:</w:t>
-      </w:r>
-    </w:p>
-    <w:p>
-      <w:r>
-        <w:t xml:space="preserve">The final layer uses </w:t>
-      </w:r>
-      <w:proofErr w:type="gramStart"/>
-      <w:r>
-        <w:t>a softmax</w:t>
-      </w:r>
-      <w:proofErr w:type="gramEnd"/>
-      <w:r>
-        <w:t xml:space="preserve"> activation for multi-class classification or sigmoid for binary classification, producing probability scores for each class.</w:t>
-      </w:r>
-    </w:p>
-    <w:p>
-      <w:r>
-        <w:lastRenderedPageBreak/>
-        <w:t>These layers work together to enable CNNs to automatically learn spatial hierarchies of features, making them exceptionally effective for image classification, object detection, and visual recognition tasks.</w:t>
-      </w:r>
     </w:p>
     <w:p>
       <w:pPr>
@@ -1739,35 +3135,32 @@
     </w:p>
     <w:p>
       <w:r>
-        <w:t>Recurrent Neural Networks (RNNs) are a class of neural networks designed to handle sequential data by maintaining an internal memory state. RNNs can be classified based on the relationship between input and output sequences, leading to several architectural variants:</w:t>
-      </w:r>
-    </w:p>
-    <w:p>
-      <w:pPr>
-        <w:rPr>
-          <w:b/>
-          <w:bCs/>
-        </w:rPr>
-      </w:pPr>
-      <w:r>
-        <w:rPr>
-          <w:b/>
-          <w:bCs/>
-        </w:rPr>
-        <w:t>1. One-to-One (Vanilla Neural Network):</w:t>
-      </w:r>
-    </w:p>
-    <w:p>
-      <w:r>
-        <w:t xml:space="preserve">This is the simplest architecture where there </w:t>
-      </w:r>
-      <w:proofErr w:type="gramStart"/>
-      <w:r>
-        <w:t>is</w:t>
-      </w:r>
-      <w:proofErr w:type="gramEnd"/>
-      <w:r>
-        <w:t xml:space="preserve"> a single input and a single output. Technically, this is a standard feedforward network and does not leverage the recurrence mechanism. It is included in the taxonomy for completeness.</w:t>
+        <w:t xml:space="preserve"> </w:t>
+      </w:r>
+      <w:r>
+        <w:t>Recurrent Neural Networks are a type of network that can handle data that comes in a sequence. Recurrent Neural Networks can remember things from the past, which helps them make decisions. We can group Recurrent Neural Networks into types based on how they handle input and output sequences. Here are some of the types of Recurrent Neural Networks:</w:t>
+      </w:r>
+    </w:p>
+    <w:p/>
+    <w:p>
+      <w:pPr>
+        <w:rPr>
+          <w:b/>
+        </w:rPr>
+      </w:pPr>
+      <w:r>
+        <w:rPr>
+          <w:b/>
+        </w:rPr>
+        <w:t>1. One-to-One:</w:t>
+      </w:r>
+    </w:p>
+    <w:p>
+      <w:r>
+        <w:t>This is the type of Recurrent Neural Network. It has one input and one output. This type of network is not really a Recurrent Neural Network because it does not use the memory feature. We inclu</w:t>
+      </w:r>
+      <w:r>
+        <w:t>de it here just to be complete.</w:t>
       </w:r>
     </w:p>
     <w:p>
@@ -1777,32 +3170,39 @@
       <w:r>
         <w:rPr>
           <w:b/>
-          <w:bCs/>
         </w:rPr>
         <w:t>Example</w:t>
       </w:r>
       <w:r>
-        <w:t>: Standard image classification.</w:t>
-      </w:r>
-    </w:p>
-    <w:p>
-      <w:pPr>
-        <w:rPr>
-          <w:b/>
-          <w:bCs/>
-        </w:rPr>
-      </w:pPr>
-      <w:r>
-        <w:rPr>
-          <w:b/>
-          <w:bCs/>
-        </w:rPr>
-        <w:t>2. One-to-Many:</w:t>
-      </w:r>
-    </w:p>
-    <w:p>
-      <w:r>
-        <w:t>A single input produces a sequence of outputs. The network receives one input and generates multiple outputs over successive time steps.</w:t>
+        <w:t>: We can use this type of network to classify images.</w:t>
+      </w:r>
+    </w:p>
+    <w:p/>
+    <w:p>
+      <w:pPr>
+        <w:rPr>
+          <w:b/>
+        </w:rPr>
+      </w:pPr>
+      <w:r>
+        <w:rPr>
+          <w:b/>
+        </w:rPr>
+        <w:t>2. One-</w:t>
+      </w:r>
+      <w:r>
+        <w:rPr>
+          <w:b/>
+        </w:rPr>
+        <w:t>to-Many:</w:t>
+      </w:r>
+    </w:p>
+    <w:p>
+      <w:r>
+        <w:t>This type of Recurrent Neural Network takes one input. Produces many outputs. The network gets one input. Then p</w:t>
+      </w:r>
+      <w:r>
+        <w:t>roduces many outputs over time.</w:t>
       </w:r>
     </w:p>
     <w:p>
@@ -1812,32 +3212,35 @@
       <w:r>
         <w:rPr>
           <w:b/>
-          <w:bCs/>
         </w:rPr>
         <w:t>Example</w:t>
       </w:r>
       <w:r>
-        <w:t>: Image captioning, where a single image is input and the model generates a sequence of words describing the image. Music generation from a single seed note is another example.</w:t>
-      </w:r>
-    </w:p>
-    <w:p>
-      <w:pPr>
-        <w:rPr>
-          <w:b/>
-          <w:bCs/>
-        </w:rPr>
-      </w:pPr>
-      <w:r>
-        <w:rPr>
-          <w:b/>
-          <w:bCs/>
-        </w:rPr>
+        <w:t>: We can use this type of network to write a caption for an image. We can also use it to generate music from a note.</w:t>
+      </w:r>
+    </w:p>
+    <w:p/>
+    <w:p/>
+    <w:p>
+      <w:pPr>
+        <w:rPr>
+          <w:b/>
+        </w:rPr>
+      </w:pPr>
+      <w:r>
+        <w:rPr>
+          <w:b/>
+        </w:rPr>
+        <w:lastRenderedPageBreak/>
         <w:t>3. Many-to-One:</w:t>
       </w:r>
     </w:p>
     <w:p>
       <w:r>
-        <w:t>A sequence of inputs produces a single output. The network processes the entire input sequence and produces one consolidated output at the final time step.</w:t>
+        <w:t xml:space="preserve">This type of Recurrent Neural Network takes inputs and produces one output. The network looks at all the inputs. Then </w:t>
+      </w:r>
+      <w:r>
+        <w:t>produces one output at the end.</w:t>
       </w:r>
     </w:p>
     <w:p>
@@ -1847,32 +3250,41 @@
       <w:r>
         <w:rPr>
           <w:b/>
-          <w:bCs/>
         </w:rPr>
         <w:t>Example</w:t>
       </w:r>
       <w:r>
-        <w:t>: Sentiment analysis, where a sequence of words (a sentence or review) is input and the model outputs a single sentiment label (positive, negative, or neutral).</w:t>
-      </w:r>
-    </w:p>
-    <w:p>
-      <w:pPr>
-        <w:rPr>
-          <w:b/>
-          <w:bCs/>
-        </w:rPr>
-      </w:pPr>
-      <w:r>
-        <w:rPr>
-          <w:b/>
-          <w:bCs/>
-        </w:rPr>
-        <w:t>4. Many-to-Many (Equal Length):</w:t>
-      </w:r>
-    </w:p>
-    <w:p>
-      <w:r>
-        <w:t>A sequence of inputs produces a sequence of outputs of the same length. Each input time step corresponds to an output time step.</w:t>
+        <w:t>: We can use this type of network to figure out if a review's positive or negative.</w:t>
+      </w:r>
+    </w:p>
+    <w:p/>
+    <w:p>
+      <w:pPr>
+        <w:rPr>
+          <w:b/>
+        </w:rPr>
+      </w:pPr>
+      <w:r>
+        <w:rPr>
+          <w:b/>
+        </w:rPr>
+        <w:t>4. Many-to-Many:</w:t>
+      </w:r>
+    </w:p>
+    <w:p>
+      <w:r>
+        <w:t xml:space="preserve">This type of Recurrent Neural Network takes inputs and produces many outputs. There are two </w:t>
+      </w:r>
+      <w:r>
+        <w:t>types of Many-to-Many networks.</w:t>
+      </w:r>
+    </w:p>
+    <w:p>
+      <w:r>
+        <w:t>- One type produces outputs that're</w:t>
+      </w:r>
+      <w:r>
+        <w:t xml:space="preserve"> the same length as the inputs.</w:t>
       </w:r>
     </w:p>
     <w:p>
@@ -1882,68 +3294,67 @@
       <w:r>
         <w:rPr>
           <w:b/>
-          <w:bCs/>
         </w:rPr>
         <w:t>Example</w:t>
       </w:r>
       <w:r>
-        <w:t>: Named Entity Recognition (NER), where each word in a sentence is tagged with its entity category (person, organisation, location, etc.). Part-of-speech tagging is another application.</w:t>
-      </w:r>
-    </w:p>
-    <w:p>
-      <w:pPr>
-        <w:rPr>
-          <w:b/>
-          <w:bCs/>
-        </w:rPr>
-      </w:pPr>
-      <w:r>
-        <w:rPr>
-          <w:b/>
-          <w:bCs/>
-        </w:rPr>
-        <w:t>5. Many-to-Many (Unequal Length / Encoder-Decoder):</w:t>
-      </w:r>
-    </w:p>
-    <w:p>
-      <w:r>
-        <w:t>A sequence of inputs produces a sequence of outputs of a different length. This is typically implemented using an encoder-decoder (sequence-to-sequence) architecture, where the encoder processes the input sequence into a fixed-length context vector, and the decoder generates the output sequence from this context.</w:t>
-      </w:r>
-    </w:p>
-    <w:p>
-      <w:r>
-        <w:lastRenderedPageBreak/>
+        <w:t>: We can use this type of network to identify the names of people and places in a sentence.</w:t>
+      </w:r>
+    </w:p>
+    <w:p/>
+    <w:p>
+      <w:pPr>
+        <w:rPr>
+          <w:b/>
+        </w:rPr>
+      </w:pPr>
+      <w:r>
+        <w:rPr>
+          <w:b/>
+        </w:rPr>
+        <w:t>5. Many-to-Many:</w:t>
+      </w:r>
+    </w:p>
+    <w:p>
+      <w:r>
+        <w:t>This type of Recurrent Neural Network takes inputs and produces many outputs but the outputs are not the same length as the inputs. This type of network is called an encoder-decoder network. The encoder part of the network looks at the inputs. Then the dec</w:t>
+      </w:r>
+      <w:r>
+        <w:t>oder part produces the outputs.</w:t>
+      </w:r>
+    </w:p>
+    <w:p>
+      <w:r>
         <w:t xml:space="preserve">- </w:t>
       </w:r>
       <w:r>
         <w:rPr>
           <w:b/>
-          <w:bCs/>
         </w:rPr>
         <w:t>Example</w:t>
       </w:r>
       <w:r>
-        <w:t>: Machine translation (translating a sentence from English to French, where input and output lengths differ). Text summarisation and conversational AI also use this architecture.</w:t>
-      </w:r>
-    </w:p>
-    <w:p>
-      <w:pPr>
-        <w:rPr>
-          <w:b/>
-          <w:bCs/>
-        </w:rPr>
-      </w:pPr>
-      <w:r>
-        <w:rPr>
-          <w:b/>
-          <w:bCs/>
-        </w:rPr>
-        <w:t>Advanced RNN Variants:</w:t>
-      </w:r>
-    </w:p>
-    <w:p>
-      <w:r>
-        <w:t>Beyond these architectural classifications, RNNs have evolved to address limitations like the vanishing gradient problem:</w:t>
+        <w:t>: We can use this type of network to translate a sentence from one language to another. We can also use it to summarize a piece of text.</w:t>
+      </w:r>
+    </w:p>
+    <w:p/>
+    <w:p>
+      <w:pPr>
+        <w:rPr>
+          <w:b/>
+        </w:rPr>
+      </w:pPr>
+      <w:r>
+        <w:rPr>
+          <w:b/>
+        </w:rPr>
+        <w:t xml:space="preserve">There are also some advanced types of </w:t>
+      </w:r>
+      <w:r>
+        <w:rPr>
+          <w:b/>
+        </w:rPr>
+        <w:t>Recurrent Neural Networks like:</w:t>
       </w:r>
     </w:p>
     <w:p>
@@ -1953,12 +3364,28 @@
       <w:r>
         <w:rPr>
           <w:b/>
-          <w:bCs/>
-        </w:rPr>
-        <w:t>LSTM (Long Short-Term Memory):</w:t>
-      </w:r>
-      <w:r>
-        <w:t xml:space="preserve"> Uses gating mechanisms (input, forget, output gates) to selectively retain or discard information.</w:t>
+        </w:rPr>
+        <w:t>Long Short-Term Memory:</w:t>
+      </w:r>
+      <w:r>
+        <w:t xml:space="preserve"> This type of network uses gates to decide what </w:t>
+      </w:r>
+      <w:r>
+        <w:t>to remember and what to forget.</w:t>
+      </w:r>
+    </w:p>
+    <w:p>
+      <w:r>
+        <w:rPr>
+          <w:b/>
+        </w:rPr>
+        <w:t>- Gated Recurrent Unit</w:t>
+      </w:r>
+      <w:r>
+        <w:t>: This type of network is similar to Long Short-Term Memory but it is sim</w:t>
+      </w:r>
+      <w:r>
+        <w:t>pler and uses fewer parameters.</w:t>
       </w:r>
     </w:p>
     <w:p>
@@ -1968,117 +3395,123 @@
       <w:r>
         <w:rPr>
           <w:b/>
-          <w:bCs/>
-        </w:rPr>
-        <w:t>GRU (Gated Recurrent Unit):</w:t>
-      </w:r>
-      <w:r>
-        <w:t xml:space="preserve"> A simplified variant of LSTM with fewer parameters, using reset and update gates.</w:t>
-      </w:r>
-    </w:p>
-    <w:p>
-      <w:r>
-        <w:t xml:space="preserve">- </w:t>
-      </w:r>
-      <w:r>
-        <w:rPr>
-          <w:b/>
-          <w:bCs/>
-        </w:rPr>
-        <w:t>Bidirectional RNN</w:t>
-      </w:r>
-      <w:r>
-        <w:t>: Processes the sequence in both forward and backward directions, capturing context from both past and future.</w:t>
-      </w:r>
-    </w:p>
-    <w:p>
-      <w:r>
-        <w:t>These architectural classifications enable RNNs to be applied across a wide spectrum of sequential and temporal tasks.</w:t>
-      </w:r>
-    </w:p>
+        </w:rPr>
+        <w:t>Bidirectional Recurrent Neural Network</w:t>
+      </w:r>
+      <w:r>
+        <w:t>: This type of network looks at the inputs in both the forward and backward directions, which helps it understand the context better.</w:t>
+      </w:r>
+    </w:p>
+    <w:p/>
+    <w:p>
+      <w:r>
+        <w:t>These types of Recurrent Neural Networks can be used for different tasks that involve sequences of data. Recurrent Neural Networks are very useful for tasks that involve sequences, like speech recognition, text generation and machine translation. Recurrent Neural Networks are used in real-world applications and they are an important part of the field of artificial intelligence.</w:t>
+      </w:r>
+    </w:p>
+    <w:p/>
+    <w:p/>
     <w:p>
       <w:pPr>
         <w:spacing w:before="360" w:after="160"/>
         <w:jc w:val="left"/>
       </w:pPr>
-      <w:r>
-        <w:rPr>
-          <w:b/>
-        </w:rPr>
-        <w:t>Q5(b). Illustrate the difference between SARSA and Q-Learning. [5 Marks]</w:t>
-      </w:r>
-    </w:p>
-    <w:p>
-      <w:r>
-        <w:t>SARSA and Q-Learning are two fundamental temporal-difference (TD) reinforcement learning algorithms used by agents to learn optimal policies through interaction with an environment. While they share a common framework, they differ critically in how they update their action-value (Q) estimates.</w:t>
-      </w:r>
-    </w:p>
-    <w:p>
-      <w:pPr>
-        <w:rPr>
-          <w:b/>
-          <w:bCs/>
-        </w:rPr>
-      </w:pPr>
-      <w:r>
-        <w:rPr>
-          <w:b/>
-          <w:bCs/>
-        </w:rPr>
-        <w:t>SARSA (State-Action-Reward-State-Action):</w:t>
-      </w:r>
-    </w:p>
-    <w:p>
-      <w:r>
-        <w:t xml:space="preserve">SARSA is an on-policy algorithm, meaning it learns the value of the policy that the agent is </w:t>
-      </w:r>
       <w:proofErr w:type="gramStart"/>
       <w:r>
-        <w:t>actually following</w:t>
+        <w:rPr>
+          <w:b/>
+        </w:rPr>
+        <w:lastRenderedPageBreak/>
+        <w:t>Q5(</w:t>
       </w:r>
       <w:proofErr w:type="gramEnd"/>
       <w:r>
-        <w:t>, including its exploration behaviour.</w:t>
-      </w:r>
-    </w:p>
-    <w:p>
-      <w:pPr>
-        <w:rPr>
-          <w:b/>
-          <w:bCs/>
-        </w:rPr>
-      </w:pPr>
-      <w:r>
-        <w:rPr>
-          <w:b/>
-          <w:bCs/>
+        <w:rPr>
+          <w:b/>
+        </w:rPr>
+        <w:t>b). Illustrate the difference bet</w:t>
+      </w:r>
+      <w:r>
+        <w:rPr>
+          <w:b/>
+        </w:rPr>
+        <w:t>ween SARSA and Q-Learning. [5 Marks]</w:t>
+      </w:r>
+    </w:p>
+    <w:p>
+      <w:r>
+        <w:t xml:space="preserve"> </w:t>
+      </w:r>
+      <w:r>
+        <w:t>SARSA and Q-Learning are two learning methods that help agents figure out the best way to do things by trying things out in an environment. They have some things in common. They are different in how they update what they think is the best action to take.</w:t>
+      </w:r>
+    </w:p>
+    <w:p/>
+    <w:p>
+      <w:pPr>
+        <w:rPr>
+          <w:b/>
+        </w:rPr>
+      </w:pPr>
+      <w:r>
+        <w:rPr>
+          <w:b/>
+        </w:rPr>
+        <w:t>SARSA (Sta</w:t>
+      </w:r>
+      <w:r>
+        <w:rPr>
+          <w:b/>
+        </w:rPr>
+        <w:t>te-Action-Reward-State-Action):</w:t>
+      </w:r>
+    </w:p>
+    <w:p>
+      <w:r>
+        <w:t>SARSA is a method that learns from what the agent's actually doing including when it tries new things.</w:t>
+      </w:r>
+    </w:p>
+    <w:p/>
+    <w:p>
+      <w:pPr>
+        <w:rPr>
+          <w:b/>
+        </w:rPr>
+      </w:pPr>
+      <w:r>
+        <w:rPr>
+          <w:b/>
         </w:rPr>
         <w:t>Q-Learning:</w:t>
       </w:r>
     </w:p>
     <w:p>
       <w:r>
-        <w:t>Q-Learning is an off-policy algorithm, meaning it learns the value of the optimal policy regardless of the agent's current behaviour policy.</w:t>
+        <w:t>Q-Learning is a method that learns what the best way to do things is, no matter what the agent is doing now.</w:t>
       </w:r>
     </w:p>
     <w:p/>
     <w:p>
-      <w:r>
-        <w:rPr>
-          <w:b/>
-          <w:bCs/>
-        </w:rPr>
-        <w:t>Illustrative Example:</w:t>
-      </w:r>
-    </w:p>
-    <w:p>
-      <w:r>
-        <w:t>Consider a grid-world with a cliff. SARSA, being on-policy, learns to take a longer but safer path away from the cliff because its updates account for the chance of exploratory moves falling off the cliff. Q-Learning, being off-policy, learns the shorter path right along the cliff edge because it always assumes the optimal (greedy) action will be taken, ignoring the risk of exploration.</w:t>
-      </w:r>
-    </w:p>
-    <w:p>
-      <w:r>
-        <w:t>Both algorithms are foundational in reinforcement learning and are chosen based on the risk tolerance and requirements of the application domain.</w:t>
+      <w:pPr>
+        <w:rPr>
+          <w:b/>
+        </w:rPr>
+      </w:pPr>
+      <w:r>
+        <w:rPr>
+          <w:b/>
+        </w:rPr>
+        <w:t>For example:</w:t>
+      </w:r>
+    </w:p>
+    <w:p>
+      <w:r>
+        <w:t>Imagine a grid with a cliff. SARSA learns to take a path that is safe because it thinks about the chance that it might fall off the cliff when it tries new things. Q-Learning learns to take the path near the cliff because it always thinks the agent will make the best choice and it does not worry about the risk of trying new things.</w:t>
+      </w:r>
+    </w:p>
+    <w:p/>
+    <w:p>
+      <w:r>
+        <w:t>Both SARSA and Q-Learning are methods, in learning and people choose one or the other based on how much risk they are willing to take and what they need to do. SARSA and Q-Learning are used in situations because SARSA and Q-Learning have different strengths.</w:t>
       </w:r>
     </w:p>
     <w:p>
@@ -2086,248 +3519,395 @@
         <w:spacing w:before="360" w:after="160"/>
         <w:jc w:val="left"/>
       </w:pPr>
-      <w:r>
-        <w:rPr>
-          <w:b/>
-        </w:rPr>
-        <w:t>Q6(a). Demonstrate the phases we need for doing Neural Network Analysis. [5 Marks]</w:t>
+      <w:proofErr w:type="gramStart"/>
+      <w:r>
+        <w:rPr>
+          <w:b/>
+        </w:rPr>
+        <w:t>Q6(</w:t>
+      </w:r>
+      <w:proofErr w:type="gramEnd"/>
+      <w:r>
+        <w:rPr>
+          <w:b/>
+        </w:rPr>
+        <w:t>a). Demonstrate the phases we need for do</w:t>
+      </w:r>
+      <w:r>
+        <w:rPr>
+          <w:b/>
+        </w:rPr>
+        <w:t>ing Neural Network Analysis. [5 Marks]</w:t>
+      </w:r>
+    </w:p>
+    <w:p>
+      <w:r>
+        <w:t xml:space="preserve"> </w:t>
+      </w:r>
+      <w:r>
+        <w:t>Neural Network Analysis involves a series of steps each to building a good and reliable model. The key steps are:</w:t>
+      </w:r>
+    </w:p>
+    <w:p/>
+    <w:p>
+      <w:pPr>
+        <w:rPr>
+          <w:b/>
+        </w:rPr>
+      </w:pPr>
+      <w:r>
+        <w:rPr>
+          <w:b/>
+        </w:rPr>
+        <w:t>Phase 1: Problem</w:t>
+      </w:r>
+      <w:r>
+        <w:rPr>
+          <w:b/>
+        </w:rPr>
+        <w:t xml:space="preserve"> Definition and Data Collection</w:t>
+      </w:r>
+    </w:p>
+    <w:p>
+      <w:r>
+        <w:t>The first step is to define the problem. This could be a classification, regression or clustering task. Once defined we collect data from sources like databases, sensors, APIs or public datasets. The quality and quantity of data directly affect how well the neural network performs. We also need to understand the business context and define how we will measure success (using accuracy, precision, recall, F1-score, etc.).</w:t>
+      </w:r>
+    </w:p>
+    <w:p/>
+    <w:p>
+      <w:pPr>
+        <w:rPr>
+          <w:b/>
+        </w:rPr>
+      </w:pPr>
+      <w:r>
+        <w:rPr>
+          <w:b/>
+        </w:rPr>
+        <w:t>Phase 2: Data Preprocessing</w:t>
+      </w:r>
+    </w:p>
+    <w:p>
+      <w:r>
+        <w:t>Raw data is rarely ready for modeling. This step involves:</w:t>
       </w:r>
     </w:p>
     <w:p>
       <w:r>
         <w:lastRenderedPageBreak/>
-        <w:t>Neural Network Analysis involves a systematic sequence of phases, each critical to building an effective and reliable model. The key phases are:</w:t>
-      </w:r>
-    </w:p>
-    <w:p>
-      <w:pPr>
-        <w:rPr>
-          <w:b/>
-          <w:bCs/>
-        </w:rPr>
-      </w:pPr>
-      <w:r>
-        <w:rPr>
-          <w:b/>
-          <w:bCs/>
-        </w:rPr>
-        <w:t>Phase 1: Problem Definition and Data Collection</w:t>
-      </w:r>
-    </w:p>
-    <w:p>
-      <w:r>
-        <w:t>The first step is to clearly define the problem—whether it is a classification, regression, or clustering task. Once defined, relevant data is collected from appropriate sources such as databases, sensors, APIs, or public datasets. The quality and quantity of data directly influence the neural network's performance. This phase also involves understanding the business context and defining success metrics (accuracy, precision, recall, F1-score, etc.).</w:t>
-      </w:r>
-    </w:p>
-    <w:p>
-      <w:pPr>
-        <w:rPr>
-          <w:b/>
-          <w:bCs/>
-        </w:rPr>
-      </w:pPr>
-      <w:r>
-        <w:rPr>
-          <w:b/>
-          <w:bCs/>
-        </w:rPr>
-        <w:t>Phase 2: Data Preprocessing</w:t>
-      </w:r>
-    </w:p>
-    <w:p>
-      <w:r>
-        <w:t>Raw data is rarely ready for modelling. This phase involves:</w:t>
-      </w:r>
-    </w:p>
-    <w:p>
-      <w:r>
-        <w:t>- Handling missing values through imputation or removal.</w:t>
-      </w:r>
-    </w:p>
-    <w:p>
-      <w:r>
-        <w:t>- Normalisation/Standardisation to scale features to a uniform range (e.g., Min-Max scaling or Z-score normalisation), which is essential for gradient-based optimisation.</w:t>
-      </w:r>
-    </w:p>
-    <w:p>
-      <w:r>
-        <w:t>- Encoding categorical variables using one-hot encoding or label encoding.</w:t>
-      </w:r>
-    </w:p>
-    <w:p>
-      <w:r>
-        <w:t>- Feature selection and extraction to identify the most relevant inputs, reducing dimensionality and noise.</w:t>
-      </w:r>
-    </w:p>
-    <w:p>
-      <w:r>
-        <w:t>- Splitting data into training, validation, and test sets (commonly 70:15:15 or 80:10:10 splits).</w:t>
-      </w:r>
-    </w:p>
-    <w:p>
-      <w:pPr>
-        <w:rPr>
-          <w:b/>
-          <w:bCs/>
-        </w:rPr>
-      </w:pPr>
-      <w:r>
-        <w:rPr>
-          <w:b/>
-          <w:bCs/>
-        </w:rPr>
-        <w:t>Phase 3: Network Architecture Design</w:t>
-      </w:r>
-    </w:p>
-    <w:p>
-      <w:r>
-        <w:t>This phase involves selecting and designing the neural network structure:</w:t>
-      </w:r>
-    </w:p>
-    <w:p>
-      <w:r>
-        <w:t>- Choosing the type of network (ANN, CNN, RNN, etc.) based on the problem type.</w:t>
-      </w:r>
-    </w:p>
-    <w:p>
-      <w:r>
-        <w:t>- Determining the number of layers and neurons per layer.</w:t>
-      </w:r>
-    </w:p>
-    <w:p>
-      <w:r>
-        <w:t>- Selecting activation functions (ReLU, sigmoid, tanh, softmax) for hidden and output layers.</w:t>
-      </w:r>
-    </w:p>
-    <w:p>
-      <w:r>
-        <w:t>- Defining the loss function (cross-entropy for classification, MSE for regression).</w:t>
-      </w:r>
-    </w:p>
-    <w:p>
-      <w:r>
-        <w:t>- Choosing the optimiser (SGD, Adam, RMSprop) and setting the learning rate.</w:t>
-      </w:r>
-    </w:p>
-    <w:p>
-      <w:pPr>
-        <w:rPr>
-          <w:b/>
-          <w:bCs/>
-        </w:rPr>
-      </w:pPr>
-      <w:r>
-        <w:rPr>
-          <w:b/>
-          <w:bCs/>
+        <w:t>* Handling missing values by either r</w:t>
+      </w:r>
+      <w:r>
+        <w:t>eplacing them or removing them.</w:t>
+      </w:r>
+    </w:p>
+    <w:p>
+      <w:r>
+        <w:t>* Scaling features to a range (using Min-Max scaling or Z-score normalizatio</w:t>
+      </w:r>
+      <w:r>
+        <w:t>n) to make optimization easier.</w:t>
+      </w:r>
+    </w:p>
+    <w:p>
+      <w:r>
+        <w:t>* Converting variables into numbers using one-</w:t>
+      </w:r>
+      <w:r>
+        <w:t>hot encoding or label encoding.</w:t>
+      </w:r>
+    </w:p>
+    <w:p>
+      <w:r>
+        <w:t>*. Extracting the most rel</w:t>
+      </w:r>
+      <w:r>
+        <w:t>evant features to reduce noise.</w:t>
+      </w:r>
+    </w:p>
+    <w:p>
+      <w:r>
+        <w:t xml:space="preserve">* Splitting data into training, validation and test sets </w:t>
+      </w:r>
+      <w:proofErr w:type="gramStart"/>
+      <w:r>
+        <w:t>( 70:15:15</w:t>
+      </w:r>
+      <w:proofErr w:type="gramEnd"/>
+      <w:r>
+        <w:t xml:space="preserve"> or 80:10:10 splits).</w:t>
+      </w:r>
+    </w:p>
+    <w:p/>
+    <w:p>
+      <w:pPr>
+        <w:rPr>
+          <w:b/>
+        </w:rPr>
+      </w:pPr>
+      <w:r>
+        <w:rPr>
+          <w:b/>
+        </w:rPr>
+        <w:t>Phase</w:t>
+      </w:r>
+      <w:r>
+        <w:rPr>
+          <w:b/>
+        </w:rPr>
+        <w:t xml:space="preserve"> 3: Network Architecture Design</w:t>
+      </w:r>
+    </w:p>
+    <w:p>
+      <w:r>
+        <w:t xml:space="preserve">This step </w:t>
+      </w:r>
+      <w:r>
+        <w:t>is about designing the network:</w:t>
+      </w:r>
+    </w:p>
+    <w:p>
+      <w:r>
+        <w:t>* We choose the type of network (ANN, CNN, R</w:t>
+      </w:r>
+      <w:r>
+        <w:t>NN, etc.) based on the problem.</w:t>
+      </w:r>
+    </w:p>
+    <w:p>
+      <w:r>
+        <w:t>* We decide on the number of layers and ho</w:t>
+      </w:r>
+      <w:r>
+        <w:t>w neurons each layer will have.</w:t>
+      </w:r>
+    </w:p>
+    <w:p>
+      <w:r>
+        <w:t xml:space="preserve">* We select activation functions (like </w:t>
+      </w:r>
+      <w:proofErr w:type="spellStart"/>
+      <w:r>
+        <w:t>ReLU</w:t>
+      </w:r>
+      <w:proofErr w:type="spellEnd"/>
+      <w:r>
+        <w:t xml:space="preserve">, sigmoid, </w:t>
+      </w:r>
+      <w:proofErr w:type="spellStart"/>
+      <w:r>
+        <w:t>ta</w:t>
+      </w:r>
+      <w:r>
+        <w:t>nh</w:t>
+      </w:r>
+      <w:proofErr w:type="spellEnd"/>
+      <w:r>
+        <w:t xml:space="preserve">, </w:t>
+      </w:r>
+      <w:proofErr w:type="spellStart"/>
+      <w:r>
+        <w:t>softmax</w:t>
+      </w:r>
+      <w:proofErr w:type="spellEnd"/>
+      <w:r>
+        <w:t>) for output layers.</w:t>
+      </w:r>
+    </w:p>
+    <w:p>
+      <w:r>
+        <w:t>* We define the loss function (cross-entropy for class</w:t>
+      </w:r>
+      <w:r>
+        <w:t>ification, MSE for regression).</w:t>
+      </w:r>
+    </w:p>
+    <w:p>
+      <w:r>
+        <w:t xml:space="preserve">* We choose the optimizer (SGD, Adam </w:t>
+      </w:r>
+      <w:proofErr w:type="spellStart"/>
+      <w:r>
+        <w:t>RMSprop</w:t>
+      </w:r>
+      <w:proofErr w:type="spellEnd"/>
+      <w:r>
+        <w:t>). Set the learning rate.</w:t>
+      </w:r>
+    </w:p>
+    <w:p/>
+    <w:p>
+      <w:pPr>
+        <w:rPr>
+          <w:b/>
+        </w:rPr>
+      </w:pPr>
+      <w:r>
+        <w:rPr>
+          <w:b/>
         </w:rPr>
         <w:t>Phase 4: Model Training</w:t>
       </w:r>
     </w:p>
     <w:p>
       <w:r>
-        <w:t>The network is trained on the training data through iterative forward and backward propagation:</w:t>
-      </w:r>
-    </w:p>
-    <w:p>
-      <w:r>
-        <w:t>- Forward pass computes predictions.</w:t>
-      </w:r>
-    </w:p>
-    <w:p>
-      <w:r>
-        <w:t>- Loss calculation measures the error.</w:t>
-      </w:r>
-    </w:p>
-    <w:p>
-      <w:r>
-        <w:t>- Backpropagation computes gradients.</w:t>
-      </w:r>
-    </w:p>
-    <w:p>
-      <w:r>
-        <w:t>- Weight updates adjust parameters to minimise loss.</w:t>
-      </w:r>
-    </w:p>
-    <w:p>
-      <w:r>
-        <w:t>- Training continues across multiple epochs, with the validation set used to monitor for overfitting.</w:t>
-      </w:r>
-    </w:p>
-    <w:p>
-      <w:pPr>
-        <w:rPr>
-          <w:b/>
-          <w:bCs/>
-        </w:rPr>
-      </w:pPr>
-      <w:r>
-        <w:rPr>
-          <w:b/>
-          <w:bCs/>
-        </w:rPr>
-        <w:t>Phase 5: Model Evaluation and Testing</w:t>
-      </w:r>
-    </w:p>
-    <w:p>
-      <w:r>
+        <w:t>The network is t</w:t>
+      </w:r>
+      <w:r>
+        <w:t>rained on the training data by:</w:t>
+      </w:r>
+    </w:p>
+    <w:p>
+      <w:r>
+        <w:t>* Making predictions.</w:t>
+      </w:r>
+    </w:p>
+    <w:p>
+      <w:r>
+        <w:t>* Measuring the error.</w:t>
+      </w:r>
+    </w:p>
+    <w:p>
+      <w:r>
+        <w:t>* Adjusting pa</w:t>
+      </w:r>
+      <w:r>
+        <w:t>rameters to minimize the error.</w:t>
+      </w:r>
+    </w:p>
+    <w:p>
+      <w:r>
+        <w:t>* Repeating this process across epochs monitoring for overfitting using the validation set.</w:t>
+      </w:r>
+    </w:p>
+    <w:p/>
+    <w:p>
+      <w:pPr>
+        <w:rPr>
+          <w:b/>
+        </w:rPr>
+      </w:pPr>
+      <w:r>
+        <w:rPr>
+          <w:b/>
+        </w:rPr>
+        <w:t xml:space="preserve">Phase </w:t>
+      </w:r>
+      <w:r>
+        <w:rPr>
+          <w:b/>
+        </w:rPr>
+        <w:t>5: Model Evaluation and Testing</w:t>
+      </w:r>
+    </w:p>
+    <w:p>
+      <w:r>
+        <w:t>The trained model is evaluated</w:t>
+      </w:r>
+      <w:r>
+        <w:t xml:space="preserve"> on the test set using metrics:</w:t>
+      </w:r>
+    </w:p>
+    <w:p>
+      <w:r>
+        <w:t>* For classification: Accuracy, precision, recall, F1-score, confusion matr</w:t>
+      </w:r>
+      <w:r>
+        <w:t>ix, ROC-AUC.</w:t>
+      </w:r>
+    </w:p>
+    <w:p>
+      <w:r>
+        <w:t>* For regress</w:t>
+      </w:r>
+      <w:r>
+        <w:t xml:space="preserve">ion: MAE, MSE, RMSE, </w:t>
+      </w:r>
+      <w:proofErr w:type="gramStart"/>
+      <w:r>
+        <w:t>R</w:t>
+      </w:r>
+      <w:proofErr w:type="gramEnd"/>
+      <w:r>
+        <w:t>-squared.</w:t>
+      </w:r>
+    </w:p>
+    <w:p>
+      <w:r>
+        <w:t>* This step checks if the model generalizes well.</w:t>
+      </w:r>
+    </w:p>
+    <w:p/>
+    <w:p>
+      <w:pPr>
+        <w:rPr>
+          <w:b/>
+        </w:rPr>
+      </w:pPr>
+      <w:r>
+        <w:rPr>
+          <w:b/>
+        </w:rPr>
+        <w:t xml:space="preserve">Phase 6: </w:t>
+      </w:r>
+      <w:proofErr w:type="spellStart"/>
+      <w:r>
+        <w:rPr>
+          <w:b/>
+        </w:rPr>
+        <w:t>Hyperpa</w:t>
+      </w:r>
+      <w:r>
+        <w:rPr>
+          <w:b/>
+        </w:rPr>
+        <w:t>rameter</w:t>
+      </w:r>
+      <w:proofErr w:type="spellEnd"/>
+      <w:r>
+        <w:rPr>
+          <w:b/>
+        </w:rPr>
+        <w:t xml:space="preserve"> Tuning and Optimization</w:t>
+      </w:r>
+    </w:p>
+    <w:p>
+      <w:r>
+        <w:t xml:space="preserve">Based on evaluation results we fine-tune </w:t>
+      </w:r>
+      <w:proofErr w:type="spellStart"/>
+      <w:r>
+        <w:t>hyperparameters</w:t>
+      </w:r>
+      <w:proofErr w:type="spellEnd"/>
+      <w:r>
+        <w:t xml:space="preserve"> (like learning rate, batch size, number of layers, dropout rate) using techniques, like grid search, random search or Bayesian optimization to improve performance.</w:t>
+      </w:r>
+    </w:p>
+    <w:p/>
+    <w:p>
+      <w:pPr>
+        <w:rPr>
+          <w:b/>
+        </w:rPr>
+      </w:pPr>
+      <w:r>
+        <w:rPr>
+          <w:b/>
+        </w:rPr>
         <w:lastRenderedPageBreak/>
-        <w:t>The trained model is evaluated on the unseen test set using relevant metrics:</w:t>
-      </w:r>
-    </w:p>
-    <w:p>
-      <w:r>
-        <w:t>- Classification: Accuracy, precision, recall, F1-score, confusion matrix, ROC-AUC.</w:t>
-      </w:r>
-    </w:p>
-    <w:p>
-      <w:r>
-        <w:t>- Regression: MAE, MSE, RMSE, R-squared.</w:t>
-      </w:r>
-    </w:p>
-    <w:p>
-      <w:r>
-        <w:t>- This phase validates the model's generalisation capability.</w:t>
-      </w:r>
-    </w:p>
-    <w:p>
-      <w:pPr>
-        <w:rPr>
-          <w:b/>
-          <w:bCs/>
-        </w:rPr>
-      </w:pPr>
-      <w:r>
-        <w:rPr>
-          <w:b/>
-          <w:bCs/>
-        </w:rPr>
-        <w:t>Phase 6: Hyperparameter Tuning and Optimisation</w:t>
-      </w:r>
-    </w:p>
-    <w:p>
-      <w:r>
-        <w:t>Based on evaluation results, hyperparameters (learning rate, batch size, number of layers, dropout rate, etc.) are fine-tuned using techniques like grid search, random search, or Bayesian optimisation to improve performance.</w:t>
-      </w:r>
-    </w:p>
-    <w:p>
-      <w:pPr>
-        <w:rPr>
-          <w:b/>
-          <w:bCs/>
-        </w:rPr>
-      </w:pPr>
-      <w:r>
-        <w:rPr>
-          <w:b/>
-          <w:bCs/>
-        </w:rPr>
-        <w:t>Phase 7: Deployment and Monitoring</w:t>
-      </w:r>
-    </w:p>
-    <w:p>
-      <w:r>
-        <w:t>The final model is deployed into a production environment (via APIs, embedded systems, or cloud services). Post-deployment monitoring ensures the model continues to perform well, with retraining scheduled as new data becomes available or performance degrades.</w:t>
+        <w:t>Phase 7: Deployment and Monito</w:t>
+      </w:r>
+      <w:r>
+        <w:rPr>
+          <w:b/>
+        </w:rPr>
+        <w:t>ring</w:t>
+      </w:r>
+    </w:p>
+    <w:p>
+      <w:r>
+        <w:t>The final model is deployed into production (via APIs, embedded systems or cloud services). After deployment we monitor the model to ensure it continues to perform with retraining scheduled as new data becomes available or performance degrades.</w:t>
       </w:r>
     </w:p>
     <w:p>
@@ -2335,36 +3915,58 @@
         <w:spacing w:before="360" w:after="160"/>
         <w:jc w:val="left"/>
       </w:pPr>
-      <w:r>
-        <w:rPr>
-          <w:b/>
-        </w:rPr>
-        <w:t>Q6(b). Reframe some algorithms commonly used with Image Recognition Systems. [5 Marks]</w:t>
-      </w:r>
-    </w:p>
-    <w:p>
-      <w:r>
-        <w:t>Image recognition systems leverage various machine learning and deep learning algorithms to identify, classify, and interpret visual content. The most commonly used algorithms are:</w:t>
-      </w:r>
-    </w:p>
-    <w:p>
-      <w:pPr>
-        <w:rPr>
-          <w:b/>
-          <w:bCs/>
-        </w:rPr>
-      </w:pPr>
-      <w:r>
-        <w:rPr>
-          <w:b/>
-          <w:bCs/>
-        </w:rPr>
-        <w:t>1. Convolutional Neural Networks (CNNs):</w:t>
-      </w:r>
-    </w:p>
-    <w:p>
-      <w:r>
-        <w:t>CNNs are the backbone of modern image recognition. They use convolutional layers to automatically extract spatial features (edges, textures, shapes) from images, followed by pooling layers for dimensionality reduction and fully connected layers for classification. Notable architectures include:</w:t>
+      <w:proofErr w:type="gramStart"/>
+      <w:r>
+        <w:rPr>
+          <w:b/>
+        </w:rPr>
+        <w:t>Q6(</w:t>
+      </w:r>
+      <w:proofErr w:type="gramEnd"/>
+      <w:r>
+        <w:rPr>
+          <w:b/>
+        </w:rPr>
+        <w:t xml:space="preserve">b). Reframe </w:t>
+      </w:r>
+      <w:r>
+        <w:rPr>
+          <w:b/>
+        </w:rPr>
+        <w:t>some algorithms commonly used with Image Recognition Systems. [5 Marks]</w:t>
+      </w:r>
+    </w:p>
+    <w:p>
+      <w:r>
+        <w:t>Image recognition systems use machine learning and deep learning algorithms to identify classify and interpret visual content. The commonly used algorithms are:</w:t>
+      </w:r>
+    </w:p>
+    <w:p/>
+    <w:p>
+      <w:pPr>
+        <w:rPr>
+          <w:b/>
+        </w:rPr>
+      </w:pPr>
+      <w:r>
+        <w:rPr>
+          <w:b/>
+        </w:rPr>
+        <w:t>1. Convol</w:t>
+      </w:r>
+      <w:r>
+        <w:rPr>
+          <w:b/>
+        </w:rPr>
+        <w:t>utional Neural Networks (CNNs):</w:t>
+      </w:r>
+    </w:p>
+    <w:p>
+      <w:r>
+        <w:t>CNNs are the foundation of image recognition. They use layers to extract features from images. These features incl</w:t>
+      </w:r>
+      <w:r>
+        <w:t>ude edges, textures and shapes.</w:t>
       </w:r>
     </w:p>
     <w:p>
@@ -2372,178 +3974,275 @@
         <w:t xml:space="preserve">- </w:t>
       </w:r>
       <w:r>
-        <w:rPr>
-          <w:b/>
-          <w:bCs/>
+        <w:t xml:space="preserve"> </w:t>
+      </w:r>
+      <w:r>
+        <w:rPr>
+          <w:b/>
         </w:rPr>
         <w:t>LeNet-5</w:t>
       </w:r>
       <w:r>
-        <w:t>: One of the earliest CNNs, designed for handwritten digit recognition.</w:t>
+        <w:t xml:space="preserve"> is one of the CNNs. It was designed for</w:t>
+      </w:r>
+      <w:r>
+        <w:t xml:space="preserve"> handwritten digit recognition.</w:t>
       </w:r>
     </w:p>
     <w:p>
       <w:r>
         <w:t xml:space="preserve">- </w:t>
       </w:r>
-      <w:r>
-        <w:rPr>
-          <w:b/>
-          <w:bCs/>
-        </w:rPr>
-        <w:t>AlexNet:</w:t>
-      </w:r>
-      <w:r>
-        <w:t xml:space="preserve"> Won the 2012 ImageNet competition, popularising deep learning for image recognition.</w:t>
+      <w:proofErr w:type="spellStart"/>
+      <w:r>
+        <w:rPr>
+          <w:b/>
+        </w:rPr>
+        <w:t>AlexNet</w:t>
+      </w:r>
+      <w:proofErr w:type="spellEnd"/>
+      <w:r>
+        <w:t xml:space="preserve"> won the 2012 ImageNet competition. This made learning popular for image rec</w:t>
+      </w:r>
+      <w:r>
+        <w:t>ognition.</w:t>
       </w:r>
     </w:p>
     <w:p>
       <w:r>
         <w:t xml:space="preserve">- </w:t>
       </w:r>
-      <w:r>
-        <w:rPr>
-          <w:b/>
-          <w:bCs/>
-        </w:rPr>
-        <w:t>VGGNet:</w:t>
-      </w:r>
-      <w:r>
-        <w:t xml:space="preserve"> Uses very deep architectures (16–19 layers) with small 3×3 filters, achieving high accuracy.</w:t>
-      </w:r>
-    </w:p>
-    <w:p>
-      <w:pPr>
-        <w:rPr>
-          <w:b/>
-          <w:bCs/>
-        </w:rPr>
-      </w:pPr>
-      <w:r>
-        <w:rPr>
-          <w:b/>
-          <w:bCs/>
-        </w:rPr>
-        <w:t>2. ResNet (Residual Networks):</w:t>
-      </w:r>
-    </w:p>
-    <w:p>
-      <w:r>
-        <w:t>ResNet introduced skip connections (residual connections) that allow gradients to flow directly through the network, enabling training of extremely deep networks (50, 101, or even 152 layers) without degradation. ResNet significantly improved accuracy on complex image classification benchmarks.</w:t>
-      </w:r>
-    </w:p>
-    <w:p>
-      <w:pPr>
-        <w:rPr>
-          <w:b/>
-          <w:bCs/>
-        </w:rPr>
-      </w:pPr>
-      <w:r>
-        <w:rPr>
-          <w:b/>
-          <w:bCs/>
-        </w:rPr>
-        <w:t>3. GoogLeNet / Inception:</w:t>
-      </w:r>
-    </w:p>
-    <w:p>
-      <w:r>
-        <w:t xml:space="preserve">The Inception architecture uses parallel convolutions of different filter sizes within the same layer </w:t>
-      </w:r>
-      <w:proofErr w:type="gramStart"/>
-      <w:r>
-        <w:t>(1×1, 3×</w:t>
-      </w:r>
-      <w:proofErr w:type="gramEnd"/>
-      <w:r>
-        <w:t>3, 5×5), capturing features at multiple scales simultaneously. This makes the network wider rather than deeper, improving computational efficiency while maintaining high accuracy.</w:t>
-      </w:r>
-    </w:p>
-    <w:p>
-      <w:pPr>
-        <w:rPr>
-          <w:b/>
-          <w:bCs/>
-        </w:rPr>
-      </w:pPr>
-      <w:r>
-        <w:rPr>
-          <w:b/>
-          <w:bCs/>
+      <w:proofErr w:type="spellStart"/>
+      <w:r>
+        <w:rPr>
+          <w:b/>
+        </w:rPr>
+        <w:t>VGGNet</w:t>
+      </w:r>
+      <w:proofErr w:type="spellEnd"/>
+      <w:r>
+        <w:t xml:space="preserve"> uses very deep architectures with small filters. It achieves accuracy.</w:t>
+      </w:r>
+    </w:p>
+    <w:p/>
+    <w:p>
+      <w:pPr>
+        <w:rPr>
+          <w:b/>
+        </w:rPr>
+      </w:pPr>
+      <w:r>
+        <w:rPr>
+          <w:b/>
+        </w:rPr>
+        <w:t xml:space="preserve">2. </w:t>
+      </w:r>
+      <w:proofErr w:type="spellStart"/>
+      <w:r>
+        <w:rPr>
+          <w:b/>
+        </w:rPr>
+        <w:t>ResNet</w:t>
+      </w:r>
+      <w:proofErr w:type="spellEnd"/>
+      <w:r>
+        <w:rPr>
+          <w:b/>
+        </w:rPr>
+        <w:t xml:space="preserve"> (Residual Networks):</w:t>
+      </w:r>
+    </w:p>
+    <w:p>
+      <w:proofErr w:type="spellStart"/>
+      <w:r>
+        <w:t>ResNet</w:t>
+      </w:r>
+      <w:proofErr w:type="spellEnd"/>
+      <w:r>
+        <w:t xml:space="preserve"> introduced connections. These connections allow gradients to flow directly through the network. This enables training of deep networks without degradation. </w:t>
+      </w:r>
+      <w:proofErr w:type="spellStart"/>
+      <w:r>
+        <w:t>ResNet</w:t>
+      </w:r>
+      <w:proofErr w:type="spellEnd"/>
+      <w:r>
+        <w:t xml:space="preserve"> accuracy on complex image classification benchmarks.</w:t>
+      </w:r>
+    </w:p>
+    <w:p/>
+    <w:p>
+      <w:pPr>
+        <w:rPr>
+          <w:b/>
+        </w:rPr>
+      </w:pPr>
+      <w:r>
+        <w:rPr>
+          <w:b/>
+        </w:rPr>
+        <w:t xml:space="preserve">3. </w:t>
+      </w:r>
+      <w:proofErr w:type="spellStart"/>
+      <w:r>
+        <w:rPr>
+          <w:b/>
+        </w:rPr>
+        <w:t>GoogLeNet</w:t>
+      </w:r>
+      <w:proofErr w:type="spellEnd"/>
+      <w:r>
+        <w:rPr>
+          <w:b/>
+        </w:rPr>
+        <w:t xml:space="preserve"> / Inception:</w:t>
+      </w:r>
+    </w:p>
+    <w:p>
+      <w:r>
+        <w:t>The Inception architecture uses convolutions of different filter sizes. It captures features at scales simultaneously. This makes the network wider not deeper. It improves efficiency while maintaining high accuracy.</w:t>
+      </w:r>
+    </w:p>
+    <w:p/>
+    <w:p>
+      <w:pPr>
+        <w:rPr>
+          <w:b/>
+        </w:rPr>
+      </w:pPr>
+      <w:r>
+        <w:rPr>
+          <w:b/>
+        </w:rPr>
+        <w:t>4. YOLO (You Only Look Once):</w:t>
+      </w:r>
+    </w:p>
+    <w:p>
+      <w:r>
+        <w:t>YOLO is a real-time object detection algorithm. It predicts bounding boxes and class probabilities. It is extremely fast. This makes it ideal for applications requiring real-time processing like driving and surveillance.</w:t>
+      </w:r>
+    </w:p>
+    <w:p/>
+    <w:p/>
+    <w:p/>
+    <w:p>
+      <w:pPr>
+        <w:rPr>
+          <w:b/>
+        </w:rPr>
+      </w:pPr>
+      <w:r>
+        <w:rPr>
+          <w:b/>
         </w:rPr>
         <w:lastRenderedPageBreak/>
-        <w:t>4. YOLO (You Only Look Once):</w:t>
-      </w:r>
-    </w:p>
-    <w:p>
-      <w:r>
-        <w:t>YOLO is a real-time object detection algorithm that frames detection as a single regression problem, predicting bounding boxes and class probabilities simultaneously. It is extremely fast, making it ideal for applications requiring real-time processing such as autonomous driving and surveillance.</w:t>
-      </w:r>
-    </w:p>
-    <w:p>
-      <w:pPr>
-        <w:rPr>
-          <w:b/>
-          <w:bCs/>
-        </w:rPr>
-      </w:pPr>
-      <w:r>
-        <w:rPr>
-          <w:b/>
-          <w:bCs/>
-        </w:rPr>
-        <w:t>5. Support Vector Machines (SVM):</w:t>
-      </w:r>
-    </w:p>
-    <w:p>
-      <w:r>
-        <w:t>Before the deep learning era, SVMs were widely used for image classification. SVMs find the optimal hyperplane that maximises the margin between classes in high-dimensional feature space. They are still effective for smaller datasets or when combined with hand-crafted feature extractors like HOG (Histogram of Oriented Gradients).</w:t>
-      </w:r>
-    </w:p>
-    <w:p>
-      <w:pPr>
-        <w:rPr>
-          <w:b/>
-          <w:bCs/>
-        </w:rPr>
-      </w:pPr>
-      <w:r>
-        <w:rPr>
-          <w:b/>
-          <w:bCs/>
+        <w:t>5.</w:t>
+      </w:r>
+      <w:r>
+        <w:rPr>
+          <w:b/>
+        </w:rPr>
+        <w:t xml:space="preserve"> Support Vector Machines (SVM):</w:t>
+      </w:r>
+    </w:p>
+    <w:p>
+      <w:r>
+        <w:t xml:space="preserve">Before the deep learning era SVMs were widely used for image classification. SVMs find the hyperplane. This hyperplane </w:t>
+      </w:r>
+      <w:proofErr w:type="spellStart"/>
+      <w:r>
+        <w:t>maximises</w:t>
+      </w:r>
+      <w:proofErr w:type="spellEnd"/>
+      <w:r>
+        <w:t xml:space="preserve"> the margin between classes in dimensional feature space. They are still effective for datasets.</w:t>
+      </w:r>
+    </w:p>
+    <w:p/>
+    <w:p>
+      <w:pPr>
+        <w:rPr>
+          <w:b/>
+        </w:rPr>
+      </w:pPr>
+      <w:r>
+        <w:rPr>
+          <w:b/>
         </w:rPr>
         <w:t>6. Transfer Learning Models:</w:t>
       </w:r>
     </w:p>
     <w:p>
       <w:r>
-        <w:t>Pre-trained models such as VGG, ResNet, and EfficientNet, trained on massive datasets like ImageNet, are fine-tuned for specific image recognition tasks. Transfer learning dramatically reduces training time and data requirements, making it feasible to build accurate image classifiers with limited domain-specific data.</w:t>
-      </w:r>
-    </w:p>
-    <w:p>
-      <w:pPr>
-        <w:rPr>
-          <w:b/>
-          <w:bCs/>
-        </w:rPr>
-      </w:pPr>
-      <w:r>
-        <w:rPr>
-          <w:b/>
-          <w:bCs/>
-        </w:rPr>
-        <w:t>7. R-CNN (Region-based CNN) Family:</w:t>
-      </w:r>
-    </w:p>
-    <w:p>
-      <w:r>
-        <w:t>R-CNN, Fast R-CNN, and Faster R-CNN are designed for object detection and localisation. They combine region proposals with CNN-based feature extraction, achieving high accuracy in identifying and localising objects within images.</w:t>
-      </w:r>
-    </w:p>
-    <w:p>
-      <w:r>
-        <w:t>These algorithms, individually or in combination, power modern image recognition systems used in healthcare (medical imaging), autonomous vehicles, facial recognition, satellite imagery analysis, and retail (visual search).</w:t>
+        <w:t xml:space="preserve">-trained models like VGG, </w:t>
+      </w:r>
+      <w:proofErr w:type="spellStart"/>
+      <w:r>
+        <w:t>ResNet</w:t>
+      </w:r>
+      <w:proofErr w:type="spellEnd"/>
+      <w:r>
+        <w:t xml:space="preserve"> and </w:t>
+      </w:r>
+      <w:proofErr w:type="spellStart"/>
+      <w:r>
+        <w:t>EfficientNet</w:t>
+      </w:r>
+      <w:proofErr w:type="spellEnd"/>
+      <w:r>
+        <w:t xml:space="preserve"> are fine-tuned for specific image recognition tasks. Transfer learning reduces training time and data requirements. This makes it feasible to build image classifiers with limited domain-specific data.</w:t>
+      </w:r>
+    </w:p>
+    <w:p/>
+    <w:p>
+      <w:pPr>
+        <w:rPr>
+          <w:b/>
+        </w:rPr>
+      </w:pPr>
+      <w:r>
+        <w:rPr>
+          <w:b/>
+        </w:rPr>
+        <w:t>7. R</w:t>
+      </w:r>
+      <w:r>
+        <w:rPr>
+          <w:b/>
+        </w:rPr>
+        <w:t>-CNN (Region-based CNN) Family:</w:t>
+      </w:r>
+    </w:p>
+    <w:p>
+      <w:r>
+        <w:t xml:space="preserve">R-CNN, Fast R-CNN and Faster R-CNN are designed for object detection and </w:t>
+      </w:r>
+      <w:proofErr w:type="spellStart"/>
+      <w:r>
+        <w:t>localisation</w:t>
+      </w:r>
+      <w:proofErr w:type="spellEnd"/>
+      <w:r>
+        <w:t xml:space="preserve">. They combine region proposals with CNN-based feature extraction. This achieves accuracy in identifying and </w:t>
+      </w:r>
+      <w:proofErr w:type="spellStart"/>
+      <w:r>
+        <w:t>localising</w:t>
+      </w:r>
+      <w:proofErr w:type="spellEnd"/>
+      <w:r>
+        <w:t xml:space="preserve"> objects within images.</w:t>
+      </w:r>
+    </w:p>
+    <w:p/>
+    <w:p>
+      <w:r>
+        <w:t>These algorithms power image recognition systems. They are used in healthcare for imaging. They are used in vehicles, facial recognition, satellite imagery analysis and retail, for visual searc</w:t>
+      </w:r>
+      <w:bookmarkStart w:id="0" w:name="_GoBack"/>
+      <w:bookmarkEnd w:id="0"/>
+      <w:r>
+        <w:t>h.</w:t>
       </w:r>
     </w:p>
     <w:sectPr>
@@ -2556,8 +4255,58 @@
 </w:document>
 </file>
 
+<file path=word/endnotes.xml><?xml version="1.0" encoding="utf-8"?>
+<w:endnotes xmlns:wpc="http://schemas.microsoft.com/office/word/2010/wordprocessingCanvas" xmlns:cx="http://schemas.microsoft.com/office/drawing/2014/chartex" xmlns:cx1="http://schemas.microsoft.com/office/drawing/2015/9/8/chartex" xmlns:mc="http://schemas.openxmlformats.org/markup-compatibility/2006" xmlns:o="urn:schemas-microsoft-com:office:office" xmlns:r="http://schemas.openxmlformats.org/officeDocument/2006/relationships" xmlns:m="http://schemas.openxmlformats.org/officeDocument/2006/math" xmlns:v="urn:schemas-microsoft-com:vml" xmlns:wp14="http://schemas.microsoft.com/office/word/2010/wordprocessingDrawing" xmlns:wp="http://schemas.openxmlformats.org/drawingml/2006/wordprocessingDrawing" xmlns:w10="urn:schemas-microsoft-com:office:word" xmlns:w="http://schemas.openxmlformats.org/wordprocessingml/2006/main" xmlns:w14="http://schemas.microsoft.com/office/word/2010/wordml" xmlns:w15="http://schemas.microsoft.com/office/word/2012/wordml" xmlns:w16se="http://schemas.microsoft.com/office/word/2015/wordml/symex" xmlns:wpg="http://schemas.microsoft.com/office/word/2010/wordprocessingGroup" xmlns:wpi="http://schemas.microsoft.com/office/word/2010/wordprocessingInk" xmlns:wne="http://schemas.microsoft.com/office/word/2006/wordml" xmlns:wps="http://schemas.microsoft.com/office/word/2010/wordprocessingShape" mc:Ignorable="w14 w15 w16se wp14">
+  <w:endnote w:type="separator" w:id="-1">
+    <w:p>
+      <w:pPr>
+        <w:spacing w:after="0" w:line="240" w:lineRule="auto"/>
+      </w:pPr>
+      <w:r>
+        <w:separator/>
+      </w:r>
+    </w:p>
+  </w:endnote>
+  <w:endnote w:type="continuationSeparator" w:id="0">
+    <w:p>
+      <w:pPr>
+        <w:spacing w:after="0" w:line="240" w:lineRule="auto"/>
+      </w:pPr>
+      <w:r>
+        <w:continuationSeparator/>
+      </w:r>
+    </w:p>
+  </w:endnote>
+</w:endnotes>
+</file>
+
+<file path=word/footnotes.xml><?xml version="1.0" encoding="utf-8"?>
+<w:footnotes xmlns:wpc="http://schemas.microsoft.com/office/word/2010/wordprocessingCanvas" xmlns:cx="http://schemas.microsoft.com/office/drawing/2014/chartex" xmlns:cx1="http://schemas.microsoft.com/office/drawing/2015/9/8/chartex" xmlns:mc="http://schemas.openxmlformats.org/markup-compatibility/2006" xmlns:o="urn:schemas-microsoft-com:office:office" xmlns:r="http://schemas.openxmlformats.org/officeDocument/2006/relationships" xmlns:m="http://schemas.openxmlformats.org/officeDocument/2006/math" xmlns:v="urn:schemas-microsoft-com:vml" xmlns:wp14="http://schemas.microsoft.com/office/word/2010/wordprocessingDrawing" xmlns:wp="http://schemas.openxmlformats.org/drawingml/2006/wordprocessingDrawing" xmlns:w10="urn:schemas-microsoft-com:office:word" xmlns:w="http://schemas.openxmlformats.org/wordprocessingml/2006/main" xmlns:w14="http://schemas.microsoft.com/office/word/2010/wordml" xmlns:w15="http://schemas.microsoft.com/office/word/2012/wordml" xmlns:w16se="http://schemas.microsoft.com/office/word/2015/wordml/symex" xmlns:wpg="http://schemas.microsoft.com/office/word/2010/wordprocessingGroup" xmlns:wpi="http://schemas.microsoft.com/office/word/2010/wordprocessingInk" xmlns:wne="http://schemas.microsoft.com/office/word/2006/wordml" xmlns:wps="http://schemas.microsoft.com/office/word/2010/wordprocessingShape" mc:Ignorable="w14 w15 w16se wp14">
+  <w:footnote w:type="separator" w:id="-1">
+    <w:p>
+      <w:pPr>
+        <w:spacing w:after="0" w:line="240" w:lineRule="auto"/>
+      </w:pPr>
+      <w:r>
+        <w:separator/>
+      </w:r>
+    </w:p>
+  </w:footnote>
+  <w:footnote w:type="continuationSeparator" w:id="0">
+    <w:p>
+      <w:pPr>
+        <w:spacing w:after="0" w:line="240" w:lineRule="auto"/>
+      </w:pPr>
+      <w:r>
+        <w:continuationSeparator/>
+      </w:r>
+    </w:p>
+  </w:footnote>
+</w:footnotes>
+</file>
+
 <file path=word/numbering.xml><?xml version="1.0" encoding="utf-8"?>
-<w:numbering xmlns:wpc="http://schemas.microsoft.com/office/word/2010/wordprocessingCanvas" xmlns:cx="http://schemas.microsoft.com/office/drawing/2014/chartex" xmlns:cx1="http://schemas.microsoft.com/office/drawing/2015/9/8/chartex" xmlns:cx2="http://schemas.microsoft.com/office/drawing/2015/10/21/chartex" xmlns:cx3="http://schemas.microsoft.com/office/drawing/2016/5/9/chartex" xmlns:cx4="http://schemas.microsoft.com/office/drawing/2016/5/10/chartex" xmlns:cx5="http://schemas.microsoft.com/office/drawing/2016/5/11/chartex" xmlns:cx6="http://schemas.microsoft.com/office/drawing/2016/5/12/chartex" xmlns:cx7="http://schemas.microsoft.com/office/drawing/2016/5/13/chartex" xmlns:cx8="http://schemas.microsoft.com/office/drawing/2016/5/14/chartex" xmlns:mc="http://schemas.openxmlformats.org/markup-compatibility/2006" xmlns:aink="http://schemas.microsoft.com/office/drawing/2016/ink" xmlns:am3d="http://schemas.microsoft.com/office/drawing/2017/model3d" xmlns:o="urn:schemas-microsoft-com:office:office" xmlns:oel="http://schemas.microsoft.com/office/2019/extlst" xmlns:r="http://schemas.openxmlformats.org/officeDocument/2006/relationships" xmlns:m="http://schemas.openxmlformats.org/officeDocument/2006/math" xmlns:v="urn:schemas-microsoft-com:vml" xmlns:wp14="http://schemas.microsoft.com/office/word/2010/wordprocessingDrawing" xmlns:wp="http://schemas.openxmlformats.org/drawingml/2006/wordprocessingDrawing" xmlns:w10="urn:schemas-microsoft-com:office:word" xmlns:w="http://schemas.openxmlformats.org/wordprocessingml/2006/main" xmlns:w14="http://schemas.microsoft.com/office/word/2010/wordml" xmlns:w15="http://schemas.microsoft.com/office/word/2012/wordml" xmlns:w16cex="http://schemas.microsoft.com/office/word/2018/wordml/cex" xmlns:w16cid="http://schemas.microsoft.com/office/word/2016/wordml/cid" xmlns:w16="http://schemas.microsoft.com/office/word/2018/wordml" xmlns:w16du="http://schemas.microsoft.com/office/word/2023/wordml/word16du" xmlns:w16sdtdh="http://schemas.microsoft.com/office/word/2020/wordml/sdtdatahash" xmlns:w16sdtfl="http://schemas.microsoft.com/office/word/2024/wordml/sdtformatlock" xmlns:w16se="http://schemas.microsoft.com/office/word/2015/wordml/symex" xmlns:wpg="http://schemas.microsoft.com/office/word/2010/wordprocessingGroup" xmlns:wpi="http://schemas.microsoft.com/office/word/2010/wordprocessingInk" xmlns:wne="http://schemas.microsoft.com/office/word/2006/wordml" xmlns:wps="http://schemas.microsoft.com/office/word/2010/wordprocessingShape" mc:Ignorable="w14 w15 w16se w16cid w16 w16cex w16sdtdh w16sdtfl w16du wp14">
+<w:numbering xmlns:wpc="http://schemas.microsoft.com/office/word/2010/wordprocessingCanvas" xmlns:cx="http://schemas.microsoft.com/office/drawing/2014/chartex" xmlns:cx1="http://schemas.microsoft.com/office/drawing/2015/9/8/chartex" xmlns:mc="http://schemas.openxmlformats.org/markup-compatibility/2006" xmlns:o="urn:schemas-microsoft-com:office:office" xmlns:r="http://schemas.openxmlformats.org/officeDocument/2006/relationships" xmlns:m="http://schemas.openxmlformats.org/officeDocument/2006/math" xmlns:v="urn:schemas-microsoft-com:vml" xmlns:wp14="http://schemas.microsoft.com/office/word/2010/wordprocessingDrawing" xmlns:wp="http://schemas.openxmlformats.org/drawingml/2006/wordprocessingDrawing" xmlns:w10="urn:schemas-microsoft-com:office:word" xmlns:w="http://schemas.openxmlformats.org/wordprocessingml/2006/main" xmlns:w14="http://schemas.microsoft.com/office/word/2010/wordml" xmlns:w15="http://schemas.microsoft.com/office/word/2012/wordml" xmlns:w16se="http://schemas.microsoft.com/office/word/2015/wordml/symex" xmlns:wpg="http://schemas.microsoft.com/office/word/2010/wordprocessingGroup" xmlns:wpi="http://schemas.microsoft.com/office/word/2010/wordprocessingInk" xmlns:wne="http://schemas.microsoft.com/office/word/2006/wordml" xmlns:wps="http://schemas.microsoft.com/office/word/2010/wordprocessingShape" mc:Ignorable="w14 w15 w16se wp14">
   <w:abstractNum w:abstractNumId="0" w15:restartNumberingAfterBreak="0">
     <w:nsid w:val="FFFFFF7C"/>
     <w:multiLevelType w:val="singleLevel"/>
@@ -2729,38 +4478,38 @@
       </w:rPr>
     </w:lvl>
   </w:abstractNum>
-  <w:num w:numId="1" w16cid:durableId="1655796734">
+  <w:num w:numId="1">
     <w:abstractNumId w:val="8"/>
   </w:num>
-  <w:num w:numId="2" w16cid:durableId="357856878">
+  <w:num w:numId="2">
     <w:abstractNumId w:val="6"/>
   </w:num>
-  <w:num w:numId="3" w16cid:durableId="909968085">
+  <w:num w:numId="3">
     <w:abstractNumId w:val="5"/>
   </w:num>
-  <w:num w:numId="4" w16cid:durableId="1611427975">
+  <w:num w:numId="4">
     <w:abstractNumId w:val="4"/>
   </w:num>
-  <w:num w:numId="5" w16cid:durableId="665091518">
+  <w:num w:numId="5">
     <w:abstractNumId w:val="7"/>
   </w:num>
-  <w:num w:numId="6" w16cid:durableId="400295770">
+  <w:num w:numId="6">
     <w:abstractNumId w:val="3"/>
   </w:num>
-  <w:num w:numId="7" w16cid:durableId="1778214939">
+  <w:num w:numId="7">
     <w:abstractNumId w:val="2"/>
   </w:num>
-  <w:num w:numId="8" w16cid:durableId="378087543">
+  <w:num w:numId="8">
     <w:abstractNumId w:val="1"/>
   </w:num>
-  <w:num w:numId="9" w16cid:durableId="1196967109">
+  <w:num w:numId="9">
     <w:abstractNumId w:val="0"/>
   </w:num>
 </w:numbering>
 </file>
 
 <file path=word/styles.xml><?xml version="1.0" encoding="utf-8"?>
-<w:styles xmlns:mc="http://schemas.openxmlformats.org/markup-compatibility/2006" xmlns:r="http://schemas.openxmlformats.org/officeDocument/2006/relationships" xmlns:w="http://schemas.openxmlformats.org/wordprocessingml/2006/main" xmlns:w14="http://schemas.microsoft.com/office/word/2010/wordml" xmlns:w15="http://schemas.microsoft.com/office/word/2012/wordml" xmlns:w16cex="http://schemas.microsoft.com/office/word/2018/wordml/cex" xmlns:w16cid="http://schemas.microsoft.com/office/word/2016/wordml/cid" xmlns:w16="http://schemas.microsoft.com/office/word/2018/wordml" xmlns:w16du="http://schemas.microsoft.com/office/word/2023/wordml/word16du" xmlns:w16sdtdh="http://schemas.microsoft.com/office/word/2020/wordml/sdtdatahash" xmlns:w16sdtfl="http://schemas.microsoft.com/office/word/2024/wordml/sdtformatlock" xmlns:w16se="http://schemas.microsoft.com/office/word/2015/wordml/symex" mc:Ignorable="w14 w15 w16se w16cid w16 w16cex w16sdtdh w16sdtfl w16du">
+<w:styles xmlns:mc="http://schemas.openxmlformats.org/markup-compatibility/2006" xmlns:r="http://schemas.openxmlformats.org/officeDocument/2006/relationships" xmlns:w="http://schemas.openxmlformats.org/wordprocessingml/2006/main" xmlns:w14="http://schemas.microsoft.com/office/word/2010/wordml" xmlns:w15="http://schemas.microsoft.com/office/word/2012/wordml" xmlns:w16se="http://schemas.microsoft.com/office/word/2015/wordml/symex" mc:Ignorable="w14 w15 w16se">
   <w:docDefaults>
     <w:rPrDefault>
       <w:rPr>
@@ -2776,7 +4525,7 @@
       </w:pPr>
     </w:pPrDefault>
   </w:docDefaults>
-  <w:latentStyles w:defLockedState="0" w:defUIPriority="99" w:defSemiHidden="0" w:defUnhideWhenUsed="0" w:defQFormat="0" w:count="376">
+  <w:latentStyles w:defLockedState="0" w:defUIPriority="99" w:defSemiHidden="0" w:defUnhideWhenUsed="0" w:defQFormat="0" w:count="371">
     <w:lsdException w:name="Normal" w:uiPriority="0" w:qFormat="1"/>
     <w:lsdException w:name="heading 1" w:uiPriority="9" w:qFormat="1"/>
     <w:lsdException w:name="heading 2" w:semiHidden="1" w:uiPriority="9" w:unhideWhenUsed="1" w:qFormat="1"/>
@@ -3139,11 +4888,6 @@
     <w:lsdException w:name="List Table 5 Dark Accent 6" w:uiPriority="50"/>
     <w:lsdException w:name="List Table 6 Colorful Accent 6" w:uiPriority="51"/>
     <w:lsdException w:name="List Table 7 Colorful Accent 6" w:uiPriority="52"/>
-    <w:lsdException w:name="Mention" w:semiHidden="1" w:unhideWhenUsed="1"/>
-    <w:lsdException w:name="Smart Hyperlink" w:semiHidden="1" w:unhideWhenUsed="1"/>
-    <w:lsdException w:name="Hashtag" w:semiHidden="1" w:unhideWhenUsed="1"/>
-    <w:lsdException w:name="Unresolved Mention" w:semiHidden="1" w:unhideWhenUsed="1"/>
-    <w:lsdException w:name="Smart Link" w:semiHidden="1" w:unhideWhenUsed="1"/>
   </w:latentStyles>
   <w:style w:type="paragraph" w:default="1" w:styleId="Normal">
     <w:name w:val="Normal"/>
@@ -14465,7 +16209,7 @@
 </file>
 
 <file path=customXml/itemProps1.xml><?xml version="1.0" encoding="utf-8"?>
-<ds:datastoreItem xmlns:ds="http://schemas.openxmlformats.org/officeDocument/2006/customXml" ds:itemID="{EF278816-EC6F-A645-907D-7F25AECB1D4A}">
+<ds:datastoreItem xmlns:ds="http://schemas.openxmlformats.org/officeDocument/2006/customXml" ds:itemID="{8842919D-C253-4D7F-BCBC-034288AFB3C9}">
   <ds:schemaRefs>
     <ds:schemaRef ds:uri="http://schemas.openxmlformats.org/officeDocument/2006/bibliography"/>
   </ds:schemaRefs>
